--- a/Specifications_techniques.docx
+++ b/Specifications_techniques.docx
@@ -916,10 +916,7 @@
               <w:spacing w:line="240" w:lineRule="auto"/>
             </w:pPr>
             <w:r>
-              <w:t>Création</w:t>
-            </w:r>
-            <w:r>
-              <w:t xml:space="preserve"> d’une page de connexion</w:t>
+              <w:t>Création d’un menu</w:t>
             </w:r>
           </w:p>
         </w:tc>
@@ -945,7 +942,7 @@
               <w:spacing w:line="240" w:lineRule="auto"/>
             </w:pPr>
             <w:r>
-              <w:t>Une modale doit apparaitre pour pouvoir s’inscrire ou se connecter</w:t>
+              <w:t>Le menu doit être créé depuis une interface simple et dynamique</w:t>
             </w:r>
           </w:p>
         </w:tc>
@@ -975,17 +972,6 @@
               <w:t>React</w:t>
             </w:r>
             <w:proofErr w:type="spellEnd"/>
-            <w:r>
-              <w:t xml:space="preserve"> + </w:t>
-            </w:r>
-            <w:proofErr w:type="spellStart"/>
-            <w:r>
-              <w:t>createPortal</w:t>
-            </w:r>
-            <w:proofErr w:type="spellEnd"/>
-            <w:r>
-              <w:t xml:space="preserve"> </w:t>
-            </w:r>
           </w:p>
         </w:tc>
         <w:tc>
@@ -1009,16 +995,13 @@
               <w:pStyle w:val="Standard"/>
               <w:spacing w:line="240" w:lineRule="auto"/>
             </w:pPr>
-            <w:r>
-              <w:t xml:space="preserve">Permet d’afficher une modale au-dessus de l’interface principale, tout en gardant une structure </w:t>
-            </w:r>
             <w:proofErr w:type="spellStart"/>
             <w:r>
               <w:t>React</w:t>
             </w:r>
             <w:proofErr w:type="spellEnd"/>
             <w:r>
-              <w:t xml:space="preserve"> claire.</w:t>
+              <w:t xml:space="preserve"> permet de créer une interface interactive avec des composants réutilisables.</w:t>
             </w:r>
           </w:p>
         </w:tc>
@@ -1044,29 +1027,7 @@
               <w:spacing w:line="240" w:lineRule="auto"/>
             </w:pPr>
             <w:r>
-              <w:t xml:space="preserve">1) </w:t>
-            </w:r>
-            <w:proofErr w:type="spellStart"/>
-            <w:r>
-              <w:rPr>
-                <w:rStyle w:val="CodeHTML"/>
-                <w:rFonts w:ascii="Arial" w:eastAsia="Arial" w:hAnsi="Arial" w:cs="Arial"/>
-                <w:sz w:val="22"/>
-                <w:szCs w:val="22"/>
-              </w:rPr>
-              <w:t>createPortal</w:t>
-            </w:r>
-            <w:proofErr w:type="spellEnd"/>
-            <w:r>
-              <w:t xml:space="preserve"> est prévu par </w:t>
-            </w:r>
-            <w:proofErr w:type="spellStart"/>
-            <w:r>
-              <w:t>React</w:t>
-            </w:r>
-            <w:proofErr w:type="spellEnd"/>
-            <w:r>
-              <w:t xml:space="preserve"> pour afficher des modales hors de la hiérarchie DOM principale. </w:t>
+              <w:t xml:space="preserve">1) Adapté aux interfaces dynamiques. </w:t>
             </w:r>
           </w:p>
           <w:p>
@@ -1081,7 +1042,7 @@
               <w:spacing w:line="240" w:lineRule="auto"/>
             </w:pPr>
             <w:r>
-              <w:t>2) Cela améliore l’expérience utilisateur car l’utilisateur reste sur la même page.</w:t>
+              <w:t>2) Facilite la réutilisation des composants comme Menu, Catégorie ou Plat.</w:t>
             </w:r>
           </w:p>
         </w:tc>
@@ -1109,7 +1070,7 @@
               <w:spacing w:line="240" w:lineRule="auto"/>
             </w:pPr>
             <w:r>
-              <w:t>Sécurité des ID connexions</w:t>
+              <w:t>Création d'une catégorie de menu</w:t>
             </w:r>
           </w:p>
         </w:tc>
@@ -1135,7 +1096,7 @@
               <w:spacing w:line="240" w:lineRule="auto"/>
             </w:pPr>
             <w:r>
-              <w:t>Les mots de passe ne doivent jamais être stockés en clair</w:t>
+              <w:t>L'ajout d'une catégorie doit pouvoir se faire directement sur l'écran de création de menu depuis une modale.</w:t>
             </w:r>
           </w:p>
         </w:tc>
@@ -1161,12 +1122,13 @@
               <w:spacing w:line="240" w:lineRule="auto"/>
             </w:pPr>
             <w:proofErr w:type="spellStart"/>
-            <w:proofErr w:type="gramStart"/>
-            <w:r>
-              <w:t>bcrypt</w:t>
+            <w:r>
+              <w:t>React</w:t>
             </w:r>
             <w:proofErr w:type="spellEnd"/>
-            <w:proofErr w:type="gramEnd"/>
+            <w:r>
+              <w:t>-modal</w:t>
+            </w:r>
           </w:p>
         </w:tc>
         <w:tc>
@@ -1190,23 +1152,16 @@
               <w:pStyle w:val="Standard"/>
               <w:spacing w:line="240" w:lineRule="auto"/>
             </w:pPr>
+            <w:r>
+              <w:t xml:space="preserve">Cette librairie </w:t>
+            </w:r>
             <w:proofErr w:type="spellStart"/>
-            <w:proofErr w:type="gramStart"/>
-            <w:r>
-              <w:t>bcrypt</w:t>
+            <w:r>
+              <w:t>React</w:t>
             </w:r>
             <w:proofErr w:type="spellEnd"/>
-            <w:proofErr w:type="gramEnd"/>
-            <w:r>
-              <w:t xml:space="preserve"> permet de </w:t>
-            </w:r>
-            <w:proofErr w:type="spellStart"/>
-            <w:r>
-              <w:t>hasher</w:t>
-            </w:r>
-            <w:proofErr w:type="spellEnd"/>
-            <w:r>
-              <w:t xml:space="preserve"> les mots de passe avant leur enregistrement en base de données.</w:t>
+            <w:r>
+              <w:t xml:space="preserve"> permet de créer simplement des modales performantes, accessibles avec un minimum de code.</w:t>
             </w:r>
           </w:p>
         </w:tc>
@@ -1229,16 +1184,22 @@
           <w:p>
             <w:pPr>
               <w:pStyle w:val="Standard"/>
-              <w:spacing w:line="240" w:lineRule="auto"/>
             </w:pPr>
             <w:r>
-              <w:t xml:space="preserve">1) Le mot de passe original n’est pas stocké. </w:t>
+              <w:t xml:space="preserve">1) Nous avons choisi de développer en </w:t>
+            </w:r>
+            <w:proofErr w:type="spellStart"/>
+            <w:r>
+              <w:t>React</w:t>
+            </w:r>
+            <w:proofErr w:type="spellEnd"/>
+            <w:r>
+              <w:t>, la librairie est cohérente avec ce choix.</w:t>
             </w:r>
           </w:p>
           <w:p>
             <w:pPr>
               <w:pStyle w:val="Standard"/>
-              <w:spacing w:line="240" w:lineRule="auto"/>
             </w:pPr>
           </w:p>
           <w:p>
@@ -1247,7 +1208,7 @@
               <w:spacing w:line="240" w:lineRule="auto"/>
             </w:pPr>
             <w:r>
-              <w:t>2) Le hash rend l’exploitation des données beaucoup plus difficile en cas de fuite.</w:t>
+              <w:t>2) Il s'agit de la librairie la plus utilisée.</w:t>
             </w:r>
           </w:p>
         </w:tc>
@@ -1275,7 +1236,7 @@
               <w:spacing w:line="240" w:lineRule="auto"/>
             </w:pPr>
             <w:r>
-              <w:t>Authentification utilisateur</w:t>
+              <w:t>Sauvegarde des menus</w:t>
             </w:r>
           </w:p>
         </w:tc>
@@ -1301,7 +1262,7 @@
               <w:spacing w:line="240" w:lineRule="auto"/>
             </w:pPr>
             <w:r>
-              <w:t>L’utilisateur doit rester connecté après connexion</w:t>
+              <w:t>Les menus doivent être conservés et retrouvés plus tard</w:t>
             </w:r>
           </w:p>
         </w:tc>
@@ -1327,7 +1288,7 @@
               <w:spacing w:line="240" w:lineRule="auto"/>
             </w:pPr>
             <w:r>
-              <w:t>JWT</w:t>
+              <w:t>MongoDB</w:t>
             </w:r>
           </w:p>
         </w:tc>
@@ -1353,15 +1314,7 @@
               <w:spacing w:line="240" w:lineRule="auto"/>
             </w:pPr>
             <w:r>
-              <w:t xml:space="preserve">Un </w:t>
-            </w:r>
-            <w:proofErr w:type="spellStart"/>
-            <w:r>
-              <w:t>token</w:t>
-            </w:r>
-            <w:proofErr w:type="spellEnd"/>
-            <w:r>
-              <w:t xml:space="preserve"> est généré après connexion et envoyé avec les requêtes protégées.</w:t>
+              <w:t>Base de données NoSQL permettant de stocker des menus sous forme de documents.</w:t>
             </w:r>
           </w:p>
         </w:tc>
@@ -1387,7 +1340,7 @@
               <w:spacing w:line="240" w:lineRule="auto"/>
             </w:pPr>
             <w:r>
-              <w:t xml:space="preserve">1) JWT est un standard permettant de transmettre des informations signées entre deux parties. </w:t>
+              <w:t xml:space="preserve">1) Adapté aux données flexibles comme menus, catégories et plats. </w:t>
             </w:r>
           </w:p>
           <w:p>
@@ -1402,7 +1355,7 @@
               <w:spacing w:line="240" w:lineRule="auto"/>
             </w:pPr>
             <w:r>
-              <w:t>2) Il est adapté aux API REST car il évite de stocker une session côté serveur.</w:t>
+              <w:t>2) Facile à faire évoluer si de nouvelles options sont ajoutées.</w:t>
             </w:r>
           </w:p>
         </w:tc>
@@ -1430,7 +1383,7 @@
               <w:spacing w:line="240" w:lineRule="auto"/>
             </w:pPr>
             <w:r>
-              <w:t>Création d’un formulaire d’inscription</w:t>
+              <w:t>Affichage public du menu</w:t>
             </w:r>
           </w:p>
         </w:tc>
@@ -1456,11 +1409,7 @@
               <w:spacing w:line="240" w:lineRule="auto"/>
             </w:pPr>
             <w:r>
-              <w:t xml:space="preserve">Les champs doivent être validés avant </w:t>
-            </w:r>
-            <w:r>
-              <w:lastRenderedPageBreak/>
-              <w:t>l’envoi</w:t>
+              <w:t>Le menu doit être accessible via un lien public</w:t>
             </w:r>
           </w:p>
         </w:tc>
@@ -1487,12 +1436,11 @@
             </w:pPr>
             <w:proofErr w:type="spellStart"/>
             <w:r>
-              <w:lastRenderedPageBreak/>
               <w:t>React</w:t>
             </w:r>
             <w:proofErr w:type="spellEnd"/>
             <w:r>
-              <w:t xml:space="preserve"> Hook Form</w:t>
+              <w:t xml:space="preserve"> Router</w:t>
             </w:r>
           </w:p>
         </w:tc>
@@ -1517,13 +1465,19 @@
               <w:pStyle w:val="Standard"/>
               <w:spacing w:line="240" w:lineRule="auto"/>
             </w:pPr>
-            <w:r>
-              <w:t xml:space="preserve">Librairie permettant de gérer facilement les </w:t>
-            </w:r>
-            <w:r>
-              <w:lastRenderedPageBreak/>
-              <w:t>formulaires et les erreurs de validation.</w:t>
-            </w:r>
+            <w:proofErr w:type="spellStart"/>
+            <w:r>
+              <w:t>React</w:t>
+            </w:r>
+            <w:proofErr w:type="spellEnd"/>
+            <w:r>
+              <w:t xml:space="preserve"> Router permet de gérer les pages dynamiques comme /menu</w:t>
+            </w:r>
+            <w:proofErr w:type="gramStart"/>
+            <w:r>
+              <w:t>/:id.</w:t>
+            </w:r>
+            <w:proofErr w:type="gramEnd"/>
           </w:p>
         </w:tc>
         <w:tc>
@@ -1548,16 +1502,7 @@
               <w:spacing w:line="240" w:lineRule="auto"/>
             </w:pPr>
             <w:r>
-              <w:lastRenderedPageBreak/>
-              <w:t xml:space="preserve">1) Elle simplifie la gestion des formulaires </w:t>
-            </w:r>
-            <w:proofErr w:type="spellStart"/>
-            <w:r>
-              <w:t>React</w:t>
-            </w:r>
-            <w:proofErr w:type="spellEnd"/>
-            <w:r>
-              <w:t xml:space="preserve">. </w:t>
+              <w:t xml:space="preserve">1) Permet une navigation fluide. </w:t>
             </w:r>
           </w:p>
           <w:p>
@@ -1566,8 +1511,11 @@
               <w:spacing w:line="240" w:lineRule="auto"/>
             </w:pPr>
             <w:r>
+              <w:t xml:space="preserve">2) Facilite la création de pages </w:t>
+            </w:r>
+            <w:r>
               <w:lastRenderedPageBreak/>
-              <w:t>2) Elle permet d’afficher facilement les erreurs utilisateur.</w:t>
+              <w:t>publiques personnalisées.</w:t>
             </w:r>
           </w:p>
         </w:tc>
@@ -1596,8 +1544,13 @@
             </w:pPr>
             <w:r>
               <w:lastRenderedPageBreak/>
-              <w:t>Création d’un menu</w:t>
-            </w:r>
+              <w:t xml:space="preserve">Personnalisation du </w:t>
+            </w:r>
+            <w:proofErr w:type="spellStart"/>
+            <w:r>
+              <w:t>branding</w:t>
+            </w:r>
+            <w:proofErr w:type="spellEnd"/>
           </w:p>
         </w:tc>
         <w:tc>
@@ -1622,7 +1575,7 @@
               <w:spacing w:line="240" w:lineRule="auto"/>
             </w:pPr>
             <w:r>
-              <w:t>Le menu doit être créé depuis une interface simple et dynamique</w:t>
+              <w:t>Le restaurateur doit ajouter un logo et choisir des couleurs de base</w:t>
             </w:r>
           </w:p>
         </w:tc>
@@ -1652,6 +1605,17 @@
               <w:t>React</w:t>
             </w:r>
             <w:proofErr w:type="spellEnd"/>
+            <w:r>
+              <w:t xml:space="preserve"> + </w:t>
+            </w:r>
+            <w:proofErr w:type="spellStart"/>
+            <w:r>
+              <w:t>FormData</w:t>
+            </w:r>
+            <w:proofErr w:type="spellEnd"/>
+            <w:r>
+              <w:t xml:space="preserve"> + Multer</w:t>
+            </w:r>
           </w:p>
         </w:tc>
         <w:tc>
@@ -1675,13 +1639,16 @@
               <w:pStyle w:val="Standard"/>
               <w:spacing w:line="240" w:lineRule="auto"/>
             </w:pPr>
+            <w:r>
+              <w:t xml:space="preserve">Le front envoie le logo et les couleurs au </w:t>
+            </w:r>
             <w:proofErr w:type="spellStart"/>
             <w:r>
-              <w:t>React</w:t>
+              <w:t>back-end</w:t>
             </w:r>
             <w:proofErr w:type="spellEnd"/>
             <w:r>
-              <w:t xml:space="preserve"> permet de créer une interface interactive avec des composants réutilisables.</w:t>
+              <w:t xml:space="preserve"> pour sauvegarde.</w:t>
             </w:r>
           </w:p>
         </w:tc>
@@ -1707,22 +1674,19 @@
               <w:spacing w:line="240" w:lineRule="auto"/>
             </w:pPr>
             <w:r>
-              <w:t xml:space="preserve">1) Adapté aux interfaces dynamiques. </w:t>
-            </w:r>
-          </w:p>
-          <w:p>
-            <w:pPr>
-              <w:pStyle w:val="Standard"/>
-              <w:spacing w:line="240" w:lineRule="auto"/>
-            </w:pPr>
-          </w:p>
-          <w:p>
-            <w:pPr>
-              <w:pStyle w:val="Standard"/>
-              <w:spacing w:line="240" w:lineRule="auto"/>
-            </w:pPr>
-            <w:r>
-              <w:t>2) Facilite la réutilisation des composants comme Menu, Catégorie ou Plat.</w:t>
+              <w:t xml:space="preserve">1) </w:t>
+            </w:r>
+            <w:proofErr w:type="spellStart"/>
+            <w:r>
+              <w:t>FormData</w:t>
+            </w:r>
+            <w:proofErr w:type="spellEnd"/>
+            <w:r>
+              <w:t xml:space="preserve"> permet d’envoyer un fichier avec des données texte. </w:t>
+            </w:r>
+            <w:r>
+              <w:br/>
+              <w:t>2) Multer récupère correctement les fichiers côté serveur.</w:t>
             </w:r>
           </w:p>
         </w:tc>
@@ -1750,7 +1714,7 @@
               <w:spacing w:line="240" w:lineRule="auto"/>
             </w:pPr>
             <w:r>
-              <w:t>Création d'une catégorie de menu</w:t>
+              <w:t>Accessibilité</w:t>
             </w:r>
           </w:p>
         </w:tc>
@@ -1776,7 +1740,7 @@
               <w:spacing w:line="240" w:lineRule="auto"/>
             </w:pPr>
             <w:r>
-              <w:t>L'ajout d'une catégorie doit pouvoir se faire directement sur l'écran de création de menu depuis une modale.</w:t>
+              <w:t>Le site doit être utilisable par le plus grand nombre</w:t>
             </w:r>
           </w:p>
         </w:tc>
@@ -1801,13 +1765,8 @@
               <w:pStyle w:val="Standard"/>
               <w:spacing w:line="240" w:lineRule="auto"/>
             </w:pPr>
-            <w:proofErr w:type="spellStart"/>
-            <w:r>
-              <w:t>React</w:t>
-            </w:r>
-            <w:proofErr w:type="spellEnd"/>
-            <w:r>
-              <w:t>-modal</w:t>
+            <w:r>
+              <w:t>HTML sémantique + bonnes pratiques WCAG</w:t>
             </w:r>
           </w:p>
         </w:tc>
@@ -1833,15 +1792,7 @@
               <w:spacing w:line="240" w:lineRule="auto"/>
             </w:pPr>
             <w:r>
-              <w:t xml:space="preserve">Cette librairie </w:t>
-            </w:r>
-            <w:proofErr w:type="spellStart"/>
-            <w:r>
-              <w:t>React</w:t>
-            </w:r>
-            <w:proofErr w:type="spellEnd"/>
-            <w:r>
-              <w:t xml:space="preserve"> permet de créer simplement des modales performantes, accessibles avec un minimum de code.</w:t>
+              <w:t>Utilisation de balises adaptées, contrastes lisibles et navigation clavier.</w:t>
             </w:r>
           </w:p>
         </w:tc>
@@ -1864,22 +1815,16 @@
           <w:p>
             <w:pPr>
               <w:pStyle w:val="Standard"/>
+              <w:spacing w:line="240" w:lineRule="auto"/>
             </w:pPr>
             <w:r>
-              <w:t xml:space="preserve">1) Nous avons choisi de développer en </w:t>
-            </w:r>
-            <w:proofErr w:type="spellStart"/>
-            <w:r>
-              <w:t>React</w:t>
-            </w:r>
-            <w:proofErr w:type="spellEnd"/>
-            <w:r>
-              <w:t>, la librairie est cohérente avec ce choix.</w:t>
+              <w:t xml:space="preserve">1) Améliore l’expérience de tous les utilisateurs. </w:t>
             </w:r>
           </w:p>
           <w:p>
             <w:pPr>
               <w:pStyle w:val="Standard"/>
+              <w:spacing w:line="240" w:lineRule="auto"/>
             </w:pPr>
           </w:p>
           <w:p>
@@ -1888,7 +1833,7 @@
               <w:spacing w:line="240" w:lineRule="auto"/>
             </w:pPr>
             <w:r>
-              <w:t>2) Il s'agit de la librairie la plus utilisée.</w:t>
+              <w:t>2) Rend le site plus professionnel et conforme aux bonnes pratiques.</w:t>
             </w:r>
           </w:p>
         </w:tc>
@@ -1916,7 +1861,7 @@
               <w:spacing w:line="240" w:lineRule="auto"/>
             </w:pPr>
             <w:r>
-              <w:t>Sauvegarde des menus</w:t>
+              <w:t>Exportation PDF</w:t>
             </w:r>
           </w:p>
         </w:tc>
@@ -1942,7 +1887,7 @@
               <w:spacing w:line="240" w:lineRule="auto"/>
             </w:pPr>
             <w:r>
-              <w:t>Les menus doivent être conservés et retrouvés plus tard</w:t>
+              <w:t>Le restaurateur doit télécharger son menu en un clic.</w:t>
             </w:r>
           </w:p>
         </w:tc>
@@ -1967,9 +1912,11 @@
               <w:pStyle w:val="Standard"/>
               <w:spacing w:line="240" w:lineRule="auto"/>
             </w:pPr>
-            <w:r>
-              <w:t>MongoDB</w:t>
-            </w:r>
+            <w:proofErr w:type="spellStart"/>
+            <w:r>
+              <w:t>PDFKit</w:t>
+            </w:r>
+            <w:proofErr w:type="spellEnd"/>
           </w:p>
         </w:tc>
         <w:tc>
@@ -1994,7 +1941,7 @@
               <w:spacing w:line="240" w:lineRule="auto"/>
             </w:pPr>
             <w:r>
-              <w:t>Base de données NoSQL permettant de stocker des menus sous forme de documents.</w:t>
+              <w:t>Génère automatiquement un fichier PDF à partir des données du menu.</w:t>
             </w:r>
           </w:p>
         </w:tc>
@@ -2020,22 +1967,11 @@
               <w:spacing w:line="240" w:lineRule="auto"/>
             </w:pPr>
             <w:r>
-              <w:t xml:space="preserve">1) Adapté aux données flexibles comme menus, catégories et plats. </w:t>
-            </w:r>
-          </w:p>
-          <w:p>
-            <w:pPr>
-              <w:pStyle w:val="Standard"/>
-              <w:spacing w:line="240" w:lineRule="auto"/>
-            </w:pPr>
-          </w:p>
-          <w:p>
-            <w:pPr>
-              <w:pStyle w:val="Standard"/>
-              <w:spacing w:line="240" w:lineRule="auto"/>
-            </w:pPr>
-            <w:r>
-              <w:t>2) Facile à faire évoluer si de nouvelles options sont ajoutées.</w:t>
+              <w:t xml:space="preserve">1) Permet d’obtenir un fichier imprimable. </w:t>
+            </w:r>
+            <w:r>
+              <w:br/>
+              <w:t>2) Automatise l’export sans action manuelle complexe.</w:t>
             </w:r>
           </w:p>
         </w:tc>
@@ -2063,7 +1999,13 @@
               <w:spacing w:line="240" w:lineRule="auto"/>
             </w:pPr>
             <w:r>
-              <w:t>Affichage public du menu</w:t>
+              <w:t>Diffuser le menu sur</w:t>
+            </w:r>
+            <w:r>
+              <w:t xml:space="preserve"> </w:t>
+            </w:r>
+            <w:r>
+              <w:t>Deliveroo</w:t>
             </w:r>
           </w:p>
         </w:tc>
@@ -2089,7 +2031,7 @@
               <w:spacing w:line="240" w:lineRule="auto"/>
             </w:pPr>
             <w:r>
-              <w:t>Le menu doit être accessible via un lien public</w:t>
+              <w:t>Le menu doit être consultable sur la plateforme</w:t>
             </w:r>
           </w:p>
         </w:tc>
@@ -2114,13 +2056,8 @@
               <w:pStyle w:val="Standard"/>
               <w:spacing w:line="240" w:lineRule="auto"/>
             </w:pPr>
-            <w:proofErr w:type="spellStart"/>
-            <w:r>
-              <w:t>React</w:t>
-            </w:r>
-            <w:proofErr w:type="spellEnd"/>
-            <w:r>
-              <w:t xml:space="preserve"> Router</w:t>
+            <w:r>
+              <w:t xml:space="preserve"> API Deliveroo</w:t>
             </w:r>
           </w:p>
         </w:tc>
@@ -2145,334 +2082,8 @@
               <w:pStyle w:val="Standard"/>
               <w:spacing w:line="240" w:lineRule="auto"/>
             </w:pPr>
-            <w:proofErr w:type="spellStart"/>
-            <w:r>
-              <w:t>React</w:t>
-            </w:r>
-            <w:proofErr w:type="spellEnd"/>
-            <w:r>
-              <w:t xml:space="preserve"> Router permet de gérer les pages dynamiques comme /menu</w:t>
-            </w:r>
-            <w:proofErr w:type="gramStart"/>
-            <w:r>
-              <w:t>/:id.</w:t>
-            </w:r>
-            <w:proofErr w:type="gramEnd"/>
-          </w:p>
-        </w:tc>
-        <w:tc>
-          <w:tcPr>
-            <w:tcW w:w="3271" w:type="dxa"/>
-            <w:tcBorders>
-              <w:top w:val="single" w:sz="8" w:space="0" w:color="000000"/>
-              <w:left w:val="single" w:sz="8" w:space="0" w:color="000000"/>
-              <w:bottom w:val="single" w:sz="8" w:space="0" w:color="000000"/>
-              <w:right w:val="single" w:sz="8" w:space="0" w:color="000000"/>
-            </w:tcBorders>
-            <w:tcMar>
-              <w:top w:w="100" w:type="dxa"/>
-              <w:left w:w="100" w:type="dxa"/>
-              <w:bottom w:w="100" w:type="dxa"/>
-              <w:right w:w="100" w:type="dxa"/>
-            </w:tcMar>
-          </w:tcPr>
-          <w:p>
-            <w:pPr>
-              <w:pStyle w:val="Standard"/>
-              <w:spacing w:line="240" w:lineRule="auto"/>
-            </w:pPr>
-            <w:r>
-              <w:t xml:space="preserve">1) Permet une navigation fluide. </w:t>
-            </w:r>
-          </w:p>
-          <w:p>
-            <w:pPr>
-              <w:pStyle w:val="Standard"/>
-              <w:spacing w:line="240" w:lineRule="auto"/>
-            </w:pPr>
-            <w:r>
-              <w:t>2) Facilite la création de pages publiques personnalisées.</w:t>
-            </w:r>
-          </w:p>
-        </w:tc>
-      </w:tr>
-      <w:tr>
-        <w:tc>
-          <w:tcPr>
-            <w:tcW w:w="2729" w:type="dxa"/>
-            <w:tcBorders>
-              <w:top w:val="single" w:sz="8" w:space="0" w:color="000000"/>
-              <w:left w:val="single" w:sz="8" w:space="0" w:color="000000"/>
-              <w:bottom w:val="single" w:sz="8" w:space="0" w:color="000000"/>
-              <w:right w:val="single" w:sz="8" w:space="0" w:color="000000"/>
-            </w:tcBorders>
-            <w:tcMar>
-              <w:top w:w="100" w:type="dxa"/>
-              <w:left w:w="100" w:type="dxa"/>
-              <w:bottom w:w="100" w:type="dxa"/>
-              <w:right w:w="100" w:type="dxa"/>
-            </w:tcMar>
-          </w:tcPr>
-          <w:p>
-            <w:pPr>
-              <w:pStyle w:val="Standard"/>
-              <w:spacing w:line="240" w:lineRule="auto"/>
-            </w:pPr>
-            <w:r>
-              <w:t>Accessibilité</w:t>
-            </w:r>
-          </w:p>
-        </w:tc>
-        <w:tc>
-          <w:tcPr>
-            <w:tcW w:w="2550" w:type="dxa"/>
-            <w:tcBorders>
-              <w:top w:val="single" w:sz="8" w:space="0" w:color="000000"/>
-              <w:left w:val="single" w:sz="8" w:space="0" w:color="000000"/>
-              <w:bottom w:val="single" w:sz="8" w:space="0" w:color="000000"/>
-              <w:right w:val="single" w:sz="8" w:space="0" w:color="000000"/>
-            </w:tcBorders>
-            <w:tcMar>
-              <w:top w:w="100" w:type="dxa"/>
-              <w:left w:w="100" w:type="dxa"/>
-              <w:bottom w:w="100" w:type="dxa"/>
-              <w:right w:w="100" w:type="dxa"/>
-            </w:tcMar>
-          </w:tcPr>
-          <w:p>
-            <w:pPr>
-              <w:pStyle w:val="Standard"/>
-              <w:spacing w:line="240" w:lineRule="auto"/>
-            </w:pPr>
-            <w:r>
-              <w:t xml:space="preserve">Le site doit être utilisable par le plus </w:t>
-            </w:r>
-            <w:r>
-              <w:lastRenderedPageBreak/>
-              <w:t>grand nombre</w:t>
-            </w:r>
-          </w:p>
-        </w:tc>
-        <w:tc>
-          <w:tcPr>
-            <w:tcW w:w="2415" w:type="dxa"/>
-            <w:tcBorders>
-              <w:top w:val="single" w:sz="8" w:space="0" w:color="000000"/>
-              <w:left w:val="single" w:sz="8" w:space="0" w:color="000000"/>
-              <w:bottom w:val="single" w:sz="8" w:space="0" w:color="000000"/>
-              <w:right w:val="single" w:sz="8" w:space="0" w:color="000000"/>
-            </w:tcBorders>
-            <w:tcMar>
-              <w:top w:w="100" w:type="dxa"/>
-              <w:left w:w="100" w:type="dxa"/>
-              <w:bottom w:w="100" w:type="dxa"/>
-              <w:right w:w="100" w:type="dxa"/>
-            </w:tcMar>
-          </w:tcPr>
-          <w:p>
-            <w:pPr>
-              <w:pStyle w:val="Standard"/>
-              <w:spacing w:line="240" w:lineRule="auto"/>
-            </w:pPr>
-            <w:r>
-              <w:lastRenderedPageBreak/>
-              <w:t xml:space="preserve">HTML sémantique + bonnes pratiques </w:t>
-            </w:r>
-            <w:r>
-              <w:lastRenderedPageBreak/>
-              <w:t>WCAG</w:t>
-            </w:r>
-          </w:p>
-        </w:tc>
-        <w:tc>
-          <w:tcPr>
-            <w:tcW w:w="2970" w:type="dxa"/>
-            <w:tcBorders>
-              <w:top w:val="single" w:sz="8" w:space="0" w:color="000000"/>
-              <w:left w:val="single" w:sz="8" w:space="0" w:color="000000"/>
-              <w:bottom w:val="single" w:sz="8" w:space="0" w:color="000000"/>
-              <w:right w:val="single" w:sz="8" w:space="0" w:color="000000"/>
-            </w:tcBorders>
-            <w:tcMar>
-              <w:top w:w="100" w:type="dxa"/>
-              <w:left w:w="100" w:type="dxa"/>
-              <w:bottom w:w="100" w:type="dxa"/>
-              <w:right w:w="100" w:type="dxa"/>
-            </w:tcMar>
-          </w:tcPr>
-          <w:p>
-            <w:pPr>
-              <w:pStyle w:val="Standard"/>
-              <w:spacing w:line="240" w:lineRule="auto"/>
-            </w:pPr>
-            <w:r>
-              <w:lastRenderedPageBreak/>
-              <w:t xml:space="preserve">Utilisation de balises adaptées, contrastes lisibles </w:t>
-            </w:r>
-            <w:r>
-              <w:lastRenderedPageBreak/>
-              <w:t>et navigation clavier.</w:t>
-            </w:r>
-          </w:p>
-        </w:tc>
-        <w:tc>
-          <w:tcPr>
-            <w:tcW w:w="3271" w:type="dxa"/>
-            <w:tcBorders>
-              <w:top w:val="single" w:sz="8" w:space="0" w:color="000000"/>
-              <w:left w:val="single" w:sz="8" w:space="0" w:color="000000"/>
-              <w:bottom w:val="single" w:sz="8" w:space="0" w:color="000000"/>
-              <w:right w:val="single" w:sz="8" w:space="0" w:color="000000"/>
-            </w:tcBorders>
-            <w:tcMar>
-              <w:top w:w="100" w:type="dxa"/>
-              <w:left w:w="100" w:type="dxa"/>
-              <w:bottom w:w="100" w:type="dxa"/>
-              <w:right w:w="100" w:type="dxa"/>
-            </w:tcMar>
-          </w:tcPr>
-          <w:p>
-            <w:pPr>
-              <w:pStyle w:val="Standard"/>
-              <w:spacing w:line="240" w:lineRule="auto"/>
-            </w:pPr>
-            <w:r>
-              <w:lastRenderedPageBreak/>
-              <w:t xml:space="preserve">1) Améliore l’expérience de tous les utilisateurs. </w:t>
-            </w:r>
-          </w:p>
-          <w:p>
-            <w:pPr>
-              <w:pStyle w:val="Standard"/>
-              <w:spacing w:line="240" w:lineRule="auto"/>
-            </w:pPr>
-          </w:p>
-          <w:p>
-            <w:pPr>
-              <w:pStyle w:val="Standard"/>
-              <w:spacing w:line="240" w:lineRule="auto"/>
-            </w:pPr>
-            <w:r>
-              <w:t>2) Rend le site plus professionnel et conforme aux bonnes pratiques.</w:t>
-            </w:r>
-          </w:p>
-        </w:tc>
-      </w:tr>
-      <w:tr>
-        <w:tc>
-          <w:tcPr>
-            <w:tcW w:w="2729" w:type="dxa"/>
-            <w:tcBorders>
-              <w:top w:val="single" w:sz="8" w:space="0" w:color="000000"/>
-              <w:left w:val="single" w:sz="8" w:space="0" w:color="000000"/>
-              <w:bottom w:val="single" w:sz="8" w:space="0" w:color="000000"/>
-              <w:right w:val="single" w:sz="8" w:space="0" w:color="000000"/>
-            </w:tcBorders>
-            <w:tcMar>
-              <w:top w:w="100" w:type="dxa"/>
-              <w:left w:w="100" w:type="dxa"/>
-              <w:bottom w:w="100" w:type="dxa"/>
-              <w:right w:w="100" w:type="dxa"/>
-            </w:tcMar>
-          </w:tcPr>
-          <w:p>
-            <w:pPr>
-              <w:pStyle w:val="Standard"/>
-              <w:spacing w:line="240" w:lineRule="auto"/>
-            </w:pPr>
-            <w:r>
-              <w:lastRenderedPageBreak/>
-              <w:t>Diffuser le menu sur la plateforme Deliveroo</w:t>
-            </w:r>
-          </w:p>
-        </w:tc>
-        <w:tc>
-          <w:tcPr>
-            <w:tcW w:w="2550" w:type="dxa"/>
-            <w:tcBorders>
-              <w:top w:val="single" w:sz="8" w:space="0" w:color="000000"/>
-              <w:left w:val="single" w:sz="8" w:space="0" w:color="000000"/>
-              <w:bottom w:val="single" w:sz="8" w:space="0" w:color="000000"/>
-              <w:right w:val="single" w:sz="8" w:space="0" w:color="000000"/>
-            </w:tcBorders>
-            <w:tcMar>
-              <w:top w:w="100" w:type="dxa"/>
-              <w:left w:w="100" w:type="dxa"/>
-              <w:bottom w:w="100" w:type="dxa"/>
-              <w:right w:w="100" w:type="dxa"/>
-            </w:tcMar>
-          </w:tcPr>
-          <w:p>
-            <w:pPr>
-              <w:pStyle w:val="Standard"/>
-              <w:spacing w:line="240" w:lineRule="auto"/>
-            </w:pPr>
-            <w:r>
-              <w:t>Le menu doit être consultable sur la plateforme</w:t>
-            </w:r>
-          </w:p>
-        </w:tc>
-        <w:tc>
-          <w:tcPr>
-            <w:tcW w:w="2415" w:type="dxa"/>
-            <w:tcBorders>
-              <w:top w:val="single" w:sz="8" w:space="0" w:color="000000"/>
-              <w:left w:val="single" w:sz="8" w:space="0" w:color="000000"/>
-              <w:bottom w:val="single" w:sz="8" w:space="0" w:color="000000"/>
-              <w:right w:val="single" w:sz="8" w:space="0" w:color="000000"/>
-            </w:tcBorders>
-            <w:tcMar>
-              <w:top w:w="100" w:type="dxa"/>
-              <w:left w:w="100" w:type="dxa"/>
-              <w:bottom w:w="100" w:type="dxa"/>
-              <w:right w:w="100" w:type="dxa"/>
-            </w:tcMar>
-          </w:tcPr>
-          <w:p>
-            <w:pPr>
-              <w:pStyle w:val="Standard"/>
-              <w:spacing w:line="240" w:lineRule="auto"/>
-            </w:pPr>
-            <w:r>
-              <w:t xml:space="preserve"> API Deliveroo</w:t>
-            </w:r>
-          </w:p>
-        </w:tc>
-        <w:tc>
-          <w:tcPr>
-            <w:tcW w:w="2970" w:type="dxa"/>
-            <w:tcBorders>
-              <w:top w:val="single" w:sz="8" w:space="0" w:color="000000"/>
-              <w:left w:val="single" w:sz="8" w:space="0" w:color="000000"/>
-              <w:bottom w:val="single" w:sz="8" w:space="0" w:color="000000"/>
-              <w:right w:val="single" w:sz="8" w:space="0" w:color="000000"/>
-            </w:tcBorders>
-            <w:tcMar>
-              <w:top w:w="100" w:type="dxa"/>
-              <w:left w:w="100" w:type="dxa"/>
-              <w:bottom w:w="100" w:type="dxa"/>
-              <w:right w:w="100" w:type="dxa"/>
-            </w:tcMar>
-          </w:tcPr>
-          <w:p>
-            <w:pPr>
-              <w:pStyle w:val="Standard"/>
-              <w:spacing w:line="240" w:lineRule="auto"/>
-            </w:pPr>
-            <w:r>
-              <w:t>I</w:t>
-            </w:r>
-            <w:r>
-              <w:t>ntégration</w:t>
-            </w:r>
-            <w:r>
-              <w:t xml:space="preserve"> de l’API</w:t>
-            </w:r>
-            <w:r>
-              <w:t xml:space="preserve"> Deliveroo afin de synchroniser automatiquement les menus créés sur la plateforme</w:t>
-            </w:r>
-            <w:r>
-              <w:t>.</w:t>
+            <w:r>
+              <w:t>Intégration de l’API Deliveroo afin de synchroniser automatiquement les menus créés sur la plateforme.</w:t>
             </w:r>
           </w:p>
         </w:tc>
@@ -2517,8 +2128,1018 @@
             <w:r>
               <w:t>Réduction des erreurs et cohérence des données</w:t>
             </w:r>
+          </w:p>
+        </w:tc>
+      </w:tr>
+      <w:tr>
+        <w:tc>
+          <w:tcPr>
+            <w:tcW w:w="2729" w:type="dxa"/>
+            <w:tcBorders>
+              <w:top w:val="single" w:sz="8" w:space="0" w:color="000000"/>
+              <w:left w:val="single" w:sz="8" w:space="0" w:color="000000"/>
+              <w:bottom w:val="single" w:sz="8" w:space="0" w:color="000000"/>
+              <w:right w:val="single" w:sz="8" w:space="0" w:color="000000"/>
+            </w:tcBorders>
+            <w:tcMar>
+              <w:top w:w="100" w:type="dxa"/>
+              <w:left w:w="100" w:type="dxa"/>
+              <w:bottom w:w="100" w:type="dxa"/>
+              <w:right w:w="100" w:type="dxa"/>
+            </w:tcMar>
+          </w:tcPr>
+          <w:p>
+            <w:pPr>
+              <w:pStyle w:val="Standard"/>
+              <w:spacing w:line="240" w:lineRule="auto"/>
+            </w:pPr>
+            <w:r>
+              <w:t>Partage Instagram</w:t>
+            </w:r>
+          </w:p>
+        </w:tc>
+        <w:tc>
+          <w:tcPr>
+            <w:tcW w:w="2550" w:type="dxa"/>
+            <w:tcBorders>
+              <w:top w:val="single" w:sz="8" w:space="0" w:color="000000"/>
+              <w:left w:val="single" w:sz="8" w:space="0" w:color="000000"/>
+              <w:bottom w:val="single" w:sz="8" w:space="0" w:color="000000"/>
+              <w:right w:val="single" w:sz="8" w:space="0" w:color="000000"/>
+            </w:tcBorders>
+            <w:tcMar>
+              <w:top w:w="100" w:type="dxa"/>
+              <w:left w:w="100" w:type="dxa"/>
+              <w:bottom w:w="100" w:type="dxa"/>
+              <w:right w:w="100" w:type="dxa"/>
+            </w:tcMar>
+          </w:tcPr>
+          <w:p>
+            <w:pPr>
+              <w:pStyle w:val="Standard"/>
+              <w:spacing w:line="240" w:lineRule="auto"/>
+            </w:pPr>
+            <w:r>
+              <w:t>Des images carrées du menu doivent être générées.</w:t>
+            </w:r>
+          </w:p>
+        </w:tc>
+        <w:tc>
+          <w:tcPr>
+            <w:tcW w:w="2415" w:type="dxa"/>
+            <w:tcBorders>
+              <w:top w:val="single" w:sz="8" w:space="0" w:color="000000"/>
+              <w:left w:val="single" w:sz="8" w:space="0" w:color="000000"/>
+              <w:bottom w:val="single" w:sz="8" w:space="0" w:color="000000"/>
+              <w:right w:val="single" w:sz="8" w:space="0" w:color="000000"/>
+            </w:tcBorders>
+            <w:tcMar>
+              <w:top w:w="100" w:type="dxa"/>
+              <w:left w:w="100" w:type="dxa"/>
+              <w:bottom w:w="100" w:type="dxa"/>
+              <w:right w:w="100" w:type="dxa"/>
+            </w:tcMar>
+          </w:tcPr>
+          <w:p>
+            <w:pPr>
+              <w:pStyle w:val="Standard"/>
+              <w:spacing w:line="240" w:lineRule="auto"/>
+            </w:pPr>
+            <w:r>
+              <w:t>Sharp</w:t>
+            </w:r>
+          </w:p>
+        </w:tc>
+        <w:tc>
+          <w:tcPr>
+            <w:tcW w:w="2970" w:type="dxa"/>
+            <w:tcBorders>
+              <w:top w:val="single" w:sz="8" w:space="0" w:color="000000"/>
+              <w:left w:val="single" w:sz="8" w:space="0" w:color="000000"/>
+              <w:bottom w:val="single" w:sz="8" w:space="0" w:color="000000"/>
+              <w:right w:val="single" w:sz="8" w:space="0" w:color="000000"/>
+            </w:tcBorders>
+            <w:tcMar>
+              <w:top w:w="100" w:type="dxa"/>
+              <w:left w:w="100" w:type="dxa"/>
+              <w:bottom w:w="100" w:type="dxa"/>
+              <w:right w:w="100" w:type="dxa"/>
+            </w:tcMar>
+          </w:tcPr>
+          <w:p>
+            <w:pPr>
+              <w:pStyle w:val="Standard"/>
+              <w:spacing w:line="240" w:lineRule="auto"/>
+            </w:pPr>
+            <w:r>
+              <w:t>Génère des visuels au format carré adaptés à Instagram.</w:t>
+            </w:r>
+          </w:p>
+        </w:tc>
+        <w:tc>
+          <w:tcPr>
+            <w:tcW w:w="3271" w:type="dxa"/>
+            <w:tcBorders>
+              <w:top w:val="single" w:sz="8" w:space="0" w:color="000000"/>
+              <w:left w:val="single" w:sz="8" w:space="0" w:color="000000"/>
+              <w:bottom w:val="single" w:sz="8" w:space="0" w:color="000000"/>
+              <w:right w:val="single" w:sz="8" w:space="0" w:color="000000"/>
+            </w:tcBorders>
+            <w:tcMar>
+              <w:top w:w="100" w:type="dxa"/>
+              <w:left w:w="100" w:type="dxa"/>
+              <w:bottom w:w="100" w:type="dxa"/>
+              <w:right w:w="100" w:type="dxa"/>
+            </w:tcMar>
+          </w:tcPr>
+          <w:p>
+            <w:pPr>
+              <w:pStyle w:val="Standard"/>
+              <w:spacing w:line="240" w:lineRule="auto"/>
+            </w:pPr>
+            <w:r>
+              <w:t xml:space="preserve">1) Respecte le format attendu pour Instagram. </w:t>
+            </w:r>
+            <w:r>
+              <w:br/>
+              <w:t>2) Facilite la communication du restaurateur.</w:t>
+            </w:r>
+          </w:p>
+        </w:tc>
+      </w:tr>
+      <w:tr>
+        <w:tc>
+          <w:tcPr>
+            <w:tcW w:w="2729" w:type="dxa"/>
+            <w:tcBorders>
+              <w:top w:val="single" w:sz="8" w:space="0" w:color="000000"/>
+              <w:left w:val="single" w:sz="8" w:space="0" w:color="000000"/>
+              <w:bottom w:val="single" w:sz="8" w:space="0" w:color="000000"/>
+              <w:right w:val="single" w:sz="8" w:space="0" w:color="000000"/>
+            </w:tcBorders>
+            <w:tcMar>
+              <w:top w:w="100" w:type="dxa"/>
+              <w:left w:w="100" w:type="dxa"/>
+              <w:bottom w:w="100" w:type="dxa"/>
+              <w:right w:w="100" w:type="dxa"/>
+            </w:tcMar>
+          </w:tcPr>
+          <w:p>
+            <w:pPr>
+              <w:pStyle w:val="Standard"/>
+              <w:spacing w:line="240" w:lineRule="auto"/>
+            </w:pPr>
+            <w:r>
+              <w:t>Impression du menu</w:t>
+            </w:r>
+          </w:p>
+        </w:tc>
+        <w:tc>
+          <w:tcPr>
+            <w:tcW w:w="2550" w:type="dxa"/>
+            <w:tcBorders>
+              <w:top w:val="single" w:sz="8" w:space="0" w:color="000000"/>
+              <w:left w:val="single" w:sz="8" w:space="0" w:color="000000"/>
+              <w:bottom w:val="single" w:sz="8" w:space="0" w:color="000000"/>
+              <w:right w:val="single" w:sz="8" w:space="0" w:color="000000"/>
+            </w:tcBorders>
+            <w:tcMar>
+              <w:top w:w="100" w:type="dxa"/>
+              <w:left w:w="100" w:type="dxa"/>
+              <w:bottom w:w="100" w:type="dxa"/>
+              <w:right w:w="100" w:type="dxa"/>
+            </w:tcMar>
+          </w:tcPr>
+          <w:p>
+            <w:pPr>
+              <w:pStyle w:val="Standard"/>
+              <w:spacing w:line="240" w:lineRule="auto"/>
+            </w:pPr>
+            <w:r>
+              <w:t xml:space="preserve">Le restaurateur doit accéder au service d’impression </w:t>
+            </w:r>
+            <w:proofErr w:type="spellStart"/>
+            <w:r>
+              <w:t>Qwenta</w:t>
+            </w:r>
+            <w:proofErr w:type="spellEnd"/>
             <w:r>
               <w:t>.</w:t>
+            </w:r>
+          </w:p>
+        </w:tc>
+        <w:tc>
+          <w:tcPr>
+            <w:tcW w:w="2415" w:type="dxa"/>
+            <w:tcBorders>
+              <w:top w:val="single" w:sz="8" w:space="0" w:color="000000"/>
+              <w:left w:val="single" w:sz="8" w:space="0" w:color="000000"/>
+              <w:bottom w:val="single" w:sz="8" w:space="0" w:color="000000"/>
+              <w:right w:val="single" w:sz="8" w:space="0" w:color="000000"/>
+            </w:tcBorders>
+            <w:tcMar>
+              <w:top w:w="100" w:type="dxa"/>
+              <w:left w:w="100" w:type="dxa"/>
+              <w:bottom w:w="100" w:type="dxa"/>
+              <w:right w:w="100" w:type="dxa"/>
+            </w:tcMar>
+          </w:tcPr>
+          <w:p>
+            <w:pPr>
+              <w:pStyle w:val="Standard"/>
+              <w:spacing w:line="240" w:lineRule="auto"/>
+            </w:pPr>
+            <w:r>
+              <w:t xml:space="preserve">Lien externe HTML </w:t>
+            </w:r>
+            <w:r>
+              <w:rPr>
+                <w:rStyle w:val="CodeHTML"/>
+                <w:rFonts w:eastAsia="Arial"/>
+              </w:rPr>
+              <w:t>&lt;a&gt;</w:t>
+            </w:r>
+          </w:p>
+        </w:tc>
+        <w:tc>
+          <w:tcPr>
+            <w:tcW w:w="2970" w:type="dxa"/>
+            <w:tcBorders>
+              <w:top w:val="single" w:sz="8" w:space="0" w:color="000000"/>
+              <w:left w:val="single" w:sz="8" w:space="0" w:color="000000"/>
+              <w:bottom w:val="single" w:sz="8" w:space="0" w:color="000000"/>
+              <w:right w:val="single" w:sz="8" w:space="0" w:color="000000"/>
+            </w:tcBorders>
+            <w:tcMar>
+              <w:top w:w="100" w:type="dxa"/>
+              <w:left w:w="100" w:type="dxa"/>
+              <w:bottom w:w="100" w:type="dxa"/>
+              <w:right w:w="100" w:type="dxa"/>
+            </w:tcMar>
+          </w:tcPr>
+          <w:p>
+            <w:pPr>
+              <w:pStyle w:val="Standard"/>
+              <w:spacing w:line="240" w:lineRule="auto"/>
+            </w:pPr>
+            <w:r>
+              <w:t xml:space="preserve">Redirige l’utilisateur vers le back-office </w:t>
+            </w:r>
+            <w:proofErr w:type="spellStart"/>
+            <w:r>
+              <w:t>Qwenta</w:t>
+            </w:r>
+            <w:proofErr w:type="spellEnd"/>
+            <w:r>
+              <w:t xml:space="preserve"> dans un nouvel onglet.</w:t>
+            </w:r>
+          </w:p>
+          <w:p>
+            <w:pPr>
+              <w:jc w:val="center"/>
+            </w:pPr>
+          </w:p>
+        </w:tc>
+        <w:tc>
+          <w:tcPr>
+            <w:tcW w:w="3271" w:type="dxa"/>
+            <w:tcBorders>
+              <w:top w:val="single" w:sz="8" w:space="0" w:color="000000"/>
+              <w:left w:val="single" w:sz="8" w:space="0" w:color="000000"/>
+              <w:bottom w:val="single" w:sz="8" w:space="0" w:color="000000"/>
+              <w:right w:val="single" w:sz="8" w:space="0" w:color="000000"/>
+            </w:tcBorders>
+            <w:tcMar>
+              <w:top w:w="100" w:type="dxa"/>
+              <w:left w:w="100" w:type="dxa"/>
+              <w:bottom w:w="100" w:type="dxa"/>
+              <w:right w:w="100" w:type="dxa"/>
+            </w:tcMar>
+          </w:tcPr>
+          <w:p>
+            <w:pPr>
+              <w:pStyle w:val="Standard"/>
+              <w:spacing w:line="240" w:lineRule="auto"/>
+            </w:pPr>
+            <w:r>
+              <w:lastRenderedPageBreak/>
+              <w:t xml:space="preserve">1) Solution simple à mettre en place. </w:t>
+            </w:r>
+            <w:r>
+              <w:br/>
+              <w:t xml:space="preserve">2) L’utilisateur reste dans un </w:t>
+            </w:r>
+            <w:r>
+              <w:lastRenderedPageBreak/>
+              <w:t xml:space="preserve">parcours clair sans développement </w:t>
+            </w:r>
+            <w:proofErr w:type="spellStart"/>
+            <w:r>
+              <w:t>back-end</w:t>
+            </w:r>
+            <w:proofErr w:type="spellEnd"/>
+            <w:r>
+              <w:t xml:space="preserve"> complexe.</w:t>
+            </w:r>
+          </w:p>
+        </w:tc>
+      </w:tr>
+      <w:tr>
+        <w:tc>
+          <w:tcPr>
+            <w:tcW w:w="2729" w:type="dxa"/>
+            <w:tcBorders>
+              <w:top w:val="single" w:sz="8" w:space="0" w:color="000000"/>
+              <w:left w:val="single" w:sz="8" w:space="0" w:color="000000"/>
+              <w:bottom w:val="single" w:sz="8" w:space="0" w:color="000000"/>
+              <w:right w:val="single" w:sz="8" w:space="0" w:color="000000"/>
+            </w:tcBorders>
+            <w:tcMar>
+              <w:top w:w="100" w:type="dxa"/>
+              <w:left w:w="100" w:type="dxa"/>
+              <w:bottom w:w="100" w:type="dxa"/>
+              <w:right w:w="100" w:type="dxa"/>
+            </w:tcMar>
+          </w:tcPr>
+          <w:p>
+            <w:pPr>
+              <w:pStyle w:val="Standard"/>
+              <w:spacing w:line="240" w:lineRule="auto"/>
+            </w:pPr>
+            <w:r>
+              <w:lastRenderedPageBreak/>
+              <w:t>Respect de la charte graphique</w:t>
+            </w:r>
+          </w:p>
+        </w:tc>
+        <w:tc>
+          <w:tcPr>
+            <w:tcW w:w="2550" w:type="dxa"/>
+            <w:tcBorders>
+              <w:top w:val="single" w:sz="8" w:space="0" w:color="000000"/>
+              <w:left w:val="single" w:sz="8" w:space="0" w:color="000000"/>
+              <w:bottom w:val="single" w:sz="8" w:space="0" w:color="000000"/>
+              <w:right w:val="single" w:sz="8" w:space="0" w:color="000000"/>
+            </w:tcBorders>
+            <w:tcMar>
+              <w:top w:w="100" w:type="dxa"/>
+              <w:left w:w="100" w:type="dxa"/>
+              <w:bottom w:w="100" w:type="dxa"/>
+              <w:right w:w="100" w:type="dxa"/>
+            </w:tcMar>
+          </w:tcPr>
+          <w:p>
+            <w:pPr>
+              <w:pStyle w:val="Standard"/>
+              <w:spacing w:line="240" w:lineRule="auto"/>
+            </w:pPr>
+            <w:r>
+              <w:t>Les couleurs principales sont imposées.</w:t>
+            </w:r>
+          </w:p>
+        </w:tc>
+        <w:tc>
+          <w:tcPr>
+            <w:tcW w:w="2415" w:type="dxa"/>
+            <w:tcBorders>
+              <w:top w:val="single" w:sz="8" w:space="0" w:color="000000"/>
+              <w:left w:val="single" w:sz="8" w:space="0" w:color="000000"/>
+              <w:bottom w:val="single" w:sz="8" w:space="0" w:color="000000"/>
+              <w:right w:val="single" w:sz="8" w:space="0" w:color="000000"/>
+            </w:tcBorders>
+            <w:tcMar>
+              <w:top w:w="100" w:type="dxa"/>
+              <w:left w:w="100" w:type="dxa"/>
+              <w:bottom w:w="100" w:type="dxa"/>
+              <w:right w:w="100" w:type="dxa"/>
+            </w:tcMar>
+          </w:tcPr>
+          <w:p>
+            <w:pPr>
+              <w:pStyle w:val="Standard"/>
+              <w:spacing w:line="240" w:lineRule="auto"/>
+            </w:pPr>
+            <w:r>
+              <w:t xml:space="preserve">Sass </w:t>
+            </w:r>
+          </w:p>
+        </w:tc>
+        <w:tc>
+          <w:tcPr>
+            <w:tcW w:w="2970" w:type="dxa"/>
+            <w:tcBorders>
+              <w:top w:val="single" w:sz="8" w:space="0" w:color="000000"/>
+              <w:left w:val="single" w:sz="8" w:space="0" w:color="000000"/>
+              <w:bottom w:val="single" w:sz="8" w:space="0" w:color="000000"/>
+              <w:right w:val="single" w:sz="8" w:space="0" w:color="000000"/>
+            </w:tcBorders>
+            <w:tcMar>
+              <w:top w:w="100" w:type="dxa"/>
+              <w:left w:w="100" w:type="dxa"/>
+              <w:bottom w:w="100" w:type="dxa"/>
+              <w:right w:w="100" w:type="dxa"/>
+            </w:tcMar>
+          </w:tcPr>
+          <w:p>
+            <w:pPr>
+              <w:pStyle w:val="Standard"/>
+              <w:spacing w:line="240" w:lineRule="auto"/>
+            </w:pPr>
+            <w:r>
+              <w:t>Déclaration des couleurs dans des variables SCSS réutilisables.</w:t>
+            </w:r>
+          </w:p>
+        </w:tc>
+        <w:tc>
+          <w:tcPr>
+            <w:tcW w:w="3271" w:type="dxa"/>
+            <w:tcBorders>
+              <w:top w:val="single" w:sz="8" w:space="0" w:color="000000"/>
+              <w:left w:val="single" w:sz="8" w:space="0" w:color="000000"/>
+              <w:bottom w:val="single" w:sz="8" w:space="0" w:color="000000"/>
+              <w:right w:val="single" w:sz="8" w:space="0" w:color="000000"/>
+            </w:tcBorders>
+            <w:tcMar>
+              <w:top w:w="100" w:type="dxa"/>
+              <w:left w:w="100" w:type="dxa"/>
+              <w:bottom w:w="100" w:type="dxa"/>
+              <w:right w:w="100" w:type="dxa"/>
+            </w:tcMar>
+          </w:tcPr>
+          <w:p>
+            <w:pPr>
+              <w:pStyle w:val="Standard"/>
+              <w:spacing w:line="240" w:lineRule="auto"/>
+            </w:pPr>
+            <w:r>
+              <w:t xml:space="preserve">1) Facilite la cohérence graphique sur tout le site. </w:t>
+            </w:r>
+            <w:r>
+              <w:br/>
+              <w:t>2) Simplifie les futures modifications de couleurs.</w:t>
+            </w:r>
+          </w:p>
+        </w:tc>
+      </w:tr>
+      <w:tr>
+        <w:tc>
+          <w:tcPr>
+            <w:tcW w:w="2729" w:type="dxa"/>
+            <w:tcBorders>
+              <w:top w:val="single" w:sz="8" w:space="0" w:color="000000"/>
+              <w:left w:val="single" w:sz="8" w:space="0" w:color="000000"/>
+              <w:bottom w:val="single" w:sz="8" w:space="0" w:color="000000"/>
+              <w:right w:val="single" w:sz="8" w:space="0" w:color="000000"/>
+            </w:tcBorders>
+            <w:tcMar>
+              <w:top w:w="100" w:type="dxa"/>
+              <w:left w:w="100" w:type="dxa"/>
+              <w:bottom w:w="100" w:type="dxa"/>
+              <w:right w:w="100" w:type="dxa"/>
+            </w:tcMar>
+          </w:tcPr>
+          <w:p>
+            <w:pPr>
+              <w:pStyle w:val="Standard"/>
+              <w:spacing w:line="240" w:lineRule="auto"/>
+            </w:pPr>
+            <w:r>
+              <w:t>Compatibilité navigateurs</w:t>
+            </w:r>
+          </w:p>
+        </w:tc>
+        <w:tc>
+          <w:tcPr>
+            <w:tcW w:w="2550" w:type="dxa"/>
+            <w:tcBorders>
+              <w:top w:val="single" w:sz="8" w:space="0" w:color="000000"/>
+              <w:left w:val="single" w:sz="8" w:space="0" w:color="000000"/>
+              <w:bottom w:val="single" w:sz="8" w:space="0" w:color="000000"/>
+              <w:right w:val="single" w:sz="8" w:space="0" w:color="000000"/>
+            </w:tcBorders>
+            <w:tcMar>
+              <w:top w:w="100" w:type="dxa"/>
+              <w:left w:w="100" w:type="dxa"/>
+              <w:bottom w:w="100" w:type="dxa"/>
+              <w:right w:w="100" w:type="dxa"/>
+            </w:tcMar>
+          </w:tcPr>
+          <w:p>
+            <w:pPr>
+              <w:pStyle w:val="Standard"/>
+              <w:spacing w:line="240" w:lineRule="auto"/>
+            </w:pPr>
+            <w:r>
+              <w:t>Compatibilité limitée aux dernières versions de Chrome, Safari et Firefox.</w:t>
+            </w:r>
+          </w:p>
+        </w:tc>
+        <w:tc>
+          <w:tcPr>
+            <w:tcW w:w="2415" w:type="dxa"/>
+            <w:tcBorders>
+              <w:top w:val="single" w:sz="8" w:space="0" w:color="000000"/>
+              <w:left w:val="single" w:sz="8" w:space="0" w:color="000000"/>
+              <w:bottom w:val="single" w:sz="8" w:space="0" w:color="000000"/>
+              <w:right w:val="single" w:sz="8" w:space="0" w:color="000000"/>
+            </w:tcBorders>
+            <w:tcMar>
+              <w:top w:w="100" w:type="dxa"/>
+              <w:left w:w="100" w:type="dxa"/>
+              <w:bottom w:w="100" w:type="dxa"/>
+              <w:right w:w="100" w:type="dxa"/>
+            </w:tcMar>
+          </w:tcPr>
+          <w:p>
+            <w:pPr>
+              <w:pStyle w:val="Standard"/>
+              <w:spacing w:line="240" w:lineRule="auto"/>
+            </w:pPr>
+            <w:r>
+              <w:t>Vite +</w:t>
+            </w:r>
+            <w:r>
+              <w:t xml:space="preserve"> Sass</w:t>
+            </w:r>
+          </w:p>
+        </w:tc>
+        <w:tc>
+          <w:tcPr>
+            <w:tcW w:w="2970" w:type="dxa"/>
+            <w:tcBorders>
+              <w:top w:val="single" w:sz="8" w:space="0" w:color="000000"/>
+              <w:left w:val="single" w:sz="8" w:space="0" w:color="000000"/>
+              <w:bottom w:val="single" w:sz="8" w:space="0" w:color="000000"/>
+              <w:right w:val="single" w:sz="8" w:space="0" w:color="000000"/>
+            </w:tcBorders>
+            <w:tcMar>
+              <w:top w:w="100" w:type="dxa"/>
+              <w:left w:w="100" w:type="dxa"/>
+              <w:bottom w:w="100" w:type="dxa"/>
+              <w:right w:w="100" w:type="dxa"/>
+            </w:tcMar>
+          </w:tcPr>
+          <w:p>
+            <w:r>
+              <w:t>Utilisation d’un environnement front moderne compatible avec les navigateurs récents.</w:t>
+            </w:r>
+          </w:p>
+        </w:tc>
+        <w:tc>
+          <w:tcPr>
+            <w:tcW w:w="3271" w:type="dxa"/>
+            <w:tcBorders>
+              <w:top w:val="single" w:sz="8" w:space="0" w:color="000000"/>
+              <w:left w:val="single" w:sz="8" w:space="0" w:color="000000"/>
+              <w:bottom w:val="single" w:sz="8" w:space="0" w:color="000000"/>
+              <w:right w:val="single" w:sz="8" w:space="0" w:color="000000"/>
+            </w:tcBorders>
+            <w:tcMar>
+              <w:top w:w="100" w:type="dxa"/>
+              <w:left w:w="100" w:type="dxa"/>
+              <w:bottom w:w="100" w:type="dxa"/>
+              <w:right w:w="100" w:type="dxa"/>
+            </w:tcMar>
+          </w:tcPr>
+          <w:p>
+            <w:pPr>
+              <w:pStyle w:val="Standard"/>
+              <w:spacing w:line="240" w:lineRule="auto"/>
+            </w:pPr>
+            <w:r>
+              <w:t xml:space="preserve">1) Vite optimise le développement </w:t>
+            </w:r>
+            <w:proofErr w:type="spellStart"/>
+            <w:r>
+              <w:t>React</w:t>
+            </w:r>
+            <w:proofErr w:type="spellEnd"/>
+            <w:r>
+              <w:t xml:space="preserve">. </w:t>
+            </w:r>
+            <w:r>
+              <w:br/>
+              <w:t>2) Les navigateurs ciblés supportent les fonctionnalités modernes.</w:t>
+            </w:r>
+          </w:p>
+        </w:tc>
+      </w:tr>
+      <w:tr>
+        <w:tc>
+          <w:tcPr>
+            <w:tcW w:w="2729" w:type="dxa"/>
+            <w:tcBorders>
+              <w:top w:val="single" w:sz="8" w:space="0" w:color="000000"/>
+              <w:left w:val="single" w:sz="8" w:space="0" w:color="000000"/>
+              <w:bottom w:val="single" w:sz="8" w:space="0" w:color="000000"/>
+              <w:right w:val="single" w:sz="8" w:space="0" w:color="000000"/>
+            </w:tcBorders>
+            <w:tcMar>
+              <w:top w:w="100" w:type="dxa"/>
+              <w:left w:w="100" w:type="dxa"/>
+              <w:bottom w:w="100" w:type="dxa"/>
+              <w:right w:w="100" w:type="dxa"/>
+            </w:tcMar>
+          </w:tcPr>
+          <w:p>
+            <w:pPr>
+              <w:pStyle w:val="Standard"/>
+              <w:spacing w:line="240" w:lineRule="auto"/>
+            </w:pPr>
+            <w:r>
+              <w:t xml:space="preserve">Lien avec le </w:t>
+            </w:r>
+            <w:proofErr w:type="spellStart"/>
+            <w:r>
+              <w:t>back-end</w:t>
+            </w:r>
+            <w:proofErr w:type="spellEnd"/>
+          </w:p>
+        </w:tc>
+        <w:tc>
+          <w:tcPr>
+            <w:tcW w:w="2550" w:type="dxa"/>
+            <w:tcBorders>
+              <w:top w:val="single" w:sz="8" w:space="0" w:color="000000"/>
+              <w:left w:val="single" w:sz="8" w:space="0" w:color="000000"/>
+              <w:bottom w:val="single" w:sz="8" w:space="0" w:color="000000"/>
+              <w:right w:val="single" w:sz="8" w:space="0" w:color="000000"/>
+            </w:tcBorders>
+            <w:tcMar>
+              <w:top w:w="100" w:type="dxa"/>
+              <w:left w:w="100" w:type="dxa"/>
+              <w:bottom w:w="100" w:type="dxa"/>
+              <w:right w:w="100" w:type="dxa"/>
+            </w:tcMar>
+          </w:tcPr>
+          <w:p>
+            <w:pPr>
+              <w:pStyle w:val="Standard"/>
+              <w:spacing w:line="240" w:lineRule="auto"/>
+            </w:pPr>
+            <w:r>
+              <w:t>Il faut choisir langage, API et base de données.</w:t>
+            </w:r>
+          </w:p>
+        </w:tc>
+        <w:tc>
+          <w:tcPr>
+            <w:tcW w:w="2415" w:type="dxa"/>
+            <w:tcBorders>
+              <w:top w:val="single" w:sz="8" w:space="0" w:color="000000"/>
+              <w:left w:val="single" w:sz="8" w:space="0" w:color="000000"/>
+              <w:bottom w:val="single" w:sz="8" w:space="0" w:color="000000"/>
+              <w:right w:val="single" w:sz="8" w:space="0" w:color="000000"/>
+            </w:tcBorders>
+            <w:tcMar>
+              <w:top w:w="100" w:type="dxa"/>
+              <w:left w:w="100" w:type="dxa"/>
+              <w:bottom w:w="100" w:type="dxa"/>
+              <w:right w:w="100" w:type="dxa"/>
+            </w:tcMar>
+          </w:tcPr>
+          <w:p>
+            <w:pPr>
+              <w:pStyle w:val="Standard"/>
+              <w:spacing w:line="240" w:lineRule="auto"/>
+            </w:pPr>
+            <w:r>
+              <w:t>Node.js + Express + MongoDB</w:t>
+            </w:r>
+          </w:p>
+        </w:tc>
+        <w:tc>
+          <w:tcPr>
+            <w:tcW w:w="2970" w:type="dxa"/>
+            <w:tcBorders>
+              <w:top w:val="single" w:sz="8" w:space="0" w:color="000000"/>
+              <w:left w:val="single" w:sz="8" w:space="0" w:color="000000"/>
+              <w:bottom w:val="single" w:sz="8" w:space="0" w:color="000000"/>
+              <w:right w:val="single" w:sz="8" w:space="0" w:color="000000"/>
+            </w:tcBorders>
+            <w:tcMar>
+              <w:top w:w="100" w:type="dxa"/>
+              <w:left w:w="100" w:type="dxa"/>
+              <w:bottom w:w="100" w:type="dxa"/>
+              <w:right w:w="100" w:type="dxa"/>
+            </w:tcMar>
+          </w:tcPr>
+          <w:p>
+            <w:r>
+              <w:t>Mise en place d’une API REST permettant de gérer utilisateurs, menus, plats et catégories.</w:t>
+            </w:r>
+          </w:p>
+        </w:tc>
+        <w:tc>
+          <w:tcPr>
+            <w:tcW w:w="3271" w:type="dxa"/>
+            <w:tcBorders>
+              <w:top w:val="single" w:sz="8" w:space="0" w:color="000000"/>
+              <w:left w:val="single" w:sz="8" w:space="0" w:color="000000"/>
+              <w:bottom w:val="single" w:sz="8" w:space="0" w:color="000000"/>
+              <w:right w:val="single" w:sz="8" w:space="0" w:color="000000"/>
+            </w:tcBorders>
+            <w:tcMar>
+              <w:top w:w="100" w:type="dxa"/>
+              <w:left w:w="100" w:type="dxa"/>
+              <w:bottom w:w="100" w:type="dxa"/>
+              <w:right w:w="100" w:type="dxa"/>
+            </w:tcMar>
+          </w:tcPr>
+          <w:p>
+            <w:pPr>
+              <w:pStyle w:val="Standard"/>
+              <w:spacing w:line="240" w:lineRule="auto"/>
+            </w:pPr>
+            <w:r>
+              <w:t xml:space="preserve">1) Stack JavaScript cohérente entre front et back. </w:t>
+            </w:r>
+            <w:r>
+              <w:br/>
+              <w:t>2) MongoDB convient aux données flexibles des menus.</w:t>
+            </w:r>
+          </w:p>
+        </w:tc>
+      </w:tr>
+      <w:tr>
+        <w:tc>
+          <w:tcPr>
+            <w:tcW w:w="2729" w:type="dxa"/>
+            <w:tcBorders>
+              <w:top w:val="single" w:sz="8" w:space="0" w:color="000000"/>
+              <w:left w:val="single" w:sz="8" w:space="0" w:color="000000"/>
+              <w:bottom w:val="single" w:sz="8" w:space="0" w:color="000000"/>
+              <w:right w:val="single" w:sz="8" w:space="0" w:color="000000"/>
+            </w:tcBorders>
+            <w:tcMar>
+              <w:top w:w="100" w:type="dxa"/>
+              <w:left w:w="100" w:type="dxa"/>
+              <w:bottom w:w="100" w:type="dxa"/>
+              <w:right w:w="100" w:type="dxa"/>
+            </w:tcMar>
+          </w:tcPr>
+          <w:p>
+            <w:pPr>
+              <w:pStyle w:val="Standard"/>
+              <w:spacing w:line="240" w:lineRule="auto"/>
+            </w:pPr>
+            <w:r>
+              <w:t>SEO</w:t>
+            </w:r>
+          </w:p>
+        </w:tc>
+        <w:tc>
+          <w:tcPr>
+            <w:tcW w:w="2550" w:type="dxa"/>
+            <w:tcBorders>
+              <w:top w:val="single" w:sz="8" w:space="0" w:color="000000"/>
+              <w:left w:val="single" w:sz="8" w:space="0" w:color="000000"/>
+              <w:bottom w:val="single" w:sz="8" w:space="0" w:color="000000"/>
+              <w:right w:val="single" w:sz="8" w:space="0" w:color="000000"/>
+            </w:tcBorders>
+            <w:tcMar>
+              <w:top w:w="100" w:type="dxa"/>
+              <w:left w:w="100" w:type="dxa"/>
+              <w:bottom w:w="100" w:type="dxa"/>
+              <w:right w:w="100" w:type="dxa"/>
+            </w:tcMar>
+          </w:tcPr>
+          <w:p>
+            <w:pPr>
+              <w:pStyle w:val="Standard"/>
+              <w:spacing w:line="240" w:lineRule="auto"/>
+            </w:pPr>
+            <w:r>
+              <w:t>Pas d’exigences particulières prévues.</w:t>
+            </w:r>
+          </w:p>
+        </w:tc>
+        <w:tc>
+          <w:tcPr>
+            <w:tcW w:w="2415" w:type="dxa"/>
+            <w:tcBorders>
+              <w:top w:val="single" w:sz="8" w:space="0" w:color="000000"/>
+              <w:left w:val="single" w:sz="8" w:space="0" w:color="000000"/>
+              <w:bottom w:val="single" w:sz="8" w:space="0" w:color="000000"/>
+              <w:right w:val="single" w:sz="8" w:space="0" w:color="000000"/>
+            </w:tcBorders>
+            <w:tcMar>
+              <w:top w:w="100" w:type="dxa"/>
+              <w:left w:w="100" w:type="dxa"/>
+              <w:bottom w:w="100" w:type="dxa"/>
+              <w:right w:w="100" w:type="dxa"/>
+            </w:tcMar>
+          </w:tcPr>
+          <w:p>
+            <w:pPr>
+              <w:pStyle w:val="Standard"/>
+              <w:spacing w:line="240" w:lineRule="auto"/>
+            </w:pPr>
+            <w:r>
+              <w:t>Balises HTML de base</w:t>
+            </w:r>
+          </w:p>
+        </w:tc>
+        <w:tc>
+          <w:tcPr>
+            <w:tcW w:w="2970" w:type="dxa"/>
+            <w:tcBorders>
+              <w:top w:val="single" w:sz="8" w:space="0" w:color="000000"/>
+              <w:left w:val="single" w:sz="8" w:space="0" w:color="000000"/>
+              <w:bottom w:val="single" w:sz="8" w:space="0" w:color="000000"/>
+              <w:right w:val="single" w:sz="8" w:space="0" w:color="000000"/>
+            </w:tcBorders>
+            <w:tcMar>
+              <w:top w:w="100" w:type="dxa"/>
+              <w:left w:w="100" w:type="dxa"/>
+              <w:bottom w:w="100" w:type="dxa"/>
+              <w:right w:w="100" w:type="dxa"/>
+            </w:tcMar>
+          </w:tcPr>
+          <w:p>
+            <w:r>
+              <w:t xml:space="preserve">Mise en place minimale des balises </w:t>
+            </w:r>
+            <w:proofErr w:type="spellStart"/>
+            <w:r>
+              <w:t>title</w:t>
+            </w:r>
+            <w:proofErr w:type="spellEnd"/>
+            <w:r>
+              <w:t>, description et structure sémantique.</w:t>
+            </w:r>
+          </w:p>
+        </w:tc>
+        <w:tc>
+          <w:tcPr>
+            <w:tcW w:w="3271" w:type="dxa"/>
+            <w:tcBorders>
+              <w:top w:val="single" w:sz="8" w:space="0" w:color="000000"/>
+              <w:left w:val="single" w:sz="8" w:space="0" w:color="000000"/>
+              <w:bottom w:val="single" w:sz="8" w:space="0" w:color="000000"/>
+              <w:right w:val="single" w:sz="8" w:space="0" w:color="000000"/>
+            </w:tcBorders>
+            <w:tcMar>
+              <w:top w:w="100" w:type="dxa"/>
+              <w:left w:w="100" w:type="dxa"/>
+              <w:bottom w:w="100" w:type="dxa"/>
+              <w:right w:w="100" w:type="dxa"/>
+            </w:tcMar>
+          </w:tcPr>
+          <w:p>
+            <w:pPr>
+              <w:pStyle w:val="Standard"/>
+              <w:spacing w:line="240" w:lineRule="auto"/>
+            </w:pPr>
+            <w:r>
+              <w:t xml:space="preserve">1) Suffisant car le SEO n’est pas prioritaire. </w:t>
+            </w:r>
+            <w:r>
+              <w:br/>
+              <w:t>2) Garde une base propre pour une évolution future.</w:t>
+            </w:r>
+          </w:p>
+        </w:tc>
+      </w:tr>
+      <w:tr>
+        <w:tc>
+          <w:tcPr>
+            <w:tcW w:w="2729" w:type="dxa"/>
+            <w:tcBorders>
+              <w:top w:val="single" w:sz="8" w:space="0" w:color="000000"/>
+              <w:left w:val="single" w:sz="8" w:space="0" w:color="000000"/>
+              <w:bottom w:val="single" w:sz="8" w:space="0" w:color="000000"/>
+              <w:right w:val="single" w:sz="8" w:space="0" w:color="000000"/>
+            </w:tcBorders>
+            <w:tcMar>
+              <w:top w:w="100" w:type="dxa"/>
+              <w:left w:w="100" w:type="dxa"/>
+              <w:bottom w:w="100" w:type="dxa"/>
+              <w:right w:w="100" w:type="dxa"/>
+            </w:tcMar>
+          </w:tcPr>
+          <w:p>
+            <w:pPr>
+              <w:pStyle w:val="Standard"/>
+              <w:spacing w:line="240" w:lineRule="auto"/>
+            </w:pPr>
+            <w:r>
+              <w:t>Version desktop du site</w:t>
+            </w:r>
+          </w:p>
+        </w:tc>
+        <w:tc>
+          <w:tcPr>
+            <w:tcW w:w="2550" w:type="dxa"/>
+            <w:tcBorders>
+              <w:top w:val="single" w:sz="8" w:space="0" w:color="000000"/>
+              <w:left w:val="single" w:sz="8" w:space="0" w:color="000000"/>
+              <w:bottom w:val="single" w:sz="8" w:space="0" w:color="000000"/>
+              <w:right w:val="single" w:sz="8" w:space="0" w:color="000000"/>
+            </w:tcBorders>
+            <w:tcMar>
+              <w:top w:w="100" w:type="dxa"/>
+              <w:left w:w="100" w:type="dxa"/>
+              <w:bottom w:w="100" w:type="dxa"/>
+              <w:right w:w="100" w:type="dxa"/>
+            </w:tcMar>
+          </w:tcPr>
+          <w:p>
+            <w:pPr>
+              <w:pStyle w:val="Standard"/>
+              <w:spacing w:line="240" w:lineRule="auto"/>
+            </w:pPr>
+            <w:r>
+              <w:t>Aucun</w:t>
+            </w:r>
+            <w:r>
+              <w:t>e version</w:t>
+            </w:r>
+            <w:r>
+              <w:t xml:space="preserve"> mobile à développer ni à prévoir.</w:t>
+            </w:r>
+          </w:p>
+        </w:tc>
+        <w:tc>
+          <w:tcPr>
+            <w:tcW w:w="2415" w:type="dxa"/>
+            <w:tcBorders>
+              <w:top w:val="single" w:sz="8" w:space="0" w:color="000000"/>
+              <w:left w:val="single" w:sz="8" w:space="0" w:color="000000"/>
+              <w:bottom w:val="single" w:sz="8" w:space="0" w:color="000000"/>
+              <w:right w:val="single" w:sz="8" w:space="0" w:color="000000"/>
+            </w:tcBorders>
+            <w:tcMar>
+              <w:top w:w="100" w:type="dxa"/>
+              <w:left w:w="100" w:type="dxa"/>
+              <w:bottom w:w="100" w:type="dxa"/>
+              <w:right w:w="100" w:type="dxa"/>
+            </w:tcMar>
+          </w:tcPr>
+          <w:p>
+            <w:pPr>
+              <w:pStyle w:val="Standard"/>
+              <w:spacing w:line="240" w:lineRule="auto"/>
+            </w:pPr>
+            <w:proofErr w:type="spellStart"/>
+            <w:r>
+              <w:t>React</w:t>
+            </w:r>
+            <w:proofErr w:type="spellEnd"/>
+            <w:r>
+              <w:t xml:space="preserve"> + Sass </w:t>
+            </w:r>
+          </w:p>
+        </w:tc>
+        <w:tc>
+          <w:tcPr>
+            <w:tcW w:w="2970" w:type="dxa"/>
+            <w:tcBorders>
+              <w:top w:val="single" w:sz="8" w:space="0" w:color="000000"/>
+              <w:left w:val="single" w:sz="8" w:space="0" w:color="000000"/>
+              <w:bottom w:val="single" w:sz="8" w:space="0" w:color="000000"/>
+              <w:right w:val="single" w:sz="8" w:space="0" w:color="000000"/>
+            </w:tcBorders>
+            <w:tcMar>
+              <w:top w:w="100" w:type="dxa"/>
+              <w:left w:w="100" w:type="dxa"/>
+              <w:bottom w:w="100" w:type="dxa"/>
+              <w:right w:w="100" w:type="dxa"/>
+            </w:tcMar>
+          </w:tcPr>
+          <w:p>
+            <w:r>
+              <w:t>Développement de l’interface uniquement pour les écrans desktop selon la maquette.</w:t>
+            </w:r>
+          </w:p>
+        </w:tc>
+        <w:tc>
+          <w:tcPr>
+            <w:tcW w:w="3271" w:type="dxa"/>
+            <w:tcBorders>
+              <w:top w:val="single" w:sz="8" w:space="0" w:color="000000"/>
+              <w:left w:val="single" w:sz="8" w:space="0" w:color="000000"/>
+              <w:bottom w:val="single" w:sz="8" w:space="0" w:color="000000"/>
+              <w:right w:val="single" w:sz="8" w:space="0" w:color="000000"/>
+            </w:tcBorders>
+            <w:tcMar>
+              <w:top w:w="100" w:type="dxa"/>
+              <w:left w:w="100" w:type="dxa"/>
+              <w:bottom w:w="100" w:type="dxa"/>
+              <w:right w:w="100" w:type="dxa"/>
+            </w:tcMar>
+          </w:tcPr>
+          <w:p>
+            <w:pPr>
+              <w:pStyle w:val="Standard"/>
+              <w:spacing w:line="240" w:lineRule="auto"/>
+            </w:pPr>
+            <w:r>
+              <w:t xml:space="preserve">1) Permet de respecter exactement le périmètre demandé. </w:t>
+            </w:r>
+            <w:r>
+              <w:br/>
+              <w:t>2) Évite du temps de développement inutile sur le responsive.</w:t>
             </w:r>
           </w:p>
         </w:tc>
@@ -2569,6 +3190,7 @@
       <w:bookmarkStart w:id="3" w:name="_ex0md8td8283"/>
       <w:bookmarkEnd w:id="3"/>
       <w:r>
+        <w:lastRenderedPageBreak/>
         <w:t xml:space="preserve">Liens avec le </w:t>
       </w:r>
       <w:proofErr w:type="spellStart"/>
@@ -2764,8 +3386,26 @@
           <w:sz w:val="24"/>
           <w:szCs w:val="24"/>
         </w:rPr>
-        <w:t>Nom de l’hébergement.</w:t>
-      </w:r>
+        <w:t>Nom de l’hébergement</w:t>
+      </w:r>
+      <w:r>
+        <w:rPr>
+          <w:rFonts w:ascii="Montserrat" w:eastAsia="Montserrat" w:hAnsi="Montserrat" w:cs="Montserrat"/>
+          <w:sz w:val="24"/>
+          <w:szCs w:val="24"/>
+        </w:rPr>
+        <w:t xml:space="preserve"> : </w:t>
+      </w:r>
+      <w:proofErr w:type="spellStart"/>
+      <w:r>
+        <w:rPr>
+          <w:rFonts w:ascii="Montserrat" w:eastAsia="Montserrat" w:hAnsi="Montserrat" w:cs="Montserrat"/>
+          <w:sz w:val="24"/>
+          <w:szCs w:val="24"/>
+        </w:rPr>
+        <w:t>Vercl</w:t>
+      </w:r>
+      <w:proofErr w:type="spellEnd"/>
     </w:p>
     <w:p>
       <w:pPr>
@@ -2823,7 +3463,7 @@
             <w:sz w:val="24"/>
             <w:szCs w:val="24"/>
           </w:rPr>
-          <w:t>contact@menumaker-qwenta.com</w:t>
+          <w:t>contact.menumaker@qwenta.com</w:t>
         </w:r>
       </w:hyperlink>
       <w:r>
@@ -2875,7 +3515,7 @@
             <w:sz w:val="24"/>
             <w:szCs w:val="24"/>
           </w:rPr>
-          <w:t>support@menumaker-qwenta.com</w:t>
+          <w:t>support.menumaker@qwenta.com</w:t>
         </w:r>
       </w:hyperlink>
       <w:r>
@@ -2903,61 +3543,11 @@
         <w:t xml:space="preserve"> </w:t>
       </w:r>
       <w:r>
-        <w:t>assistance technique</w:t>
-      </w:r>
-    </w:p>
-    <w:p>
-      <w:pPr>
-        <w:pStyle w:val="Standard"/>
-        <w:numPr>
-          <w:ilvl w:val="0"/>
-          <w:numId w:val="18"/>
-        </w:numPr>
-      </w:pPr>
-      <w:hyperlink r:id="rId9" w:history="1">
-        <w:r>
-          <w:rPr>
-            <w:rStyle w:val="Lienhypertexte"/>
-            <w:rFonts w:ascii="Montserrat" w:eastAsia="Montserrat" w:hAnsi="Montserrat" w:cs="Montserrat"/>
-            <w:sz w:val="24"/>
-            <w:szCs w:val="24"/>
-          </w:rPr>
-          <w:t>admin@menumaker-qwenta.com</w:t>
-        </w:r>
-      </w:hyperlink>
-      <w:r>
-        <w:rPr>
-          <w:rFonts w:ascii="Montserrat" w:eastAsia="Montserrat" w:hAnsi="Montserrat" w:cs="Montserrat"/>
-          <w:sz w:val="24"/>
-          <w:szCs w:val="24"/>
-        </w:rPr>
-        <w:t xml:space="preserve"> </w:t>
-      </w:r>
-      <w:r>
-        <w:rPr>
-          <w:rFonts w:ascii="Montserrat" w:eastAsia="Montserrat" w:hAnsi="Montserrat" w:cs="Montserrat"/>
-          <w:sz w:val="24"/>
-          <w:szCs w:val="24"/>
-        </w:rPr>
-        <w:sym w:font="Wingdings" w:char="F0E0"/>
-      </w:r>
-      <w:r>
-        <w:rPr>
-          <w:rFonts w:ascii="Montserrat" w:eastAsia="Montserrat" w:hAnsi="Montserrat" w:cs="Montserrat"/>
-          <w:sz w:val="24"/>
-          <w:szCs w:val="24"/>
-        </w:rPr>
-        <w:t xml:space="preserve"> </w:t>
-      </w:r>
-      <w:r>
-        <w:t>administration plateforme</w:t>
-      </w:r>
-    </w:p>
-    <w:p>
-      <w:pPr>
-        <w:pStyle w:val="Standard"/>
-        <w:ind w:left="1080"/>
-      </w:pPr>
+        <w:t>assistance techniqu</w:t>
+      </w:r>
+      <w:r>
+        <w:t>e</w:t>
+      </w:r>
       <w:r>
         <w:rPr>
           <w:rFonts w:ascii="Montserrat" w:eastAsia="Montserrat" w:hAnsi="Montserrat" w:cs="Montserrat"/>
@@ -3435,7 +4025,6 @@
           <w:sz w:val="24"/>
           <w:szCs w:val="24"/>
         </w:rPr>
-        <w:lastRenderedPageBreak/>
         <w:t>bcrypt</w:t>
       </w:r>
       <w:proofErr w:type="spellEnd"/>
@@ -3765,6 +4354,7 @@
           <w:sz w:val="24"/>
           <w:szCs w:val="24"/>
         </w:rPr>
+        <w:lastRenderedPageBreak/>
         <w:t xml:space="preserve">Un </w:t>
       </w:r>
       <w:proofErr w:type="spellStart"/>
@@ -4217,7 +4807,6 @@
           <w:sz w:val="24"/>
           <w:szCs w:val="24"/>
         </w:rPr>
-        <w:lastRenderedPageBreak/>
         <w:t>mot</w:t>
       </w:r>
       <w:proofErr w:type="gramEnd"/>
@@ -4612,6 +5201,7 @@
           <w:sz w:val="24"/>
           <w:szCs w:val="24"/>
         </w:rPr>
+        <w:lastRenderedPageBreak/>
         <w:t xml:space="preserve">     6. </w:t>
       </w:r>
       <w:r>
@@ -4988,7 +5578,6 @@
           <w:sz w:val="24"/>
           <w:szCs w:val="24"/>
         </w:rPr>
-        <w:lastRenderedPageBreak/>
         <w:t>restaurateur</w:t>
       </w:r>
       <w:proofErr w:type="gramEnd"/>
@@ -5019,46 +5608,6 @@
         </w:rPr>
         <w:t>Chaque utilisateur ne pourra accéder qu’à ses propres menus.</w:t>
       </w:r>
-    </w:p>
-    <w:p>
-      <w:pPr>
-        <w:pStyle w:val="Standard"/>
-        <w:rPr>
-          <w:rFonts w:ascii="Montserrat" w:eastAsia="Montserrat" w:hAnsi="Montserrat" w:cs="Montserrat"/>
-          <w:sz w:val="24"/>
-          <w:szCs w:val="24"/>
-        </w:rPr>
-      </w:pPr>
-    </w:p>
-    <w:p>
-      <w:pPr>
-        <w:pStyle w:val="Standard"/>
-        <w:rPr>
-          <w:rFonts w:ascii="Montserrat" w:eastAsia="Montserrat" w:hAnsi="Montserrat" w:cs="Montserrat"/>
-          <w:sz w:val="24"/>
-          <w:szCs w:val="24"/>
-        </w:rPr>
-      </w:pPr>
-    </w:p>
-    <w:p>
-      <w:pPr>
-        <w:pStyle w:val="Standard"/>
-        <w:rPr>
-          <w:rFonts w:ascii="Montserrat" w:eastAsia="Montserrat" w:hAnsi="Montserrat" w:cs="Montserrat"/>
-          <w:sz w:val="24"/>
-          <w:szCs w:val="24"/>
-        </w:rPr>
-      </w:pPr>
-    </w:p>
-    <w:p>
-      <w:pPr>
-        <w:pStyle w:val="Standard"/>
-        <w:rPr>
-          <w:rFonts w:ascii="Montserrat" w:eastAsia="Montserrat" w:hAnsi="Montserrat" w:cs="Montserrat"/>
-          <w:sz w:val="24"/>
-          <w:szCs w:val="24"/>
-        </w:rPr>
-      </w:pPr>
     </w:p>
     <w:p>
       <w:pPr>
@@ -5080,7 +5629,7 @@
         <w:widowControl w:val="0"/>
         <w:numPr>
           <w:ilvl w:val="0"/>
-          <w:numId w:val="21"/>
+          <w:numId w:val="3"/>
         </w:numPr>
       </w:pPr>
       <w:bookmarkStart w:id="7" w:name="_vbbknpfyus5o"/>
@@ -5352,6 +5901,7 @@
           <w:sz w:val="24"/>
           <w:szCs w:val="24"/>
         </w:rPr>
+        <w:lastRenderedPageBreak/>
         <w:t>Concevoir et intégrer des maquettes pour les tablettes et smartphones.</w:t>
       </w:r>
     </w:p>
@@ -5424,7 +5974,7 @@
       </w:r>
     </w:p>
     <w:sectPr>
-      <w:headerReference w:type="default" r:id="rId10"/>
+      <w:headerReference w:type="default" r:id="rId9"/>
       <w:pgSz w:w="16838" w:h="11906" w:orient="landscape"/>
       <w:pgMar w:top="1440" w:right="1440" w:bottom="1440" w:left="1440" w:header="720" w:footer="720" w:gutter="0"/>
       <w:pgNumType w:start="1"/>
@@ -11488,6 +12038,18 @@
       </w:numPr>
     </w:pPr>
   </w:style>
+  <w:style w:type="character" w:styleId="Lienhypertextesuivivisit">
+    <w:name w:val="FollowedHyperlink"/>
+    <w:basedOn w:val="Policepardfaut"/>
+    <w:uiPriority w:val="99"/>
+    <w:semiHidden/>
+    <w:unhideWhenUsed/>
+    <w:rsid w:val="003205BF"/>
+    <w:rPr>
+      <w:color w:val="954F72" w:themeColor="followedHyperlink"/>
+      <w:u w:val="single"/>
+    </w:rPr>
+  </w:style>
 </w:styles>
 </file>
 

--- a/Specifications_techniques.docx
+++ b/Specifications_techniques.docx
@@ -45,18 +45,8 @@
           <w:sz w:val="28"/>
           <w:szCs w:val="28"/>
         </w:rPr>
-        <w:t xml:space="preserve">Menu Maker by </w:t>
-      </w:r>
-      <w:proofErr w:type="spellStart"/>
-      <w:r>
-        <w:rPr>
-          <w:rFonts w:ascii="Montserrat" w:eastAsia="Montserrat" w:hAnsi="Montserrat" w:cs="Montserrat"/>
-          <w:sz w:val="28"/>
-          <w:szCs w:val="28"/>
-        </w:rPr>
-        <w:t>Qwenta</w:t>
-      </w:r>
-      <w:proofErr w:type="spellEnd"/>
+        <w:t>Menu Maker by Qwenta</w:t>
+      </w:r>
     </w:p>
     <w:p>
       <w:pPr>
@@ -295,15 +285,7 @@
                 <w:sz w:val="24"/>
                 <w:szCs w:val="24"/>
               </w:rPr>
-              <w:t>Zemouch</w:t>
-            </w:r>
-            <w:r>
-              <w:rPr>
-                <w:rFonts w:ascii="Montserrat" w:eastAsia="Montserrat" w:hAnsi="Montserrat" w:cs="Montserrat"/>
-                <w:sz w:val="24"/>
-                <w:szCs w:val="24"/>
-              </w:rPr>
-              <w:t>i</w:t>
+              <w:t>Zemouchi</w:t>
             </w:r>
           </w:p>
         </w:tc>
@@ -366,19 +348,8 @@
                 <w:szCs w:val="24"/>
                 <w:lang w:val="fr"/>
               </w:rPr>
-              <w:t xml:space="preserve">John, </w:t>
+              <w:t>John, Qwenta</w:t>
             </w:r>
-            <w:proofErr w:type="spellStart"/>
-            <w:r>
-              <w:rPr>
-                <w:rFonts w:ascii="Montserrat" w:eastAsia="Montserrat" w:hAnsi="Montserrat" w:cs="Montserrat"/>
-                <w:sz w:val="24"/>
-                <w:szCs w:val="24"/>
-                <w:lang w:val="fr"/>
-              </w:rPr>
-              <w:t>Qwenta</w:t>
-            </w:r>
-            <w:proofErr w:type="spellEnd"/>
           </w:p>
         </w:tc>
       </w:tr>
@@ -425,7 +396,25 @@
             <w:sz w:val="24"/>
             <w:szCs w:val="24"/>
           </w:rPr>
-          <w:t>I. Choix technologiques</w:t>
+          <w:t>I. Choix technologi</w:t>
+        </w:r>
+        <w:r>
+          <w:rPr>
+            <w:rFonts w:ascii="Montserrat" w:eastAsia="Montserrat" w:hAnsi="Montserrat" w:cs="Montserrat"/>
+            <w:color w:val="000000"/>
+            <w:sz w:val="24"/>
+            <w:szCs w:val="24"/>
+          </w:rPr>
+          <w:t>q</w:t>
+        </w:r>
+        <w:r>
+          <w:rPr>
+            <w:rFonts w:ascii="Montserrat" w:eastAsia="Montserrat" w:hAnsi="Montserrat" w:cs="Montserrat"/>
+            <w:color w:val="000000"/>
+            <w:sz w:val="24"/>
+            <w:szCs w:val="24"/>
+          </w:rPr>
+          <w:t>ues</w:t>
         </w:r>
         <w:r>
           <w:rPr>
@@ -462,7 +451,43 @@
             <w:sz w:val="24"/>
             <w:szCs w:val="24"/>
           </w:rPr>
-          <w:t>II. Liens avec le back-end</w:t>
+          <w:t>II. Liens a</w:t>
+        </w:r>
+        <w:r>
+          <w:rPr>
+            <w:rFonts w:ascii="Montserrat" w:eastAsia="Montserrat" w:hAnsi="Montserrat" w:cs="Montserrat"/>
+            <w:color w:val="000000"/>
+            <w:sz w:val="24"/>
+            <w:szCs w:val="24"/>
+          </w:rPr>
+          <w:t>v</w:t>
+        </w:r>
+        <w:r>
+          <w:rPr>
+            <w:rFonts w:ascii="Montserrat" w:eastAsia="Montserrat" w:hAnsi="Montserrat" w:cs="Montserrat"/>
+            <w:color w:val="000000"/>
+            <w:sz w:val="24"/>
+            <w:szCs w:val="24"/>
+          </w:rPr>
+          <w:t>ec le b</w:t>
+        </w:r>
+        <w:r>
+          <w:rPr>
+            <w:rFonts w:ascii="Montserrat" w:eastAsia="Montserrat" w:hAnsi="Montserrat" w:cs="Montserrat"/>
+            <w:color w:val="000000"/>
+            <w:sz w:val="24"/>
+            <w:szCs w:val="24"/>
+          </w:rPr>
+          <w:t>a</w:t>
+        </w:r>
+        <w:r>
+          <w:rPr>
+            <w:rFonts w:ascii="Montserrat" w:eastAsia="Montserrat" w:hAnsi="Montserrat" w:cs="Montserrat"/>
+            <w:color w:val="000000"/>
+            <w:sz w:val="24"/>
+            <w:szCs w:val="24"/>
+          </w:rPr>
+          <w:t>ck-end</w:t>
         </w:r>
         <w:r>
           <w:rPr>
@@ -480,7 +505,7 @@
           <w:sz w:val="24"/>
           <w:szCs w:val="24"/>
         </w:rPr>
-        <w:t>3</w:t>
+        <w:t>5</w:t>
       </w:r>
     </w:p>
     <w:p>
@@ -499,7 +524,25 @@
             <w:sz w:val="24"/>
             <w:szCs w:val="24"/>
           </w:rPr>
-          <w:t>III. Préconisations concernant le domaine et l’hébergement</w:t>
+          <w:t>III. Préconisati</w:t>
+        </w:r>
+        <w:r>
+          <w:rPr>
+            <w:rFonts w:ascii="Montserrat" w:eastAsia="Montserrat" w:hAnsi="Montserrat" w:cs="Montserrat"/>
+            <w:color w:val="000000"/>
+            <w:sz w:val="24"/>
+            <w:szCs w:val="24"/>
+          </w:rPr>
+          <w:t>o</w:t>
+        </w:r>
+        <w:r>
+          <w:rPr>
+            <w:rFonts w:ascii="Montserrat" w:eastAsia="Montserrat" w:hAnsi="Montserrat" w:cs="Montserrat"/>
+            <w:color w:val="000000"/>
+            <w:sz w:val="24"/>
+            <w:szCs w:val="24"/>
+          </w:rPr>
+          <w:t>ns concernant le domaine et l’hébergement</w:t>
         </w:r>
         <w:r>
           <w:rPr>
@@ -517,7 +560,7 @@
           <w:sz w:val="24"/>
           <w:szCs w:val="24"/>
         </w:rPr>
-        <w:t>3</w:t>
+        <w:t>7</w:t>
       </w:r>
     </w:p>
     <w:p>
@@ -536,7 +579,43 @@
             <w:sz w:val="24"/>
             <w:szCs w:val="24"/>
           </w:rPr>
-          <w:t>IV. Accessibilité</w:t>
+          <w:t>IV. Acces</w:t>
+        </w:r>
+        <w:r>
+          <w:rPr>
+            <w:rFonts w:ascii="Montserrat" w:eastAsia="Montserrat" w:hAnsi="Montserrat" w:cs="Montserrat"/>
+            <w:color w:val="000000"/>
+            <w:sz w:val="24"/>
+            <w:szCs w:val="24"/>
+          </w:rPr>
+          <w:t>s</w:t>
+        </w:r>
+        <w:r>
+          <w:rPr>
+            <w:rFonts w:ascii="Montserrat" w:eastAsia="Montserrat" w:hAnsi="Montserrat" w:cs="Montserrat"/>
+            <w:color w:val="000000"/>
+            <w:sz w:val="24"/>
+            <w:szCs w:val="24"/>
+          </w:rPr>
+          <w:t>ib</w:t>
+        </w:r>
+        <w:r>
+          <w:rPr>
+            <w:rFonts w:ascii="Montserrat" w:eastAsia="Montserrat" w:hAnsi="Montserrat" w:cs="Montserrat"/>
+            <w:color w:val="000000"/>
+            <w:sz w:val="24"/>
+            <w:szCs w:val="24"/>
+          </w:rPr>
+          <w:t>i</w:t>
+        </w:r>
+        <w:r>
+          <w:rPr>
+            <w:rFonts w:ascii="Montserrat" w:eastAsia="Montserrat" w:hAnsi="Montserrat" w:cs="Montserrat"/>
+            <w:color w:val="000000"/>
+            <w:sz w:val="24"/>
+            <w:szCs w:val="24"/>
+          </w:rPr>
+          <w:t>lité</w:t>
         </w:r>
         <w:r>
           <w:rPr>
@@ -554,7 +633,7 @@
           <w:sz w:val="24"/>
           <w:szCs w:val="24"/>
         </w:rPr>
-        <w:t>3</w:t>
+        <w:t>7</w:t>
       </w:r>
     </w:p>
     <w:p>
@@ -573,7 +652,61 @@
             <w:sz w:val="24"/>
             <w:szCs w:val="24"/>
           </w:rPr>
-          <w:t>V. Recommandations en termes de sécurité</w:t>
+          <w:t>V. Recom</w:t>
+        </w:r>
+        <w:r>
+          <w:rPr>
+            <w:rFonts w:ascii="Montserrat" w:eastAsia="Montserrat" w:hAnsi="Montserrat" w:cs="Montserrat"/>
+            <w:color w:val="000000"/>
+            <w:sz w:val="24"/>
+            <w:szCs w:val="24"/>
+          </w:rPr>
+          <w:t>m</w:t>
+        </w:r>
+        <w:r>
+          <w:rPr>
+            <w:rFonts w:ascii="Montserrat" w:eastAsia="Montserrat" w:hAnsi="Montserrat" w:cs="Montserrat"/>
+            <w:color w:val="000000"/>
+            <w:sz w:val="24"/>
+            <w:szCs w:val="24"/>
+          </w:rPr>
+          <w:t>a</w:t>
+        </w:r>
+        <w:r>
+          <w:rPr>
+            <w:rFonts w:ascii="Montserrat" w:eastAsia="Montserrat" w:hAnsi="Montserrat" w:cs="Montserrat"/>
+            <w:color w:val="000000"/>
+            <w:sz w:val="24"/>
+            <w:szCs w:val="24"/>
+          </w:rPr>
+          <w:t>ndations en termes de</w:t>
+        </w:r>
+        <w:r>
+          <w:rPr>
+            <w:rFonts w:ascii="Montserrat" w:eastAsia="Montserrat" w:hAnsi="Montserrat" w:cs="Montserrat"/>
+            <w:color w:val="000000"/>
+            <w:sz w:val="24"/>
+            <w:szCs w:val="24"/>
+          </w:rPr>
+          <w:t xml:space="preserve"> </w:t>
+        </w:r>
+        <w:r>
+          <w:rPr>
+            <w:rFonts w:ascii="Montserrat" w:eastAsia="Montserrat" w:hAnsi="Montserrat" w:cs="Montserrat"/>
+            <w:color w:val="000000"/>
+            <w:sz w:val="24"/>
+            <w:szCs w:val="24"/>
+          </w:rPr>
+          <w:t>s</w:t>
+        </w:r>
+        <w:r>
+          <w:rPr>
+            <w:rFonts w:ascii="Montserrat" w:eastAsia="Montserrat" w:hAnsi="Montserrat" w:cs="Montserrat"/>
+            <w:color w:val="000000"/>
+            <w:sz w:val="24"/>
+            <w:szCs w:val="24"/>
+          </w:rPr>
+          <w:t>écurité</w:t>
         </w:r>
         <w:r>
           <w:rPr>
@@ -591,7 +724,7 @@
           <w:sz w:val="24"/>
           <w:szCs w:val="24"/>
         </w:rPr>
-        <w:t>3</w:t>
+        <w:t>8</w:t>
       </w:r>
     </w:p>
     <w:p>
@@ -610,7 +743,52 @@
             <w:sz w:val="24"/>
             <w:szCs w:val="24"/>
           </w:rPr>
-          <w:t>VI. Maintenance du site et futures mises à jour</w:t>
+          <w:t xml:space="preserve">VI. Maintenance du </w:t>
+        </w:r>
+        <w:r>
+          <w:rPr>
+            <w:rFonts w:ascii="Montserrat" w:eastAsia="Montserrat" w:hAnsi="Montserrat" w:cs="Montserrat"/>
+            <w:color w:val="000000"/>
+            <w:sz w:val="24"/>
+            <w:szCs w:val="24"/>
+          </w:rPr>
+          <w:t>s</w:t>
+        </w:r>
+        <w:r>
+          <w:rPr>
+            <w:rFonts w:ascii="Montserrat" w:eastAsia="Montserrat" w:hAnsi="Montserrat" w:cs="Montserrat"/>
+            <w:color w:val="000000"/>
+            <w:sz w:val="24"/>
+            <w:szCs w:val="24"/>
+          </w:rPr>
+          <w:t>i</w:t>
+        </w:r>
+        <w:r>
+          <w:rPr>
+            <w:rFonts w:ascii="Montserrat" w:eastAsia="Montserrat" w:hAnsi="Montserrat" w:cs="Montserrat"/>
+            <w:color w:val="000000"/>
+            <w:sz w:val="24"/>
+            <w:szCs w:val="24"/>
+          </w:rPr>
+          <w:t>te et futures m</w:t>
+        </w:r>
+        <w:r>
+          <w:rPr>
+            <w:rFonts w:ascii="Montserrat" w:eastAsia="Montserrat" w:hAnsi="Montserrat" w:cs="Montserrat"/>
+            <w:color w:val="000000"/>
+            <w:sz w:val="24"/>
+            <w:szCs w:val="24"/>
+          </w:rPr>
+          <w:t>i</w:t>
+        </w:r>
+        <w:r>
+          <w:rPr>
+            <w:rFonts w:ascii="Montserrat" w:eastAsia="Montserrat" w:hAnsi="Montserrat" w:cs="Montserrat"/>
+            <w:color w:val="000000"/>
+            <w:sz w:val="24"/>
+            <w:szCs w:val="24"/>
+          </w:rPr>
+          <w:t>ses à jour</w:t>
         </w:r>
         <w:r>
           <w:rPr>
@@ -628,7 +806,7 @@
           <w:sz w:val="24"/>
           <w:szCs w:val="24"/>
         </w:rPr>
-        <w:t>4</w:t>
+        <w:t>11</w:t>
       </w:r>
     </w:p>
     <w:p>
@@ -967,11 +1145,9 @@
               <w:pStyle w:val="Standard"/>
               <w:spacing w:line="240" w:lineRule="auto"/>
             </w:pPr>
-            <w:proofErr w:type="spellStart"/>
             <w:r>
               <w:t>React</w:t>
             </w:r>
-            <w:proofErr w:type="spellEnd"/>
           </w:p>
         </w:tc>
         <w:tc>
@@ -995,13 +1171,8 @@
               <w:pStyle w:val="Standard"/>
               <w:spacing w:line="240" w:lineRule="auto"/>
             </w:pPr>
-            <w:proofErr w:type="spellStart"/>
             <w:r>
-              <w:t>React</w:t>
-            </w:r>
-            <w:proofErr w:type="spellEnd"/>
-            <w:r>
-              <w:t xml:space="preserve"> permet de créer une interface interactive avec des composants réutilisables.</w:t>
+              <w:t>React permet de créer une interface interactive avec des composants réutilisables.</w:t>
             </w:r>
           </w:p>
         </w:tc>
@@ -1121,13 +1292,8 @@
               <w:pStyle w:val="Standard"/>
               <w:spacing w:line="240" w:lineRule="auto"/>
             </w:pPr>
-            <w:proofErr w:type="spellStart"/>
             <w:r>
-              <w:t>React</w:t>
-            </w:r>
-            <w:proofErr w:type="spellEnd"/>
-            <w:r>
-              <w:t>-modal</w:t>
+              <w:t>React-modal</w:t>
             </w:r>
           </w:p>
         </w:tc>
@@ -1153,15 +1319,7 @@
               <w:spacing w:line="240" w:lineRule="auto"/>
             </w:pPr>
             <w:r>
-              <w:t xml:space="preserve">Cette librairie </w:t>
-            </w:r>
-            <w:proofErr w:type="spellStart"/>
-            <w:r>
-              <w:t>React</w:t>
-            </w:r>
-            <w:proofErr w:type="spellEnd"/>
-            <w:r>
-              <w:t xml:space="preserve"> permet de créer simplement des modales performantes, accessibles avec un minimum de code.</w:t>
+              <w:t>Cette librairie React permet de créer simplement des modales performantes, accessibles avec un minimum de code.</w:t>
             </w:r>
           </w:p>
         </w:tc>
@@ -1186,15 +1344,7 @@
               <w:pStyle w:val="Standard"/>
             </w:pPr>
             <w:r>
-              <w:t xml:space="preserve">1) Nous avons choisi de développer en </w:t>
-            </w:r>
-            <w:proofErr w:type="spellStart"/>
-            <w:r>
-              <w:t>React</w:t>
-            </w:r>
-            <w:proofErr w:type="spellEnd"/>
-            <w:r>
-              <w:t>, la librairie est cohérente avec ce choix.</w:t>
+              <w:t>1) Nous avons choisi de développer en React, la librairie est cohérente avec ce choix.</w:t>
             </w:r>
           </w:p>
           <w:p>
@@ -1434,13 +1584,8 @@
               <w:pStyle w:val="Standard"/>
               <w:spacing w:line="240" w:lineRule="auto"/>
             </w:pPr>
-            <w:proofErr w:type="spellStart"/>
             <w:r>
-              <w:t>React</w:t>
-            </w:r>
-            <w:proofErr w:type="spellEnd"/>
-            <w:r>
-              <w:t xml:space="preserve"> Router</w:t>
+              <w:t>React Router</w:t>
             </w:r>
           </w:p>
         </w:tc>
@@ -1465,19 +1610,9 @@
               <w:pStyle w:val="Standard"/>
               <w:spacing w:line="240" w:lineRule="auto"/>
             </w:pPr>
-            <w:proofErr w:type="spellStart"/>
             <w:r>
-              <w:t>React</w:t>
+              <w:t>React Router permet de gérer les pages dynamiques comme /menu/:id.</w:t>
             </w:r>
-            <w:proofErr w:type="spellEnd"/>
-            <w:r>
-              <w:t xml:space="preserve"> Router permet de gérer les pages dynamiques comme /menu</w:t>
-            </w:r>
-            <w:proofErr w:type="gramStart"/>
-            <w:r>
-              <w:t>/:id.</w:t>
-            </w:r>
-            <w:proofErr w:type="gramEnd"/>
           </w:p>
         </w:tc>
         <w:tc>
@@ -1544,13 +1679,8 @@
             </w:pPr>
             <w:r>
               <w:lastRenderedPageBreak/>
-              <w:t xml:space="preserve">Personnalisation du </w:t>
+              <w:t>Personnalisation du branding</w:t>
             </w:r>
-            <w:proofErr w:type="spellStart"/>
-            <w:r>
-              <w:t>branding</w:t>
-            </w:r>
-            <w:proofErr w:type="spellEnd"/>
           </w:p>
         </w:tc>
         <w:tc>
@@ -1600,21 +1730,8 @@
               <w:pStyle w:val="Standard"/>
               <w:spacing w:line="240" w:lineRule="auto"/>
             </w:pPr>
-            <w:proofErr w:type="spellStart"/>
             <w:r>
-              <w:t>React</w:t>
-            </w:r>
-            <w:proofErr w:type="spellEnd"/>
-            <w:r>
-              <w:t xml:space="preserve"> + </w:t>
-            </w:r>
-            <w:proofErr w:type="spellStart"/>
-            <w:r>
-              <w:t>FormData</w:t>
-            </w:r>
-            <w:proofErr w:type="spellEnd"/>
-            <w:r>
-              <w:t xml:space="preserve"> + Multer</w:t>
+              <w:t>React + FormData + Multer</w:t>
             </w:r>
           </w:p>
         </w:tc>
@@ -1640,15 +1757,7 @@
               <w:spacing w:line="240" w:lineRule="auto"/>
             </w:pPr>
             <w:r>
-              <w:t xml:space="preserve">Le front envoie le logo et les couleurs au </w:t>
-            </w:r>
-            <w:proofErr w:type="spellStart"/>
-            <w:r>
-              <w:t>back-end</w:t>
-            </w:r>
-            <w:proofErr w:type="spellEnd"/>
-            <w:r>
-              <w:t xml:space="preserve"> pour sauvegarde.</w:t>
+              <w:t>Le front envoie le logo et les couleurs au back-end pour sauvegarde.</w:t>
             </w:r>
           </w:p>
         </w:tc>
@@ -1674,15 +1783,7 @@
               <w:spacing w:line="240" w:lineRule="auto"/>
             </w:pPr>
             <w:r>
-              <w:t xml:space="preserve">1) </w:t>
-            </w:r>
-            <w:proofErr w:type="spellStart"/>
-            <w:r>
-              <w:t>FormData</w:t>
-            </w:r>
-            <w:proofErr w:type="spellEnd"/>
-            <w:r>
-              <w:t xml:space="preserve"> permet d’envoyer un fichier avec des données texte. </w:t>
+              <w:t xml:space="preserve">1) FormData permet d’envoyer un fichier avec des données texte. </w:t>
             </w:r>
             <w:r>
               <w:br/>
@@ -1912,11 +2013,9 @@
               <w:pStyle w:val="Standard"/>
               <w:spacing w:line="240" w:lineRule="auto"/>
             </w:pPr>
-            <w:proofErr w:type="spellStart"/>
             <w:r>
               <w:t>PDFKit</w:t>
             </w:r>
-            <w:proofErr w:type="spellEnd"/>
           </w:p>
         </w:tc>
         <w:tc>
@@ -1999,13 +2098,7 @@
               <w:spacing w:line="240" w:lineRule="auto"/>
             </w:pPr>
             <w:r>
-              <w:t>Diffuser le menu sur</w:t>
-            </w:r>
-            <w:r>
-              <w:t xml:space="preserve"> </w:t>
-            </w:r>
-            <w:r>
-              <w:t>Deliveroo</w:t>
+              <w:t>Diffuser le menu sur Deliveroo</w:t>
             </w:r>
           </w:p>
         </w:tc>
@@ -2316,15 +2409,7 @@
               <w:spacing w:line="240" w:lineRule="auto"/>
             </w:pPr>
             <w:r>
-              <w:t xml:space="preserve">Le restaurateur doit accéder au service d’impression </w:t>
-            </w:r>
-            <w:proofErr w:type="spellStart"/>
-            <w:r>
-              <w:t>Qwenta</w:t>
-            </w:r>
-            <w:proofErr w:type="spellEnd"/>
-            <w:r>
-              <w:t>.</w:t>
+              <w:t>Le restaurateur doit accéder au service d’impression Qwenta.</w:t>
             </w:r>
           </w:p>
         </w:tc>
@@ -2383,15 +2468,7 @@
               <w:spacing w:line="240" w:lineRule="auto"/>
             </w:pPr>
             <w:r>
-              <w:t xml:space="preserve">Redirige l’utilisateur vers le back-office </w:t>
-            </w:r>
-            <w:proofErr w:type="spellStart"/>
-            <w:r>
-              <w:t>Qwenta</w:t>
-            </w:r>
-            <w:proofErr w:type="spellEnd"/>
-            <w:r>
-              <w:t xml:space="preserve"> dans un nouvel onglet.</w:t>
+              <w:t>Redirige l’utilisateur vers le back-office Qwenta dans un nouvel onglet.</w:t>
             </w:r>
           </w:p>
           <w:p>
@@ -2431,15 +2508,7 @@
             </w:r>
             <w:r>
               <w:lastRenderedPageBreak/>
-              <w:t xml:space="preserve">parcours clair sans développement </w:t>
-            </w:r>
-            <w:proofErr w:type="spellStart"/>
-            <w:r>
-              <w:t>back-end</w:t>
-            </w:r>
-            <w:proofErr w:type="spellEnd"/>
-            <w:r>
-              <w:t xml:space="preserve"> complexe.</w:t>
+              <w:t>parcours clair sans développement back-end complexe.</w:t>
             </w:r>
           </w:p>
         </w:tc>
@@ -2656,10 +2725,7 @@
               <w:spacing w:line="240" w:lineRule="auto"/>
             </w:pPr>
             <w:r>
-              <w:t>Vite +</w:t>
-            </w:r>
-            <w:r>
-              <w:t xml:space="preserve"> Sass</w:t>
+              <w:t>Vite + Sass</w:t>
             </w:r>
           </w:p>
         </w:tc>
@@ -2707,15 +2773,7 @@
               <w:spacing w:line="240" w:lineRule="auto"/>
             </w:pPr>
             <w:r>
-              <w:t xml:space="preserve">1) Vite optimise le développement </w:t>
-            </w:r>
-            <w:proofErr w:type="spellStart"/>
-            <w:r>
-              <w:t>React</w:t>
-            </w:r>
-            <w:proofErr w:type="spellEnd"/>
-            <w:r>
-              <w:t xml:space="preserve">. </w:t>
+              <w:t xml:space="preserve">1) Vite optimise le développement React. </w:t>
             </w:r>
             <w:r>
               <w:br/>
@@ -2747,13 +2805,8 @@
               <w:spacing w:line="240" w:lineRule="auto"/>
             </w:pPr>
             <w:r>
-              <w:t xml:space="preserve">Lien avec le </w:t>
+              <w:t>Lien avec le back-end</w:t>
             </w:r>
-            <w:proofErr w:type="spellStart"/>
-            <w:r>
-              <w:t>back-end</w:t>
-            </w:r>
-            <w:proofErr w:type="spellEnd"/>
           </w:p>
         </w:tc>
         <w:tc>
@@ -2958,15 +3011,7 @@
           </w:tcPr>
           <w:p>
             <w:r>
-              <w:t xml:space="preserve">Mise en place minimale des balises </w:t>
-            </w:r>
-            <w:proofErr w:type="spellStart"/>
-            <w:r>
-              <w:t>title</w:t>
-            </w:r>
-            <w:proofErr w:type="spellEnd"/>
-            <w:r>
-              <w:t>, description et structure sémantique.</w:t>
+              <w:t>Mise en place minimale des balises title, description et structure sémantique.</w:t>
             </w:r>
           </w:p>
         </w:tc>
@@ -3050,13 +3095,7 @@
               <w:spacing w:line="240" w:lineRule="auto"/>
             </w:pPr>
             <w:r>
-              <w:t>Aucun</w:t>
-            </w:r>
-            <w:r>
-              <w:t>e version</w:t>
-            </w:r>
-            <w:r>
-              <w:t xml:space="preserve"> mobile à développer ni à prévoir.</w:t>
+              <w:t>Aucune version mobile à développer ni à prévoir.</w:t>
             </w:r>
           </w:p>
         </w:tc>
@@ -3081,13 +3120,8 @@
               <w:pStyle w:val="Standard"/>
               <w:spacing w:line="240" w:lineRule="auto"/>
             </w:pPr>
-            <w:proofErr w:type="spellStart"/>
             <w:r>
-              <w:t>React</w:t>
-            </w:r>
-            <w:proofErr w:type="spellEnd"/>
-            <w:r>
-              <w:t xml:space="preserve"> + Sass </w:t>
+              <w:t xml:space="preserve">React + Sass </w:t>
             </w:r>
           </w:p>
         </w:tc>
@@ -3191,13 +3225,8 @@
       <w:bookmarkEnd w:id="3"/>
       <w:r>
         <w:lastRenderedPageBreak/>
-        <w:t xml:space="preserve">Liens avec le </w:t>
-      </w:r>
-      <w:proofErr w:type="spellStart"/>
-      <w:r>
-        <w:t>back-end</w:t>
-      </w:r>
-      <w:proofErr w:type="spellEnd"/>
+        <w:t>Liens avec le back-end</w:t>
+      </w:r>
     </w:p>
     <w:p>
       <w:pPr>
@@ -3217,22 +3246,282 @@
           <w:ilvl w:val="0"/>
           <w:numId w:val="10"/>
         </w:numPr>
-      </w:pPr>
-      <w:r>
-        <w:rPr>
-          <w:rFonts w:ascii="Montserrat" w:eastAsia="Montserrat" w:hAnsi="Montserrat" w:cs="Montserrat"/>
-          <w:sz w:val="24"/>
-          <w:szCs w:val="24"/>
-        </w:rPr>
-        <w:t xml:space="preserve">Quel langage pour le serveur ? </w:t>
-      </w:r>
-      <w:r>
-        <w:rPr>
-          <w:rFonts w:ascii="Montserrat" w:eastAsia="Montserrat" w:hAnsi="Montserrat" w:cs="Montserrat"/>
-          <w:sz w:val="24"/>
-          <w:szCs w:val="24"/>
-        </w:rPr>
-        <w:t xml:space="preserve"> Node JS</w:t>
+        <w:rPr>
+          <w:rFonts w:ascii="Montserrat" w:hAnsi="Montserrat"/>
+        </w:rPr>
+      </w:pPr>
+      <w:r>
+        <w:rPr>
+          <w:rFonts w:ascii="Montserrat" w:eastAsia="Montserrat" w:hAnsi="Montserrat" w:cs="Montserrat"/>
+          <w:sz w:val="24"/>
+          <w:szCs w:val="24"/>
+        </w:rPr>
+        <w:t xml:space="preserve">Quel langage pour le serveur ?  </w:t>
+      </w:r>
+    </w:p>
+    <w:p>
+      <w:pPr>
+        <w:pStyle w:val="Standard"/>
+        <w:ind w:left="720"/>
+        <w:rPr>
+          <w:rFonts w:ascii="Montserrat" w:hAnsi="Montserrat"/>
+        </w:rPr>
+      </w:pPr>
+    </w:p>
+    <w:p>
+      <w:pPr>
+        <w:pStyle w:val="Standard"/>
+        <w:numPr>
+          <w:ilvl w:val="1"/>
+          <w:numId w:val="10"/>
+        </w:numPr>
+        <w:rPr>
+          <w:rFonts w:ascii="Montserrat" w:hAnsi="Montserrat"/>
+        </w:rPr>
+      </w:pPr>
+      <w:r>
+        <w:rPr>
+          <w:rFonts w:ascii="Montserrat" w:eastAsia="Times New Roman" w:hAnsi="Montserrat"/>
+          <w:sz w:val="24"/>
+          <w:szCs w:val="24"/>
+          <w:lang w:eastAsia="fr-FR" w:bidi="ar-SA"/>
+        </w:rPr>
+        <w:t>Le serveur sera développé avec Node.js.</w:t>
+      </w:r>
+      <w:r>
+        <w:rPr>
+          <w:rFonts w:ascii="Montserrat" w:hAnsi="Montserrat"/>
+        </w:rPr>
+        <w:t xml:space="preserve"> </w:t>
+      </w:r>
+      <w:r>
+        <w:rPr>
+          <w:rFonts w:ascii="Montserrat" w:eastAsia="Times New Roman" w:hAnsi="Montserrat"/>
+          <w:sz w:val="24"/>
+          <w:szCs w:val="24"/>
+          <w:lang w:eastAsia="fr-FR" w:bidi="ar-SA"/>
+        </w:rPr>
+        <w:t>Node.js a été choisi car il permet :</w:t>
+      </w:r>
+    </w:p>
+    <w:p>
+      <w:pPr>
+        <w:pStyle w:val="Paragraphedeliste"/>
+        <w:numPr>
+          <w:ilvl w:val="0"/>
+          <w:numId w:val="50"/>
+        </w:numPr>
+        <w:suppressAutoHyphens w:val="0"/>
+        <w:autoSpaceDN/>
+        <w:spacing w:before="100" w:beforeAutospacing="1" w:after="100" w:afterAutospacing="1"/>
+        <w:textAlignment w:val="auto"/>
+        <w:rPr>
+          <w:rFonts w:ascii="Montserrat" w:eastAsia="Times New Roman" w:hAnsi="Montserrat"/>
+          <w:sz w:val="24"/>
+          <w:szCs w:val="24"/>
+          <w:lang w:eastAsia="fr-FR" w:bidi="ar-SA"/>
+        </w:rPr>
+      </w:pPr>
+      <w:r>
+        <w:rPr>
+          <w:rFonts w:ascii="Montserrat" w:eastAsia="Times New Roman" w:hAnsi="Montserrat"/>
+          <w:sz w:val="24"/>
+          <w:szCs w:val="24"/>
+          <w:lang w:eastAsia="fr-FR" w:bidi="ar-SA"/>
+        </w:rPr>
+        <w:t xml:space="preserve">d’utiliser le même langage entre le front-end et le back-end </w:t>
+      </w:r>
+    </w:p>
+    <w:p>
+      <w:pPr>
+        <w:pStyle w:val="Paragraphedeliste"/>
+        <w:numPr>
+          <w:ilvl w:val="0"/>
+          <w:numId w:val="50"/>
+        </w:numPr>
+        <w:suppressAutoHyphens w:val="0"/>
+        <w:autoSpaceDN/>
+        <w:spacing w:before="100" w:beforeAutospacing="1" w:after="100" w:afterAutospacing="1"/>
+        <w:textAlignment w:val="auto"/>
+        <w:rPr>
+          <w:rFonts w:ascii="Montserrat" w:eastAsia="Times New Roman" w:hAnsi="Montserrat"/>
+          <w:sz w:val="24"/>
+          <w:szCs w:val="24"/>
+          <w:lang w:eastAsia="fr-FR" w:bidi="ar-SA"/>
+        </w:rPr>
+      </w:pPr>
+      <w:r>
+        <w:rPr>
+          <w:rFonts w:ascii="Montserrat" w:eastAsia="Times New Roman" w:hAnsi="Montserrat"/>
+          <w:sz w:val="24"/>
+          <w:szCs w:val="24"/>
+          <w:lang w:eastAsia="fr-FR" w:bidi="ar-SA"/>
+        </w:rPr>
+        <w:t xml:space="preserve">de faciliter les échanges de données avec l’API </w:t>
+      </w:r>
+    </w:p>
+    <w:p>
+      <w:pPr>
+        <w:pStyle w:val="Paragraphedeliste"/>
+        <w:numPr>
+          <w:ilvl w:val="0"/>
+          <w:numId w:val="50"/>
+        </w:numPr>
+        <w:suppressAutoHyphens w:val="0"/>
+        <w:autoSpaceDN/>
+        <w:spacing w:before="100" w:beforeAutospacing="1" w:after="100" w:afterAutospacing="1"/>
+        <w:textAlignment w:val="auto"/>
+        <w:rPr>
+          <w:rFonts w:ascii="Montserrat" w:eastAsia="Times New Roman" w:hAnsi="Montserrat"/>
+          <w:sz w:val="24"/>
+          <w:szCs w:val="24"/>
+          <w:lang w:eastAsia="fr-FR" w:bidi="ar-SA"/>
+        </w:rPr>
+      </w:pPr>
+      <w:r>
+        <w:rPr>
+          <w:rFonts w:ascii="Montserrat" w:eastAsia="Times New Roman" w:hAnsi="Montserrat"/>
+          <w:sz w:val="24"/>
+          <w:szCs w:val="24"/>
+          <w:lang w:eastAsia="fr-FR" w:bidi="ar-SA"/>
+        </w:rPr>
+        <w:t xml:space="preserve">de gérer efficacement les requêtes utilisateurs </w:t>
+      </w:r>
+    </w:p>
+    <w:p>
+      <w:pPr>
+        <w:suppressAutoHyphens w:val="0"/>
+        <w:autoSpaceDN/>
+        <w:spacing w:before="100" w:beforeAutospacing="1" w:after="100" w:afterAutospacing="1"/>
+        <w:ind w:left="1440"/>
+        <w:textAlignment w:val="auto"/>
+        <w:rPr>
+          <w:rFonts w:ascii="Montserrat" w:eastAsia="Times New Roman" w:hAnsi="Montserrat"/>
+          <w:sz w:val="24"/>
+          <w:szCs w:val="24"/>
+          <w:lang w:eastAsia="fr-FR" w:bidi="ar-SA"/>
+        </w:rPr>
+      </w:pPr>
+      <w:r>
+        <w:rPr>
+          <w:rFonts w:ascii="Montserrat" w:eastAsia="Times New Roman" w:hAnsi="Montserrat"/>
+          <w:sz w:val="24"/>
+          <w:szCs w:val="24"/>
+          <w:lang w:eastAsia="fr-FR" w:bidi="ar-SA"/>
+        </w:rPr>
+        <w:t>Dans le projet Menu Maker, Node.js permettra notamment de :</w:t>
+      </w:r>
+    </w:p>
+    <w:p>
+      <w:pPr>
+        <w:pStyle w:val="Paragraphedeliste"/>
+        <w:numPr>
+          <w:ilvl w:val="0"/>
+          <w:numId w:val="50"/>
+        </w:numPr>
+        <w:suppressAutoHyphens w:val="0"/>
+        <w:autoSpaceDN/>
+        <w:spacing w:before="100" w:beforeAutospacing="1" w:after="100" w:afterAutospacing="1"/>
+        <w:textAlignment w:val="auto"/>
+        <w:rPr>
+          <w:rFonts w:ascii="Montserrat" w:eastAsia="Times New Roman" w:hAnsi="Montserrat"/>
+          <w:sz w:val="24"/>
+          <w:szCs w:val="24"/>
+          <w:lang w:eastAsia="fr-FR" w:bidi="ar-SA"/>
+        </w:rPr>
+      </w:pPr>
+      <w:r>
+        <w:rPr>
+          <w:rFonts w:ascii="Montserrat" w:eastAsia="Times New Roman" w:hAnsi="Montserrat"/>
+          <w:sz w:val="24"/>
+          <w:szCs w:val="24"/>
+          <w:lang w:eastAsia="fr-FR" w:bidi="ar-SA"/>
+        </w:rPr>
+        <w:t xml:space="preserve">gérer l’authentification des utilisateurs </w:t>
+      </w:r>
+    </w:p>
+    <w:p>
+      <w:pPr>
+        <w:pStyle w:val="Paragraphedeliste"/>
+        <w:numPr>
+          <w:ilvl w:val="0"/>
+          <w:numId w:val="50"/>
+        </w:numPr>
+        <w:suppressAutoHyphens w:val="0"/>
+        <w:autoSpaceDN/>
+        <w:spacing w:before="100" w:beforeAutospacing="1" w:after="100" w:afterAutospacing="1"/>
+        <w:textAlignment w:val="auto"/>
+        <w:rPr>
+          <w:rFonts w:ascii="Montserrat" w:eastAsia="Times New Roman" w:hAnsi="Montserrat"/>
+          <w:sz w:val="24"/>
+          <w:szCs w:val="24"/>
+          <w:lang w:eastAsia="fr-FR" w:bidi="ar-SA"/>
+        </w:rPr>
+      </w:pPr>
+      <w:r>
+        <w:rPr>
+          <w:rFonts w:ascii="Montserrat" w:eastAsia="Times New Roman" w:hAnsi="Montserrat"/>
+          <w:sz w:val="24"/>
+          <w:szCs w:val="24"/>
+          <w:lang w:eastAsia="fr-FR" w:bidi="ar-SA"/>
+        </w:rPr>
+        <w:t xml:space="preserve">créer et modifier les menus </w:t>
+      </w:r>
+    </w:p>
+    <w:p>
+      <w:pPr>
+        <w:pStyle w:val="Paragraphedeliste"/>
+        <w:numPr>
+          <w:ilvl w:val="0"/>
+          <w:numId w:val="50"/>
+        </w:numPr>
+        <w:suppressAutoHyphens w:val="0"/>
+        <w:autoSpaceDN/>
+        <w:spacing w:before="100" w:beforeAutospacing="1" w:after="100" w:afterAutospacing="1"/>
+        <w:textAlignment w:val="auto"/>
+        <w:rPr>
+          <w:rFonts w:ascii="Montserrat" w:eastAsia="Times New Roman" w:hAnsi="Montserrat"/>
+          <w:sz w:val="24"/>
+          <w:szCs w:val="24"/>
+          <w:lang w:eastAsia="fr-FR" w:bidi="ar-SA"/>
+        </w:rPr>
+      </w:pPr>
+      <w:r>
+        <w:rPr>
+          <w:rFonts w:ascii="Montserrat" w:eastAsia="Times New Roman" w:hAnsi="Montserrat"/>
+          <w:sz w:val="24"/>
+          <w:szCs w:val="24"/>
+          <w:lang w:eastAsia="fr-FR" w:bidi="ar-SA"/>
+        </w:rPr>
+        <w:t xml:space="preserve">générer les exports PDF </w:t>
+      </w:r>
+    </w:p>
+    <w:p>
+      <w:pPr>
+        <w:pStyle w:val="Paragraphedeliste"/>
+        <w:numPr>
+          <w:ilvl w:val="0"/>
+          <w:numId w:val="50"/>
+        </w:numPr>
+        <w:suppressAutoHyphens w:val="0"/>
+        <w:autoSpaceDN/>
+        <w:spacing w:before="100" w:beforeAutospacing="1" w:after="100" w:afterAutospacing="1"/>
+        <w:textAlignment w:val="auto"/>
+        <w:rPr>
+          <w:rFonts w:ascii="Montserrat" w:eastAsia="Times New Roman" w:hAnsi="Montserrat"/>
+          <w:sz w:val="24"/>
+          <w:szCs w:val="24"/>
+          <w:lang w:eastAsia="fr-FR" w:bidi="ar-SA"/>
+        </w:rPr>
+      </w:pPr>
+      <w:r>
+        <w:rPr>
+          <w:rFonts w:ascii="Montserrat" w:eastAsia="Times New Roman" w:hAnsi="Montserrat"/>
+          <w:sz w:val="24"/>
+          <w:szCs w:val="24"/>
+          <w:lang w:eastAsia="fr-FR" w:bidi="ar-SA"/>
+        </w:rPr>
+        <w:t>communiquer avec les API externes comme Deliveroo ou Instagram.</w:t>
       </w:r>
     </w:p>
     <w:p>
@@ -3242,6 +3531,9 @@
           <w:ilvl w:val="0"/>
           <w:numId w:val="6"/>
         </w:numPr>
+        <w:rPr>
+          <w:rFonts w:ascii="Montserrat" w:hAnsi="Montserrat"/>
+        </w:rPr>
       </w:pPr>
       <w:r>
         <w:rPr>
@@ -3251,14 +3543,357 @@
         </w:rPr>
         <w:t xml:space="preserve">A-t-on besoin d’une API ? </w:t>
       </w:r>
-      <w:r>
-        <w:rPr>
-          <w:rFonts w:ascii="Montserrat" w:eastAsia="Montserrat" w:hAnsi="Montserrat" w:cs="Montserrat"/>
-          <w:sz w:val="24"/>
-          <w:szCs w:val="24"/>
-        </w:rPr>
-        <w:t xml:space="preserve"> API REST</w:t>
-      </w:r>
+    </w:p>
+    <w:p>
+      <w:pPr>
+        <w:pStyle w:val="Standard"/>
+        <w:ind w:left="720"/>
+        <w:rPr>
+          <w:rFonts w:ascii="Montserrat" w:hAnsi="Montserrat"/>
+        </w:rPr>
+      </w:pPr>
+    </w:p>
+    <w:p>
+      <w:pPr>
+        <w:pStyle w:val="Standard"/>
+        <w:numPr>
+          <w:ilvl w:val="1"/>
+          <w:numId w:val="6"/>
+        </w:numPr>
+        <w:rPr>
+          <w:rFonts w:ascii="Montserrat" w:hAnsi="Montserrat"/>
+        </w:rPr>
+      </w:pPr>
+      <w:r>
+        <w:rPr>
+          <w:rFonts w:ascii="Montserrat" w:hAnsi="Montserrat"/>
+        </w:rPr>
+        <w:t>Une API REST sera mise en place afin de permettre la communication entre le front-end React et le back-end Node.js.</w:t>
+      </w:r>
+    </w:p>
+    <w:p>
+      <w:pPr>
+        <w:pStyle w:val="Standard"/>
+        <w:ind w:left="720" w:firstLine="720"/>
+        <w:rPr>
+          <w:rFonts w:ascii="Montserrat" w:hAnsi="Montserrat"/>
+        </w:rPr>
+      </w:pPr>
+      <w:r>
+        <w:rPr>
+          <w:rFonts w:ascii="Montserrat" w:hAnsi="Montserrat"/>
+        </w:rPr>
+        <w:t>L’API permettra d’échanger les données de manière sécurisée grâce à différentes routes HTTP.</w:t>
+      </w:r>
+    </w:p>
+    <w:p>
+      <w:pPr>
+        <w:pStyle w:val="Standard"/>
+        <w:ind w:left="720" w:firstLine="720"/>
+        <w:rPr>
+          <w:rFonts w:ascii="Montserrat" w:hAnsi="Montserrat"/>
+        </w:rPr>
+      </w:pPr>
+    </w:p>
+    <w:p>
+      <w:pPr>
+        <w:pStyle w:val="Standard"/>
+        <w:ind w:left="720" w:firstLine="720"/>
+        <w:rPr>
+          <w:rFonts w:ascii="Montserrat" w:hAnsi="Montserrat"/>
+        </w:rPr>
+      </w:pPr>
+      <w:r>
+        <w:rPr>
+          <w:rFonts w:ascii="Montserrat" w:hAnsi="Montserrat"/>
+        </w:rPr>
+        <w:t>Exemples :</w:t>
+      </w:r>
+    </w:p>
+    <w:p>
+      <w:pPr>
+        <w:pStyle w:val="Standard"/>
+        <w:numPr>
+          <w:ilvl w:val="0"/>
+          <w:numId w:val="51"/>
+        </w:numPr>
+        <w:rPr>
+          <w:rFonts w:ascii="Montserrat" w:hAnsi="Montserrat"/>
+        </w:rPr>
+      </w:pPr>
+      <w:r>
+        <w:rPr>
+          <w:rFonts w:ascii="Montserrat" w:hAnsi="Montserrat"/>
+        </w:rPr>
+        <w:t xml:space="preserve">connexion utilisateur </w:t>
+      </w:r>
+    </w:p>
+    <w:p>
+      <w:pPr>
+        <w:pStyle w:val="Standard"/>
+        <w:numPr>
+          <w:ilvl w:val="0"/>
+          <w:numId w:val="51"/>
+        </w:numPr>
+        <w:rPr>
+          <w:rFonts w:ascii="Montserrat" w:hAnsi="Montserrat"/>
+        </w:rPr>
+      </w:pPr>
+      <w:r>
+        <w:rPr>
+          <w:rFonts w:ascii="Montserrat" w:hAnsi="Montserrat"/>
+        </w:rPr>
+        <w:t xml:space="preserve">création de menu </w:t>
+      </w:r>
+    </w:p>
+    <w:p>
+      <w:pPr>
+        <w:pStyle w:val="Standard"/>
+        <w:numPr>
+          <w:ilvl w:val="0"/>
+          <w:numId w:val="51"/>
+        </w:numPr>
+        <w:rPr>
+          <w:rFonts w:ascii="Montserrat" w:hAnsi="Montserrat"/>
+        </w:rPr>
+      </w:pPr>
+      <w:r>
+        <w:rPr>
+          <w:rFonts w:ascii="Montserrat" w:hAnsi="Montserrat"/>
+        </w:rPr>
+        <w:t xml:space="preserve">récupération des plats </w:t>
+      </w:r>
+    </w:p>
+    <w:p>
+      <w:pPr>
+        <w:pStyle w:val="Standard"/>
+        <w:numPr>
+          <w:ilvl w:val="0"/>
+          <w:numId w:val="51"/>
+        </w:numPr>
+        <w:rPr>
+          <w:rFonts w:ascii="Montserrat" w:hAnsi="Montserrat"/>
+        </w:rPr>
+      </w:pPr>
+      <w:r>
+        <w:rPr>
+          <w:rFonts w:ascii="Montserrat" w:hAnsi="Montserrat"/>
+        </w:rPr>
+        <w:t xml:space="preserve">modification des catégories </w:t>
+      </w:r>
+    </w:p>
+    <w:p>
+      <w:pPr>
+        <w:pStyle w:val="Standard"/>
+        <w:numPr>
+          <w:ilvl w:val="0"/>
+          <w:numId w:val="51"/>
+        </w:numPr>
+        <w:rPr>
+          <w:rFonts w:ascii="Montserrat" w:hAnsi="Montserrat"/>
+        </w:rPr>
+      </w:pPr>
+      <w:r>
+        <w:rPr>
+          <w:rFonts w:ascii="Montserrat" w:hAnsi="Montserrat"/>
+        </w:rPr>
+        <w:t>exportation des menus</w:t>
+      </w:r>
+    </w:p>
+    <w:p>
+      <w:pPr>
+        <w:pStyle w:val="Standard"/>
+        <w:ind w:left="720" w:firstLine="720"/>
+        <w:rPr>
+          <w:rFonts w:ascii="Montserrat" w:hAnsi="Montserrat"/>
+        </w:rPr>
+      </w:pPr>
+      <w:r>
+        <w:rPr>
+          <w:rFonts w:ascii="Montserrat" w:hAnsi="Montserrat"/>
+        </w:rPr>
+        <w:lastRenderedPageBreak/>
+        <w:t>Les principales méthodes utilisées seront :</w:t>
+      </w:r>
+    </w:p>
+    <w:p>
+      <w:pPr>
+        <w:pStyle w:val="Standard"/>
+        <w:ind w:left="720" w:firstLine="720"/>
+        <w:rPr>
+          <w:rFonts w:ascii="Montserrat" w:hAnsi="Montserrat"/>
+        </w:rPr>
+      </w:pPr>
+    </w:p>
+    <w:p>
+      <w:pPr>
+        <w:pStyle w:val="Standard"/>
+        <w:numPr>
+          <w:ilvl w:val="0"/>
+          <w:numId w:val="52"/>
+        </w:numPr>
+        <w:rPr>
+          <w:rFonts w:ascii="Montserrat" w:hAnsi="Montserrat"/>
+        </w:rPr>
+      </w:pPr>
+      <w:r>
+        <w:rPr>
+          <w:rFonts w:ascii="Montserrat" w:hAnsi="Montserrat"/>
+          <w:b/>
+          <w:bCs/>
+        </w:rPr>
+        <w:t>GET</w:t>
+      </w:r>
+      <w:r>
+        <w:rPr>
+          <w:rFonts w:ascii="Montserrat" w:hAnsi="Montserrat"/>
+        </w:rPr>
+        <w:t xml:space="preserve"> → récupérer des données </w:t>
+      </w:r>
+    </w:p>
+    <w:p>
+      <w:pPr>
+        <w:pStyle w:val="Standard"/>
+        <w:numPr>
+          <w:ilvl w:val="0"/>
+          <w:numId w:val="52"/>
+        </w:numPr>
+        <w:rPr>
+          <w:rFonts w:ascii="Montserrat" w:hAnsi="Montserrat"/>
+        </w:rPr>
+      </w:pPr>
+      <w:r>
+        <w:rPr>
+          <w:rFonts w:ascii="Montserrat" w:hAnsi="Montserrat"/>
+          <w:b/>
+          <w:bCs/>
+        </w:rPr>
+        <w:t>POST</w:t>
+      </w:r>
+      <w:r>
+        <w:rPr>
+          <w:rFonts w:ascii="Montserrat" w:hAnsi="Montserrat"/>
+        </w:rPr>
+        <w:t xml:space="preserve"> → créer des données </w:t>
+      </w:r>
+    </w:p>
+    <w:p>
+      <w:pPr>
+        <w:pStyle w:val="Standard"/>
+        <w:numPr>
+          <w:ilvl w:val="0"/>
+          <w:numId w:val="52"/>
+        </w:numPr>
+        <w:rPr>
+          <w:rFonts w:ascii="Montserrat" w:hAnsi="Montserrat"/>
+        </w:rPr>
+      </w:pPr>
+      <w:r>
+        <w:rPr>
+          <w:rFonts w:ascii="Montserrat" w:hAnsi="Montserrat"/>
+          <w:b/>
+          <w:bCs/>
+        </w:rPr>
+        <w:t>PUT</w:t>
+      </w:r>
+      <w:r>
+        <w:rPr>
+          <w:rFonts w:ascii="Montserrat" w:hAnsi="Montserrat"/>
+        </w:rPr>
+        <w:t xml:space="preserve"> → modifier des données</w:t>
+      </w:r>
+    </w:p>
+    <w:p>
+      <w:pPr>
+        <w:pStyle w:val="Standard"/>
+        <w:numPr>
+          <w:ilvl w:val="0"/>
+          <w:numId w:val="52"/>
+        </w:numPr>
+        <w:rPr>
+          <w:rFonts w:ascii="Montserrat" w:hAnsi="Montserrat"/>
+        </w:rPr>
+      </w:pPr>
+      <w:r>
+        <w:rPr>
+          <w:rFonts w:ascii="Montserrat" w:hAnsi="Montserrat"/>
+          <w:b/>
+          <w:bCs/>
+        </w:rPr>
+        <w:t>DELETE</w:t>
+      </w:r>
+      <w:r>
+        <w:rPr>
+          <w:rFonts w:ascii="Montserrat" w:hAnsi="Montserrat"/>
+        </w:rPr>
+        <w:t xml:space="preserve"> → supprimer des données.</w:t>
+      </w:r>
+    </w:p>
+    <w:p>
+      <w:pPr>
+        <w:pStyle w:val="Standard"/>
+        <w:ind w:left="2160"/>
+        <w:rPr>
+          <w:rFonts w:ascii="Montserrat" w:hAnsi="Montserrat"/>
+        </w:rPr>
+      </w:pPr>
+    </w:p>
+    <w:p>
+      <w:pPr>
+        <w:pStyle w:val="Standard"/>
+        <w:ind w:left="720" w:firstLine="720"/>
+        <w:rPr>
+          <w:rFonts w:ascii="Montserrat" w:hAnsi="Montserrat"/>
+        </w:rPr>
+      </w:pPr>
+      <w:r>
+        <w:rPr>
+          <w:rFonts w:ascii="Montserrat" w:hAnsi="Montserrat"/>
+        </w:rPr>
+        <w:t>Cette architecture permet de séparer clairement l’interface utilisateur</w:t>
+      </w:r>
+      <w:r>
+        <w:rPr>
+          <w:rFonts w:ascii="Montserrat" w:hAnsi="Montserrat"/>
+        </w:rPr>
+        <w:t xml:space="preserve">, </w:t>
+      </w:r>
+      <w:r>
+        <w:rPr>
+          <w:rFonts w:ascii="Montserrat" w:hAnsi="Montserrat"/>
+        </w:rPr>
+        <w:t xml:space="preserve">la logique serveur </w:t>
+      </w:r>
+      <w:r>
+        <w:rPr>
+          <w:rFonts w:ascii="Montserrat" w:hAnsi="Montserrat"/>
+        </w:rPr>
+        <w:t xml:space="preserve">et </w:t>
+      </w:r>
+      <w:r>
+        <w:rPr>
+          <w:rFonts w:ascii="Montserrat" w:hAnsi="Montserrat"/>
+        </w:rPr>
+        <w:t>la gestion d</w:t>
+      </w:r>
+      <w:r>
+        <w:rPr>
+          <w:rFonts w:ascii="Montserrat" w:hAnsi="Montserrat"/>
+        </w:rPr>
+        <w:t>e</w:t>
+      </w:r>
+      <w:r>
+        <w:rPr>
+          <w:rFonts w:ascii="Montserrat" w:hAnsi="Montserrat"/>
+        </w:rPr>
+        <w:t>s données.</w:t>
+      </w:r>
+    </w:p>
+    <w:p>
+      <w:pPr>
+        <w:pStyle w:val="Standard"/>
+        <w:ind w:left="720"/>
+      </w:pPr>
     </w:p>
     <w:p>
       <w:pPr>
@@ -3274,44 +3909,222 @@
           <w:sz w:val="24"/>
           <w:szCs w:val="24"/>
         </w:rPr>
-        <w:t>Base de données choisie :</w:t>
-      </w:r>
-      <w:r>
-        <w:rPr>
-          <w:rFonts w:ascii="Montserrat" w:eastAsia="Montserrat" w:hAnsi="Montserrat" w:cs="Montserrat"/>
-          <w:sz w:val="24"/>
-          <w:szCs w:val="24"/>
-        </w:rPr>
-        <w:t xml:space="preserve"> NoSQL Mongo DB</w:t>
-      </w:r>
-      <w:r>
-        <w:rPr>
-          <w:rFonts w:ascii="Montserrat" w:eastAsia="Montserrat" w:hAnsi="Montserrat" w:cs="Montserrat"/>
-          <w:sz w:val="24"/>
-          <w:szCs w:val="24"/>
-        </w:rPr>
-        <w:br/>
-      </w:r>
-    </w:p>
-    <w:p>
-      <w:pPr>
-        <w:pStyle w:val="Standard"/>
-        <w:rPr>
-          <w:rFonts w:ascii="Montserrat" w:eastAsia="Montserrat" w:hAnsi="Montserrat" w:cs="Montserrat"/>
-          <w:sz w:val="24"/>
-          <w:szCs w:val="24"/>
-        </w:rPr>
-      </w:pPr>
-    </w:p>
-    <w:p>
-      <w:pPr>
-        <w:pStyle w:val="Standard"/>
-        <w:rPr>
-          <w:rFonts w:ascii="Montserrat" w:eastAsia="Montserrat" w:hAnsi="Montserrat" w:cs="Montserrat"/>
-          <w:b/>
-          <w:sz w:val="28"/>
-          <w:szCs w:val="28"/>
-        </w:rPr>
+        <w:t xml:space="preserve">Base de données choisie : </w:t>
+      </w:r>
+    </w:p>
+    <w:p>
+      <w:pPr>
+        <w:pStyle w:val="Standard"/>
+        <w:ind w:left="1440"/>
+        <w:rPr>
+          <w:rFonts w:ascii="Montserrat" w:eastAsia="Montserrat" w:hAnsi="Montserrat" w:cs="Montserrat"/>
+          <w:sz w:val="24"/>
+          <w:szCs w:val="24"/>
+        </w:rPr>
+      </w:pPr>
+    </w:p>
+    <w:p>
+      <w:pPr>
+        <w:pStyle w:val="Standard"/>
+        <w:numPr>
+          <w:ilvl w:val="0"/>
+          <w:numId w:val="53"/>
+        </w:numPr>
+        <w:rPr>
+          <w:rFonts w:ascii="Montserrat" w:eastAsia="Montserrat" w:hAnsi="Montserrat" w:cs="Montserrat"/>
+          <w:sz w:val="24"/>
+          <w:szCs w:val="24"/>
+        </w:rPr>
+      </w:pPr>
+      <w:r>
+        <w:rPr>
+          <w:rFonts w:ascii="Montserrat" w:eastAsia="Montserrat" w:hAnsi="Montserrat" w:cs="Montserrat"/>
+          <w:sz w:val="24"/>
+          <w:szCs w:val="24"/>
+        </w:rPr>
+        <w:t>MongoDB a été choisie comme base de données NoSQL pour stocker les informations de l’application.</w:t>
+      </w:r>
+    </w:p>
+    <w:p>
+      <w:pPr>
+        <w:pStyle w:val="Standard"/>
+        <w:ind w:left="1440"/>
+        <w:rPr>
+          <w:rFonts w:ascii="Montserrat" w:eastAsia="Montserrat" w:hAnsi="Montserrat" w:cs="Montserrat"/>
+          <w:sz w:val="24"/>
+          <w:szCs w:val="24"/>
+        </w:rPr>
+      </w:pPr>
+      <w:r>
+        <w:rPr>
+          <w:rFonts w:ascii="Montserrat" w:eastAsia="Montserrat" w:hAnsi="Montserrat" w:cs="Montserrat"/>
+          <w:sz w:val="24"/>
+          <w:szCs w:val="24"/>
+        </w:rPr>
+        <w:t>Cette solution est particulièrement adaptée au projet Menu Maker car les données sont flexibles et évolutives</w:t>
+      </w:r>
+      <w:r>
+        <w:rPr>
+          <w:rFonts w:ascii="Montserrat" w:eastAsia="Montserrat" w:hAnsi="Montserrat" w:cs="Montserrat"/>
+          <w:sz w:val="24"/>
+          <w:szCs w:val="24"/>
+        </w:rPr>
+        <w:t>.</w:t>
+      </w:r>
+    </w:p>
+    <w:p>
+      <w:pPr>
+        <w:pStyle w:val="Standard"/>
+        <w:rPr>
+          <w:rFonts w:ascii="Montserrat" w:eastAsia="Montserrat" w:hAnsi="Montserrat" w:cs="Montserrat"/>
+          <w:sz w:val="24"/>
+          <w:szCs w:val="24"/>
+        </w:rPr>
+      </w:pPr>
+    </w:p>
+    <w:p>
+      <w:pPr>
+        <w:pStyle w:val="Standard"/>
+        <w:ind w:left="1440"/>
+        <w:rPr>
+          <w:rFonts w:ascii="Montserrat" w:eastAsia="Montserrat" w:hAnsi="Montserrat" w:cs="Montserrat"/>
+          <w:sz w:val="24"/>
+          <w:szCs w:val="24"/>
+        </w:rPr>
+      </w:pPr>
+      <w:r>
+        <w:rPr>
+          <w:rFonts w:ascii="Montserrat" w:eastAsia="Montserrat" w:hAnsi="Montserrat" w:cs="Montserrat"/>
+          <w:sz w:val="24"/>
+          <w:szCs w:val="24"/>
+        </w:rPr>
+        <w:t>MongoDB fonctionne avec des documents JSON, ce qui facilite l’intégration avec JavaScript et Node.js.</w:t>
+      </w:r>
+    </w:p>
+    <w:p>
+      <w:pPr>
+        <w:pStyle w:val="Standard"/>
+        <w:ind w:left="1440"/>
+        <w:rPr>
+          <w:rFonts w:ascii="Montserrat" w:eastAsia="Montserrat" w:hAnsi="Montserrat" w:cs="Montserrat"/>
+          <w:sz w:val="24"/>
+          <w:szCs w:val="24"/>
+        </w:rPr>
+      </w:pPr>
+      <w:r>
+        <w:rPr>
+          <w:rFonts w:ascii="Montserrat" w:eastAsia="Montserrat" w:hAnsi="Montserrat" w:cs="Montserrat"/>
+          <w:sz w:val="24"/>
+          <w:szCs w:val="24"/>
+        </w:rPr>
+        <w:t>Cette base de données permet également :</w:t>
+      </w:r>
+    </w:p>
+    <w:p>
+      <w:pPr>
+        <w:pStyle w:val="Standard"/>
+        <w:numPr>
+          <w:ilvl w:val="0"/>
+          <w:numId w:val="54"/>
+        </w:numPr>
+        <w:rPr>
+          <w:rFonts w:ascii="Montserrat" w:eastAsia="Montserrat" w:hAnsi="Montserrat" w:cs="Montserrat"/>
+          <w:sz w:val="24"/>
+          <w:szCs w:val="24"/>
+        </w:rPr>
+      </w:pPr>
+      <w:r>
+        <w:rPr>
+          <w:rFonts w:ascii="Montserrat" w:eastAsia="Montserrat" w:hAnsi="Montserrat" w:cs="Montserrat"/>
+          <w:sz w:val="24"/>
+          <w:szCs w:val="24"/>
+        </w:rPr>
+        <w:t xml:space="preserve">une évolution simple de la structure des données </w:t>
+      </w:r>
+    </w:p>
+    <w:p>
+      <w:pPr>
+        <w:pStyle w:val="Standard"/>
+        <w:numPr>
+          <w:ilvl w:val="0"/>
+          <w:numId w:val="54"/>
+        </w:numPr>
+        <w:rPr>
+          <w:rFonts w:ascii="Montserrat" w:eastAsia="Montserrat" w:hAnsi="Montserrat" w:cs="Montserrat"/>
+          <w:sz w:val="24"/>
+          <w:szCs w:val="24"/>
+        </w:rPr>
+      </w:pPr>
+      <w:r>
+        <w:rPr>
+          <w:rFonts w:ascii="Montserrat" w:eastAsia="Montserrat" w:hAnsi="Montserrat" w:cs="Montserrat"/>
+          <w:sz w:val="24"/>
+          <w:szCs w:val="24"/>
+        </w:rPr>
+        <w:t xml:space="preserve">une gestion efficace des relations entre menus et catégories </w:t>
+      </w:r>
+    </w:p>
+    <w:p>
+      <w:pPr>
+        <w:pStyle w:val="Standard"/>
+        <w:numPr>
+          <w:ilvl w:val="0"/>
+          <w:numId w:val="54"/>
+        </w:numPr>
+        <w:rPr>
+          <w:rFonts w:ascii="Montserrat" w:eastAsia="Montserrat" w:hAnsi="Montserrat" w:cs="Montserrat"/>
+          <w:sz w:val="24"/>
+          <w:szCs w:val="24"/>
+        </w:rPr>
+      </w:pPr>
+      <w:r>
+        <w:rPr>
+          <w:rFonts w:ascii="Montserrat" w:eastAsia="Montserrat" w:hAnsi="Montserrat" w:cs="Montserrat"/>
+          <w:sz w:val="24"/>
+          <w:szCs w:val="24"/>
+        </w:rPr>
+        <w:t>une intégration rapide avec Mongoose</w:t>
+      </w:r>
+      <w:r>
+        <w:rPr>
+          <w:rFonts w:ascii="Montserrat" w:eastAsia="Montserrat" w:hAnsi="Montserrat" w:cs="Montserrat"/>
+          <w:sz w:val="24"/>
+          <w:szCs w:val="24"/>
+        </w:rPr>
+        <w:t>.</w:t>
+      </w:r>
+    </w:p>
+    <w:p>
+      <w:pPr>
+        <w:pStyle w:val="Titre2"/>
+        <w:ind w:firstLine="0"/>
+      </w:pPr>
+      <w:bookmarkStart w:id="4" w:name="_a61v3uh5vs19"/>
+      <w:bookmarkEnd w:id="4"/>
+    </w:p>
+    <w:p>
+      <w:pPr>
+        <w:pStyle w:val="Standard"/>
+      </w:pPr>
+    </w:p>
+    <w:p>
+      <w:pPr>
+        <w:pStyle w:val="Standard"/>
+      </w:pPr>
+    </w:p>
+    <w:p>
+      <w:pPr>
+        <w:pStyle w:val="Standard"/>
+      </w:pPr>
+    </w:p>
+    <w:p>
+      <w:pPr>
+        <w:pStyle w:val="Standard"/>
+      </w:pPr>
+    </w:p>
+    <w:p>
+      <w:pPr>
+        <w:pStyle w:val="Standard"/>
       </w:pPr>
     </w:p>
     <w:p>
@@ -3322,9 +4135,8 @@
           <w:numId w:val="3"/>
         </w:numPr>
       </w:pPr>
-      <w:bookmarkStart w:id="4" w:name="_a61v3uh5vs19"/>
-      <w:bookmarkEnd w:id="4"/>
-      <w:r>
+      <w:r>
+        <w:lastRenderedPageBreak/>
         <w:t>Préconisations concernant le domaine et l’hébergement</w:t>
       </w:r>
     </w:p>
@@ -3353,15 +4165,7 @@
           <w:sz w:val="24"/>
           <w:szCs w:val="24"/>
         </w:rPr>
-        <w:t>Nom du domaine</w:t>
-      </w:r>
-      <w:r>
-        <w:rPr>
-          <w:rFonts w:ascii="Montserrat" w:eastAsia="Montserrat" w:hAnsi="Montserrat" w:cs="Montserrat"/>
-          <w:sz w:val="24"/>
-          <w:szCs w:val="24"/>
-        </w:rPr>
-        <w:t xml:space="preserve"> : </w:t>
+        <w:t xml:space="preserve">Nom du domaine : </w:t>
       </w:r>
       <w:r>
         <w:rPr>
@@ -3386,26 +4190,8 @@
           <w:sz w:val="24"/>
           <w:szCs w:val="24"/>
         </w:rPr>
-        <w:t>Nom de l’hébergement</w:t>
-      </w:r>
-      <w:r>
-        <w:rPr>
-          <w:rFonts w:ascii="Montserrat" w:eastAsia="Montserrat" w:hAnsi="Montserrat" w:cs="Montserrat"/>
-          <w:sz w:val="24"/>
-          <w:szCs w:val="24"/>
-        </w:rPr>
-        <w:t xml:space="preserve"> : </w:t>
-      </w:r>
-      <w:proofErr w:type="spellStart"/>
-      <w:r>
-        <w:rPr>
-          <w:rFonts w:ascii="Montserrat" w:eastAsia="Montserrat" w:hAnsi="Montserrat" w:cs="Montserrat"/>
-          <w:sz w:val="24"/>
-          <w:szCs w:val="24"/>
-        </w:rPr>
-        <w:t>Vercl</w:t>
-      </w:r>
-      <w:proofErr w:type="spellEnd"/>
+        <w:t>Nom de l’hébergement : Vercel</w:t>
+      </w:r>
     </w:p>
     <w:p>
       <w:pPr>
@@ -3421,25 +4207,7 @@
           <w:sz w:val="24"/>
           <w:szCs w:val="24"/>
         </w:rPr>
-        <w:t xml:space="preserve">Adresses </w:t>
-      </w:r>
-      <w:proofErr w:type="gramStart"/>
-      <w:r>
-        <w:rPr>
-          <w:rFonts w:ascii="Montserrat" w:eastAsia="Montserrat" w:hAnsi="Montserrat" w:cs="Montserrat"/>
-          <w:sz w:val="24"/>
-          <w:szCs w:val="24"/>
-        </w:rPr>
-        <w:t>e-mail</w:t>
-      </w:r>
-      <w:proofErr w:type="gramEnd"/>
-      <w:r>
-        <w:rPr>
-          <w:rFonts w:ascii="Montserrat" w:eastAsia="Montserrat" w:hAnsi="Montserrat" w:cs="Montserrat"/>
-          <w:sz w:val="24"/>
-          <w:szCs w:val="24"/>
-        </w:rPr>
-        <w:t> :</w:t>
+        <w:t>Adresses e-mail :</w:t>
       </w:r>
     </w:p>
     <w:p>
@@ -3543,10 +4311,7 @@
         <w:t xml:space="preserve"> </w:t>
       </w:r>
       <w:r>
-        <w:t>assistance techniqu</w:t>
-      </w:r>
-      <w:r>
-        <w:t>e</w:t>
+        <w:t>assistance technique</w:t>
       </w:r>
       <w:r>
         <w:rPr>
@@ -3626,9 +4391,24 @@
     <w:p>
       <w:pPr>
         <w:widowControl w:val="0"/>
+        <w:suppressAutoHyphens w:val="0"/>
+        <w:autoSpaceDN/>
+        <w:ind w:left="720"/>
+        <w:textAlignment w:val="auto"/>
+        <w:rPr>
+          <w:rFonts w:ascii="Montserrat" w:eastAsia="Montserrat" w:hAnsi="Montserrat" w:cs="Montserrat"/>
+          <w:sz w:val="24"/>
+          <w:szCs w:val="24"/>
+        </w:rPr>
+      </w:pPr>
+    </w:p>
+    <w:p>
+      <w:pPr>
+        <w:pStyle w:val="Paragraphedeliste"/>
+        <w:widowControl w:val="0"/>
         <w:numPr>
-          <w:ilvl w:val="1"/>
-          <w:numId w:val="44"/>
+          <w:ilvl w:val="0"/>
+          <w:numId w:val="53"/>
         </w:numPr>
         <w:suppressAutoHyphens w:val="0"/>
         <w:autoSpaceDN/>
@@ -3645,7 +4425,7 @@
           <w:sz w:val="24"/>
           <w:szCs w:val="24"/>
         </w:rPr>
-        <w:t>Le site doit être compatible avec les dernières versions de Chrome, Safari et Firefox.</w:t>
+        <w:t>Le périmètre du projet se limite à une version desktop compatible avec les dernières versions de Chrome,    Safari et Firefox.</w:t>
       </w:r>
     </w:p>
     <w:p>
@@ -3690,6 +4470,20 @@
     <w:p>
       <w:pPr>
         <w:widowControl w:val="0"/>
+        <w:suppressAutoHyphens w:val="0"/>
+        <w:autoSpaceDN/>
+        <w:ind w:left="720"/>
+        <w:textAlignment w:val="auto"/>
+        <w:rPr>
+          <w:rFonts w:ascii="Montserrat" w:eastAsia="Montserrat" w:hAnsi="Montserrat" w:cs="Montserrat"/>
+          <w:sz w:val="24"/>
+          <w:szCs w:val="24"/>
+        </w:rPr>
+      </w:pPr>
+    </w:p>
+    <w:p>
+      <w:pPr>
+        <w:widowControl w:val="0"/>
         <w:numPr>
           <w:ilvl w:val="1"/>
           <w:numId w:val="44"/>
@@ -3715,15 +4509,27 @@
     <w:p>
       <w:pPr>
         <w:pStyle w:val="Standard"/>
-      </w:pPr>
-      <w:r>
-        <w:rPr>
-          <w:rFonts w:ascii="Montserrat" w:eastAsia="Montserrat" w:hAnsi="Montserrat" w:cs="Montserrat"/>
-          <w:sz w:val="24"/>
-          <w:szCs w:val="24"/>
-        </w:rPr>
-        <w:br/>
-      </w:r>
+        <w:rPr>
+          <w:rFonts w:ascii="Montserrat" w:eastAsia="Montserrat" w:hAnsi="Montserrat" w:cs="Montserrat"/>
+          <w:sz w:val="24"/>
+          <w:szCs w:val="24"/>
+        </w:rPr>
+      </w:pPr>
+    </w:p>
+    <w:p>
+      <w:pPr>
+        <w:pStyle w:val="Standard"/>
+        <w:rPr>
+          <w:rFonts w:ascii="Montserrat" w:eastAsia="Montserrat" w:hAnsi="Montserrat" w:cs="Montserrat"/>
+          <w:sz w:val="24"/>
+          <w:szCs w:val="24"/>
+        </w:rPr>
+      </w:pPr>
+    </w:p>
+    <w:p>
+      <w:pPr>
+        <w:pStyle w:val="Standard"/>
+      </w:pPr>
     </w:p>
     <w:p>
       <w:pPr>
@@ -3761,6 +4567,7 @@
       <w:bookmarkStart w:id="6" w:name="_l80x4g9stizp"/>
       <w:bookmarkEnd w:id="6"/>
       <w:r>
+        <w:lastRenderedPageBreak/>
         <w:t>Recommandations en termes de sécurité</w:t>
       </w:r>
       <w:r>
@@ -3770,7 +4577,7 @@
     <w:p>
       <w:pPr>
         <w:pStyle w:val="Standard"/>
-        <w:ind w:firstLine="360"/>
+        <w:ind w:firstLine="720"/>
         <w:rPr>
           <w:rFonts w:ascii="Montserrat" w:eastAsia="Montserrat" w:hAnsi="Montserrat" w:cs="Montserrat"/>
           <w:b/>
@@ -3819,6 +4626,7 @@
           <w:ilvl w:val="0"/>
           <w:numId w:val="18"/>
         </w:numPr>
+        <w:ind w:left="1440"/>
         <w:rPr>
           <w:rFonts w:ascii="Montserrat" w:eastAsia="Montserrat" w:hAnsi="Montserrat" w:cs="Montserrat"/>
           <w:b/>
@@ -3841,7 +4649,7 @@
     <w:p>
       <w:pPr>
         <w:pStyle w:val="Standard"/>
-        <w:ind w:left="1080"/>
+        <w:ind w:left="1440"/>
         <w:rPr>
           <w:rFonts w:ascii="Montserrat" w:eastAsia="Montserrat" w:hAnsi="Montserrat" w:cs="Montserrat"/>
           <w:sz w:val="24"/>
@@ -3866,50 +4674,22 @@
         </w:numPr>
         <w:tabs>
           <w:tab w:val="clear" w:pos="720"/>
-          <w:tab w:val="num" w:pos="1800"/>
-        </w:tabs>
-        <w:ind w:left="1800"/>
-        <w:rPr>
-          <w:rFonts w:ascii="Montserrat" w:eastAsia="Montserrat" w:hAnsi="Montserrat" w:cs="Montserrat"/>
-          <w:sz w:val="24"/>
-          <w:szCs w:val="24"/>
-        </w:rPr>
-      </w:pPr>
-      <w:proofErr w:type="gramStart"/>
-      <w:r>
-        <w:rPr>
-          <w:rFonts w:ascii="Montserrat" w:eastAsia="Montserrat" w:hAnsi="Montserrat" w:cs="Montserrat"/>
-          <w:sz w:val="24"/>
-          <w:szCs w:val="24"/>
-        </w:rPr>
-        <w:t>une</w:t>
-      </w:r>
-      <w:proofErr w:type="gramEnd"/>
-      <w:r>
-        <w:rPr>
-          <w:rFonts w:ascii="Montserrat" w:eastAsia="Montserrat" w:hAnsi="Montserrat" w:cs="Montserrat"/>
-          <w:sz w:val="24"/>
-          <w:szCs w:val="24"/>
-        </w:rPr>
-        <w:t xml:space="preserve"> adresse </w:t>
-      </w:r>
-      <w:proofErr w:type="gramStart"/>
-      <w:r>
-        <w:rPr>
-          <w:rFonts w:ascii="Montserrat" w:eastAsia="Montserrat" w:hAnsi="Montserrat" w:cs="Montserrat"/>
-          <w:sz w:val="24"/>
-          <w:szCs w:val="24"/>
-        </w:rPr>
-        <w:t>e-mail</w:t>
-      </w:r>
-      <w:proofErr w:type="gramEnd"/>
-      <w:r>
-        <w:rPr>
-          <w:rFonts w:ascii="Montserrat" w:eastAsia="Montserrat" w:hAnsi="Montserrat" w:cs="Montserrat"/>
-          <w:sz w:val="24"/>
-          <w:szCs w:val="24"/>
-        </w:rPr>
-        <w:t xml:space="preserve"> valide ; </w:t>
+          <w:tab w:val="num" w:pos="2160"/>
+        </w:tabs>
+        <w:ind w:left="2160"/>
+        <w:rPr>
+          <w:rFonts w:ascii="Montserrat" w:eastAsia="Montserrat" w:hAnsi="Montserrat" w:cs="Montserrat"/>
+          <w:sz w:val="24"/>
+          <w:szCs w:val="24"/>
+        </w:rPr>
+      </w:pPr>
+      <w:r>
+        <w:rPr>
+          <w:rFonts w:ascii="Montserrat" w:eastAsia="Montserrat" w:hAnsi="Montserrat" w:cs="Montserrat"/>
+          <w:sz w:val="24"/>
+          <w:szCs w:val="24"/>
+        </w:rPr>
+        <w:t xml:space="preserve">une adresse e-mail valide </w:t>
       </w:r>
     </w:p>
     <w:p>
@@ -3921,38 +4701,28 @@
         </w:numPr>
         <w:tabs>
           <w:tab w:val="clear" w:pos="720"/>
-          <w:tab w:val="num" w:pos="1440"/>
-        </w:tabs>
-        <w:ind w:left="1800"/>
-        <w:rPr>
-          <w:rFonts w:ascii="Montserrat" w:eastAsia="Montserrat" w:hAnsi="Montserrat" w:cs="Montserrat"/>
-          <w:sz w:val="24"/>
-          <w:szCs w:val="24"/>
-        </w:rPr>
-      </w:pPr>
-      <w:proofErr w:type="gramStart"/>
-      <w:r>
-        <w:rPr>
-          <w:rFonts w:ascii="Montserrat" w:eastAsia="Montserrat" w:hAnsi="Montserrat" w:cs="Montserrat"/>
-          <w:sz w:val="24"/>
-          <w:szCs w:val="24"/>
-        </w:rPr>
-        <w:t>un</w:t>
-      </w:r>
-      <w:proofErr w:type="gramEnd"/>
-      <w:r>
-        <w:rPr>
-          <w:rFonts w:ascii="Montserrat" w:eastAsia="Montserrat" w:hAnsi="Montserrat" w:cs="Montserrat"/>
-          <w:sz w:val="24"/>
-          <w:szCs w:val="24"/>
-        </w:rPr>
-        <w:t xml:space="preserve"> mot de passe sécurisé. </w:t>
-      </w:r>
-    </w:p>
-    <w:p>
-      <w:pPr>
-        <w:pStyle w:val="Standard"/>
-        <w:ind w:left="1080"/>
+          <w:tab w:val="num" w:pos="1800"/>
+        </w:tabs>
+        <w:ind w:left="2160"/>
+        <w:rPr>
+          <w:rFonts w:ascii="Montserrat" w:eastAsia="Montserrat" w:hAnsi="Montserrat" w:cs="Montserrat"/>
+          <w:sz w:val="24"/>
+          <w:szCs w:val="24"/>
+        </w:rPr>
+      </w:pPr>
+      <w:r>
+        <w:rPr>
+          <w:rFonts w:ascii="Montserrat" w:eastAsia="Montserrat" w:hAnsi="Montserrat" w:cs="Montserrat"/>
+          <w:sz w:val="24"/>
+          <w:szCs w:val="24"/>
+        </w:rPr>
+        <w:t xml:space="preserve">un mot de passe sécurisé. </w:t>
+      </w:r>
+    </w:p>
+    <w:p>
+      <w:pPr>
+        <w:pStyle w:val="Standard"/>
+        <w:ind w:left="1440"/>
         <w:rPr>
           <w:rFonts w:ascii="Montserrat" w:eastAsia="Montserrat" w:hAnsi="Montserrat" w:cs="Montserrat"/>
           <w:sz w:val="24"/>
@@ -3971,6 +4741,7 @@
     <w:p>
       <w:pPr>
         <w:pStyle w:val="Standard"/>
+        <w:ind w:left="360"/>
         <w:rPr>
           <w:rFonts w:ascii="Montserrat" w:eastAsia="Montserrat" w:hAnsi="Montserrat" w:cs="Montserrat"/>
           <w:sz w:val="24"/>
@@ -3985,6 +4756,7 @@
           <w:ilvl w:val="0"/>
           <w:numId w:val="18"/>
         </w:numPr>
+        <w:ind w:left="1440"/>
         <w:rPr>
           <w:rFonts w:ascii="Montserrat" w:eastAsia="Montserrat" w:hAnsi="Montserrat" w:cs="Montserrat"/>
           <w:b/>
@@ -4011,31 +4783,24 @@
           <w:ilvl w:val="0"/>
           <w:numId w:val="20"/>
         </w:numPr>
-        <w:rPr>
-          <w:rFonts w:ascii="Montserrat" w:eastAsia="Montserrat" w:hAnsi="Montserrat" w:cs="Montserrat"/>
-          <w:sz w:val="24"/>
-          <w:szCs w:val="24"/>
-        </w:rPr>
-      </w:pPr>
-      <w:proofErr w:type="spellStart"/>
-      <w:proofErr w:type="gramStart"/>
-      <w:r>
-        <w:rPr>
-          <w:rFonts w:ascii="Montserrat" w:eastAsia="Montserrat" w:hAnsi="Montserrat" w:cs="Montserrat"/>
-          <w:sz w:val="24"/>
-          <w:szCs w:val="24"/>
-        </w:rPr>
-        <w:t>bcrypt</w:t>
-      </w:r>
-      <w:proofErr w:type="spellEnd"/>
-      <w:proofErr w:type="gramEnd"/>
-      <w:r>
-        <w:rPr>
-          <w:rFonts w:ascii="Montserrat" w:eastAsia="Montserrat" w:hAnsi="Montserrat" w:cs="Montserrat"/>
-          <w:sz w:val="24"/>
-          <w:szCs w:val="24"/>
-        </w:rPr>
-        <w:t xml:space="preserve"> pour le hash des mots de passe ; </w:t>
+        <w:tabs>
+          <w:tab w:val="clear" w:pos="1440"/>
+          <w:tab w:val="num" w:pos="1800"/>
+        </w:tabs>
+        <w:ind w:left="1800"/>
+        <w:rPr>
+          <w:rFonts w:ascii="Montserrat" w:eastAsia="Montserrat" w:hAnsi="Montserrat" w:cs="Montserrat"/>
+          <w:sz w:val="24"/>
+          <w:szCs w:val="24"/>
+        </w:rPr>
+      </w:pPr>
+      <w:r>
+        <w:rPr>
+          <w:rFonts w:ascii="Montserrat" w:eastAsia="Montserrat" w:hAnsi="Montserrat" w:cs="Montserrat"/>
+          <w:sz w:val="24"/>
+          <w:szCs w:val="24"/>
+        </w:rPr>
+        <w:t xml:space="preserve">bcrypt pour le hash des mots de passe  </w:t>
       </w:r>
     </w:p>
     <w:p>
@@ -4045,6 +4810,11 @@
           <w:ilvl w:val="0"/>
           <w:numId w:val="20"/>
         </w:numPr>
+        <w:tabs>
+          <w:tab w:val="clear" w:pos="1440"/>
+          <w:tab w:val="num" w:pos="1800"/>
+        </w:tabs>
+        <w:ind w:left="1800"/>
         <w:rPr>
           <w:rFonts w:ascii="Montserrat" w:eastAsia="Montserrat" w:hAnsi="Montserrat" w:cs="Montserrat"/>
           <w:sz w:val="24"/>
@@ -4063,7 +4833,7 @@
     <w:p>
       <w:pPr>
         <w:pStyle w:val="Standard"/>
-        <w:ind w:left="720"/>
+        <w:ind w:left="1080"/>
         <w:rPr>
           <w:rFonts w:ascii="Montserrat" w:eastAsia="Montserrat" w:hAnsi="Montserrat" w:cs="Montserrat"/>
           <w:sz w:val="24"/>
@@ -4078,6 +4848,7 @@
           <w:ilvl w:val="0"/>
           <w:numId w:val="18"/>
         </w:numPr>
+        <w:ind w:left="1440"/>
         <w:rPr>
           <w:rFonts w:ascii="Montserrat" w:eastAsia="Montserrat" w:hAnsi="Montserrat" w:cs="Montserrat"/>
           <w:b/>
@@ -4104,6 +4875,7 @@
           <w:ilvl w:val="0"/>
           <w:numId w:val="33"/>
         </w:numPr>
+        <w:ind w:left="1800"/>
         <w:rPr>
           <w:rFonts w:ascii="Montserrat" w:eastAsia="Montserrat" w:hAnsi="Montserrat" w:cs="Montserrat"/>
           <w:b/>
@@ -4112,25 +4884,13 @@
           <w:szCs w:val="24"/>
         </w:rPr>
       </w:pPr>
-      <w:proofErr w:type="spellStart"/>
-      <w:proofErr w:type="gramStart"/>
-      <w:r>
-        <w:rPr>
-          <w:rFonts w:ascii="Montserrat" w:eastAsia="Montserrat" w:hAnsi="Montserrat" w:cs="Montserrat"/>
-          <w:sz w:val="24"/>
-          <w:szCs w:val="24"/>
-        </w:rPr>
-        <w:t>bcrypt</w:t>
-      </w:r>
-      <w:proofErr w:type="spellEnd"/>
-      <w:proofErr w:type="gramEnd"/>
-      <w:r>
-        <w:rPr>
-          <w:rFonts w:ascii="Montserrat" w:eastAsia="Montserrat" w:hAnsi="Montserrat" w:cs="Montserrat"/>
-          <w:sz w:val="24"/>
-          <w:szCs w:val="24"/>
-        </w:rPr>
-        <w:t xml:space="preserve"> sécurise les mots de passe même en cas de fuite de données. </w:t>
+      <w:r>
+        <w:rPr>
+          <w:rFonts w:ascii="Montserrat" w:eastAsia="Montserrat" w:hAnsi="Montserrat" w:cs="Montserrat"/>
+          <w:sz w:val="24"/>
+          <w:szCs w:val="24"/>
+        </w:rPr>
+        <w:t xml:space="preserve">bcrypt sécurise les mots de passe même en cas de fuite de données. </w:t>
       </w:r>
     </w:p>
     <w:p>
@@ -4140,6 +4900,7 @@
           <w:ilvl w:val="0"/>
           <w:numId w:val="33"/>
         </w:numPr>
+        <w:ind w:left="1800"/>
         <w:rPr>
           <w:rFonts w:ascii="Montserrat" w:eastAsia="Montserrat" w:hAnsi="Montserrat" w:cs="Montserrat"/>
           <w:sz w:val="24"/>
@@ -4178,7 +4939,7 @@
     <w:p>
       <w:pPr>
         <w:pStyle w:val="Standard"/>
-        <w:ind w:firstLine="360"/>
+        <w:ind w:firstLine="720"/>
         <w:rPr>
           <w:rFonts w:ascii="Montserrat" w:eastAsia="Montserrat" w:hAnsi="Montserrat" w:cs="Montserrat"/>
           <w:b/>
@@ -4211,7 +4972,7 @@
     <w:p>
       <w:pPr>
         <w:pStyle w:val="Standard"/>
-        <w:ind w:left="720"/>
+        <w:ind w:left="1080"/>
         <w:rPr>
           <w:rFonts w:ascii="Montserrat" w:eastAsia="Montserrat" w:hAnsi="Montserrat" w:cs="Montserrat"/>
           <w:sz w:val="24"/>
@@ -4236,32 +4997,22 @@
         </w:numPr>
         <w:tabs>
           <w:tab w:val="clear" w:pos="720"/>
-          <w:tab w:val="num" w:pos="1440"/>
-        </w:tabs>
-        <w:ind w:left="1440"/>
-        <w:rPr>
-          <w:rFonts w:ascii="Montserrat" w:eastAsia="Montserrat" w:hAnsi="Montserrat" w:cs="Montserrat"/>
-          <w:sz w:val="24"/>
-          <w:szCs w:val="24"/>
-        </w:rPr>
-      </w:pPr>
-      <w:proofErr w:type="gramStart"/>
-      <w:r>
-        <w:rPr>
-          <w:rFonts w:ascii="Montserrat" w:eastAsia="Montserrat" w:hAnsi="Montserrat" w:cs="Montserrat"/>
-          <w:sz w:val="24"/>
-          <w:szCs w:val="24"/>
-        </w:rPr>
-        <w:t>création</w:t>
-      </w:r>
-      <w:proofErr w:type="gramEnd"/>
-      <w:r>
-        <w:rPr>
-          <w:rFonts w:ascii="Montserrat" w:eastAsia="Montserrat" w:hAnsi="Montserrat" w:cs="Montserrat"/>
-          <w:sz w:val="24"/>
-          <w:szCs w:val="24"/>
-        </w:rPr>
-        <w:t xml:space="preserve"> de menu ; </w:t>
+          <w:tab w:val="num" w:pos="1800"/>
+        </w:tabs>
+        <w:ind w:left="1800"/>
+        <w:rPr>
+          <w:rFonts w:ascii="Montserrat" w:eastAsia="Montserrat" w:hAnsi="Montserrat" w:cs="Montserrat"/>
+          <w:sz w:val="24"/>
+          <w:szCs w:val="24"/>
+        </w:rPr>
+      </w:pPr>
+      <w:r>
+        <w:rPr>
+          <w:rFonts w:ascii="Montserrat" w:eastAsia="Montserrat" w:hAnsi="Montserrat" w:cs="Montserrat"/>
+          <w:sz w:val="24"/>
+          <w:szCs w:val="24"/>
+        </w:rPr>
+        <w:t xml:space="preserve">création de menu </w:t>
       </w:r>
     </w:p>
     <w:p>
@@ -4273,32 +5024,22 @@
         </w:numPr>
         <w:tabs>
           <w:tab w:val="clear" w:pos="720"/>
-          <w:tab w:val="num" w:pos="1440"/>
-        </w:tabs>
-        <w:ind w:left="1440"/>
-        <w:rPr>
-          <w:rFonts w:ascii="Montserrat" w:eastAsia="Montserrat" w:hAnsi="Montserrat" w:cs="Montserrat"/>
-          <w:sz w:val="24"/>
-          <w:szCs w:val="24"/>
-        </w:rPr>
-      </w:pPr>
-      <w:proofErr w:type="gramStart"/>
-      <w:r>
-        <w:rPr>
-          <w:rFonts w:ascii="Montserrat" w:eastAsia="Montserrat" w:hAnsi="Montserrat" w:cs="Montserrat"/>
-          <w:sz w:val="24"/>
-          <w:szCs w:val="24"/>
-        </w:rPr>
-        <w:t>modification</w:t>
-      </w:r>
-      <w:proofErr w:type="gramEnd"/>
-      <w:r>
-        <w:rPr>
-          <w:rFonts w:ascii="Montserrat" w:eastAsia="Montserrat" w:hAnsi="Montserrat" w:cs="Montserrat"/>
-          <w:sz w:val="24"/>
-          <w:szCs w:val="24"/>
-        </w:rPr>
-        <w:t xml:space="preserve"> ; </w:t>
+          <w:tab w:val="num" w:pos="1800"/>
+        </w:tabs>
+        <w:ind w:left="1800"/>
+        <w:rPr>
+          <w:rFonts w:ascii="Montserrat" w:eastAsia="Montserrat" w:hAnsi="Montserrat" w:cs="Montserrat"/>
+          <w:sz w:val="24"/>
+          <w:szCs w:val="24"/>
+        </w:rPr>
+      </w:pPr>
+      <w:r>
+        <w:rPr>
+          <w:rFonts w:ascii="Montserrat" w:eastAsia="Montserrat" w:hAnsi="Montserrat" w:cs="Montserrat"/>
+          <w:sz w:val="24"/>
+          <w:szCs w:val="24"/>
+        </w:rPr>
+        <w:t xml:space="preserve">modification </w:t>
       </w:r>
     </w:p>
     <w:p>
@@ -4310,32 +5051,49 @@
         </w:numPr>
         <w:tabs>
           <w:tab w:val="clear" w:pos="720"/>
-          <w:tab w:val="num" w:pos="1440"/>
-        </w:tabs>
-        <w:ind w:left="1440"/>
-        <w:rPr>
-          <w:rFonts w:ascii="Montserrat" w:eastAsia="Montserrat" w:hAnsi="Montserrat" w:cs="Montserrat"/>
-          <w:sz w:val="24"/>
-          <w:szCs w:val="24"/>
-        </w:rPr>
-      </w:pPr>
-      <w:proofErr w:type="gramStart"/>
-      <w:r>
-        <w:rPr>
-          <w:rFonts w:ascii="Montserrat" w:eastAsia="Montserrat" w:hAnsi="Montserrat" w:cs="Montserrat"/>
-          <w:sz w:val="24"/>
-          <w:szCs w:val="24"/>
-        </w:rPr>
-        <w:t>suppression</w:t>
-      </w:r>
-      <w:proofErr w:type="gramEnd"/>
-      <w:r>
-        <w:rPr>
-          <w:rFonts w:ascii="Montserrat" w:eastAsia="Montserrat" w:hAnsi="Montserrat" w:cs="Montserrat"/>
-          <w:sz w:val="24"/>
-          <w:szCs w:val="24"/>
-        </w:rPr>
-        <w:t xml:space="preserve">. </w:t>
+          <w:tab w:val="num" w:pos="1800"/>
+        </w:tabs>
+        <w:ind w:left="1800"/>
+        <w:rPr>
+          <w:rFonts w:ascii="Montserrat" w:eastAsia="Montserrat" w:hAnsi="Montserrat" w:cs="Montserrat"/>
+          <w:sz w:val="24"/>
+          <w:szCs w:val="24"/>
+        </w:rPr>
+      </w:pPr>
+      <w:r>
+        <w:rPr>
+          <w:rFonts w:ascii="Montserrat" w:eastAsia="Montserrat" w:hAnsi="Montserrat" w:cs="Montserrat"/>
+          <w:sz w:val="24"/>
+          <w:szCs w:val="24"/>
+        </w:rPr>
+        <w:t xml:space="preserve">suppression. </w:t>
+      </w:r>
+    </w:p>
+    <w:p>
+      <w:pPr>
+        <w:pStyle w:val="Standard"/>
+        <w:ind w:left="1080"/>
+        <w:rPr>
+          <w:rFonts w:ascii="Montserrat" w:eastAsia="Montserrat" w:hAnsi="Montserrat" w:cs="Montserrat"/>
+          <w:sz w:val="24"/>
+          <w:szCs w:val="24"/>
+        </w:rPr>
+      </w:pPr>
+      <w:r>
+        <w:rPr>
+          <w:rFonts w:ascii="Montserrat" w:eastAsia="Montserrat" w:hAnsi="Montserrat" w:cs="Montserrat"/>
+          <w:sz w:val="24"/>
+          <w:szCs w:val="24"/>
+        </w:rPr>
+        <w:t>Un token JWT sera vérifié avant l’accès à ces fonctionnalités</w:t>
+      </w:r>
+      <w:r>
+        <w:rPr>
+          <w:rFonts w:ascii="Montserrat" w:eastAsia="Montserrat" w:hAnsi="Montserrat" w:cs="Montserrat"/>
+          <w:sz w:val="24"/>
+          <w:szCs w:val="24"/>
+        </w:rPr>
+        <w:t>.</w:t>
       </w:r>
     </w:p>
     <w:p>
@@ -4348,64 +5106,11 @@
           <w:szCs w:val="24"/>
         </w:rPr>
       </w:pPr>
-      <w:r>
-        <w:rPr>
-          <w:rFonts w:ascii="Montserrat" w:eastAsia="Montserrat" w:hAnsi="Montserrat" w:cs="Montserrat"/>
-          <w:sz w:val="24"/>
-          <w:szCs w:val="24"/>
-        </w:rPr>
-        <w:lastRenderedPageBreak/>
-        <w:t xml:space="preserve">Un </w:t>
-      </w:r>
-      <w:proofErr w:type="spellStart"/>
-      <w:r>
-        <w:rPr>
-          <w:rFonts w:ascii="Montserrat" w:eastAsia="Montserrat" w:hAnsi="Montserrat" w:cs="Montserrat"/>
-          <w:sz w:val="24"/>
-          <w:szCs w:val="24"/>
-        </w:rPr>
-        <w:t>token</w:t>
-      </w:r>
-      <w:proofErr w:type="spellEnd"/>
-      <w:r>
-        <w:rPr>
-          <w:rFonts w:ascii="Montserrat" w:eastAsia="Montserrat" w:hAnsi="Montserrat" w:cs="Montserrat"/>
-          <w:sz w:val="24"/>
-          <w:szCs w:val="24"/>
-        </w:rPr>
-        <w:t xml:space="preserve"> JWT sera vérifié avant l’accès à ces fonctionnalités</w:t>
-      </w:r>
-      <w:r>
-        <w:rPr>
-          <w:rFonts w:ascii="Montserrat" w:eastAsia="Montserrat" w:hAnsi="Montserrat" w:cs="Montserrat"/>
-          <w:sz w:val="24"/>
-          <w:szCs w:val="24"/>
-        </w:rPr>
-        <w:t>.</w:t>
-      </w:r>
-    </w:p>
-    <w:p>
-      <w:pPr>
-        <w:pStyle w:val="Standard"/>
-        <w:ind w:left="720"/>
-        <w:rPr>
-          <w:rFonts w:ascii="Montserrat" w:eastAsia="Montserrat" w:hAnsi="Montserrat" w:cs="Montserrat"/>
-          <w:sz w:val="24"/>
-          <w:szCs w:val="24"/>
-        </w:rPr>
-      </w:pPr>
-    </w:p>
-    <w:p>
-      <w:pPr>
-        <w:pStyle w:val="Standard"/>
-        <w:ind w:firstLine="360"/>
-        <w:rPr>
-          <w:rFonts w:ascii="Montserrat" w:eastAsia="Montserrat" w:hAnsi="Montserrat" w:cs="Montserrat"/>
-          <w:sz w:val="24"/>
-          <w:szCs w:val="24"/>
-        </w:rPr>
-      </w:pPr>
-      <w:r>
+    </w:p>
+    <w:p>
+      <w:pPr>
+        <w:pStyle w:val="Standard"/>
+        <w:ind w:firstLine="720"/>
         <w:rPr>
           <w:rFonts w:ascii="Montserrat" w:eastAsia="Montserrat" w:hAnsi="Montserrat" w:cs="Montserrat"/>
           <w:b/>
@@ -4413,16 +5118,7 @@
           <w:sz w:val="24"/>
           <w:szCs w:val="24"/>
         </w:rPr>
-        <w:t>3.</w:t>
-      </w:r>
-      <w:r>
-        <w:rPr>
-          <w:rFonts w:ascii="Montserrat" w:eastAsia="Montserrat" w:hAnsi="Montserrat" w:cs="Montserrat"/>
-          <w:sz w:val="24"/>
-          <w:szCs w:val="24"/>
-        </w:rPr>
-        <w:t xml:space="preserve"> </w:t>
-      </w:r>
+      </w:pPr>
       <w:r>
         <w:rPr>
           <w:rFonts w:ascii="Montserrat" w:eastAsia="Montserrat" w:hAnsi="Montserrat" w:cs="Montserrat"/>
@@ -4431,13 +5127,38 @@
           <w:sz w:val="24"/>
           <w:szCs w:val="24"/>
         </w:rPr>
+        <w:lastRenderedPageBreak/>
+        <w:t xml:space="preserve">3. </w:t>
+      </w:r>
+      <w:r>
+        <w:rPr>
+          <w:rFonts w:ascii="Montserrat" w:eastAsia="Montserrat" w:hAnsi="Montserrat" w:cs="Montserrat"/>
+          <w:b/>
+          <w:bCs/>
+          <w:sz w:val="24"/>
+          <w:szCs w:val="24"/>
+        </w:rPr>
         <w:t>Sécurisation des échanges</w:t>
       </w:r>
     </w:p>
     <w:p>
       <w:pPr>
         <w:pStyle w:val="Standard"/>
-        <w:ind w:firstLine="720"/>
+        <w:bidi/>
+        <w:ind w:left="1440"/>
+        <w:rPr>
+          <w:rFonts w:ascii="Montserrat" w:eastAsia="Montserrat" w:hAnsi="Montserrat" w:cs="Montserrat"/>
+          <w:b/>
+          <w:bCs/>
+          <w:sz w:val="24"/>
+          <w:szCs w:val="24"/>
+        </w:rPr>
+      </w:pPr>
+    </w:p>
+    <w:p>
+      <w:pPr>
+        <w:pStyle w:val="Standard"/>
+        <w:ind w:left="720" w:firstLine="720"/>
         <w:rPr>
           <w:rFonts w:ascii="Montserrat" w:eastAsia="Montserrat" w:hAnsi="Montserrat" w:cs="Montserrat"/>
           <w:sz w:val="24"/>
@@ -4460,30 +5181,24 @@
           <w:ilvl w:val="0"/>
           <w:numId w:val="23"/>
         </w:numPr>
-        <w:ind w:left="1440"/>
-        <w:rPr>
-          <w:rFonts w:ascii="Montserrat" w:eastAsia="Montserrat" w:hAnsi="Montserrat" w:cs="Montserrat"/>
-          <w:sz w:val="24"/>
-          <w:szCs w:val="24"/>
-        </w:rPr>
-      </w:pPr>
-      <w:proofErr w:type="gramStart"/>
-      <w:r>
-        <w:rPr>
-          <w:rFonts w:ascii="Montserrat" w:eastAsia="Montserrat" w:hAnsi="Montserrat" w:cs="Montserrat"/>
-          <w:sz w:val="24"/>
-          <w:szCs w:val="24"/>
-        </w:rPr>
-        <w:t>chiffrer</w:t>
-      </w:r>
-      <w:proofErr w:type="gramEnd"/>
-      <w:r>
-        <w:rPr>
-          <w:rFonts w:ascii="Montserrat" w:eastAsia="Montserrat" w:hAnsi="Montserrat" w:cs="Montserrat"/>
-          <w:sz w:val="24"/>
-          <w:szCs w:val="24"/>
-        </w:rPr>
-        <w:t xml:space="preserve"> les données échangées ; </w:t>
+        <w:tabs>
+          <w:tab w:val="clear" w:pos="1080"/>
+          <w:tab w:val="num" w:pos="1800"/>
+        </w:tabs>
+        <w:ind w:left="2160"/>
+        <w:rPr>
+          <w:rFonts w:ascii="Montserrat" w:eastAsia="Montserrat" w:hAnsi="Montserrat" w:cs="Montserrat"/>
+          <w:sz w:val="24"/>
+          <w:szCs w:val="24"/>
+        </w:rPr>
+      </w:pPr>
+      <w:r>
+        <w:rPr>
+          <w:rFonts w:ascii="Montserrat" w:eastAsia="Montserrat" w:hAnsi="Montserrat" w:cs="Montserrat"/>
+          <w:sz w:val="24"/>
+          <w:szCs w:val="24"/>
+        </w:rPr>
+        <w:t xml:space="preserve">chiffrer les données échangées  </w:t>
       </w:r>
     </w:p>
     <w:p>
@@ -4493,60 +5208,76 @@
           <w:ilvl w:val="0"/>
           <w:numId w:val="23"/>
         </w:numPr>
-        <w:ind w:left="1440"/>
-        <w:rPr>
-          <w:rFonts w:ascii="Montserrat" w:eastAsia="Montserrat" w:hAnsi="Montserrat" w:cs="Montserrat"/>
-          <w:sz w:val="24"/>
-          <w:szCs w:val="24"/>
-        </w:rPr>
-      </w:pPr>
-      <w:proofErr w:type="gramStart"/>
-      <w:r>
-        <w:rPr>
-          <w:rFonts w:ascii="Montserrat" w:eastAsia="Montserrat" w:hAnsi="Montserrat" w:cs="Montserrat"/>
-          <w:sz w:val="24"/>
-          <w:szCs w:val="24"/>
-        </w:rPr>
-        <w:t>protéger</w:t>
-      </w:r>
-      <w:proofErr w:type="gramEnd"/>
-      <w:r>
-        <w:rPr>
-          <w:rFonts w:ascii="Montserrat" w:eastAsia="Montserrat" w:hAnsi="Montserrat" w:cs="Montserrat"/>
-          <w:sz w:val="24"/>
-          <w:szCs w:val="24"/>
-        </w:rPr>
-        <w:t xml:space="preserve"> les identifiants de connexion. </w:t>
-      </w:r>
-    </w:p>
-    <w:p>
-      <w:pPr>
-        <w:pStyle w:val="Standard"/>
-        <w:rPr>
-          <w:rFonts w:ascii="Montserrat" w:eastAsia="Montserrat" w:hAnsi="Montserrat" w:cs="Montserrat"/>
-          <w:sz w:val="24"/>
-          <w:szCs w:val="24"/>
-        </w:rPr>
-      </w:pPr>
-    </w:p>
-    <w:p>
-      <w:pPr>
-        <w:pStyle w:val="Standard"/>
-        <w:rPr>
-          <w:rFonts w:ascii="Montserrat" w:eastAsia="Montserrat" w:hAnsi="Montserrat" w:cs="Montserrat"/>
-          <w:sz w:val="24"/>
-          <w:szCs w:val="24"/>
-        </w:rPr>
-      </w:pPr>
-      <w:r>
-        <w:rPr>
-          <w:rFonts w:ascii="Montserrat" w:eastAsia="Montserrat" w:hAnsi="Montserrat" w:cs="Montserrat"/>
-          <w:sz w:val="24"/>
-          <w:szCs w:val="24"/>
-        </w:rPr>
-        <w:t xml:space="preserve">     </w:t>
-      </w:r>
-      <w:r>
+        <w:tabs>
+          <w:tab w:val="clear" w:pos="1080"/>
+          <w:tab w:val="num" w:pos="1800"/>
+        </w:tabs>
+        <w:ind w:left="2160"/>
+        <w:rPr>
+          <w:rFonts w:ascii="Montserrat" w:eastAsia="Montserrat" w:hAnsi="Montserrat" w:cs="Montserrat"/>
+          <w:sz w:val="24"/>
+          <w:szCs w:val="24"/>
+        </w:rPr>
+      </w:pPr>
+      <w:r>
+        <w:rPr>
+          <w:rFonts w:ascii="Montserrat" w:eastAsia="Montserrat" w:hAnsi="Montserrat" w:cs="Montserrat"/>
+          <w:sz w:val="24"/>
+          <w:szCs w:val="24"/>
+        </w:rPr>
+        <w:t xml:space="preserve">protéger les identifiants de connexion. </w:t>
+      </w:r>
+    </w:p>
+    <w:p>
+      <w:pPr>
+        <w:pStyle w:val="Standard"/>
+        <w:rPr>
+          <w:rFonts w:ascii="Montserrat" w:eastAsia="Montserrat" w:hAnsi="Montserrat" w:cs="Montserrat"/>
+          <w:sz w:val="24"/>
+          <w:szCs w:val="24"/>
+        </w:rPr>
+      </w:pPr>
+    </w:p>
+    <w:p>
+      <w:pPr>
+        <w:pStyle w:val="Standard"/>
+        <w:rPr>
+          <w:rFonts w:ascii="Montserrat" w:eastAsia="Montserrat" w:hAnsi="Montserrat" w:cs="Montserrat"/>
+          <w:sz w:val="24"/>
+          <w:szCs w:val="24"/>
+        </w:rPr>
+      </w:pPr>
+      <w:r>
+        <w:rPr>
+          <w:rFonts w:ascii="Montserrat" w:eastAsia="Montserrat" w:hAnsi="Montserrat" w:cs="Montserrat"/>
+          <w:sz w:val="24"/>
+          <w:szCs w:val="24"/>
+        </w:rPr>
+        <w:t xml:space="preserve">    </w:t>
+      </w:r>
+      <w:r>
+        <w:rPr>
+          <w:rFonts w:ascii="Montserrat" w:eastAsia="Montserrat" w:hAnsi="Montserrat" w:cs="Montserrat"/>
+          <w:sz w:val="24"/>
+          <w:szCs w:val="24"/>
+        </w:rPr>
+        <w:tab/>
+      </w:r>
+    </w:p>
+    <w:p>
+      <w:pPr>
+        <w:pStyle w:val="Standard"/>
+        <w:rPr>
+          <w:rFonts w:ascii="Montserrat" w:eastAsia="Montserrat" w:hAnsi="Montserrat" w:cs="Montserrat"/>
+          <w:sz w:val="24"/>
+          <w:szCs w:val="24"/>
+        </w:rPr>
+      </w:pPr>
+    </w:p>
+    <w:p>
+      <w:pPr>
+        <w:pStyle w:val="Standard"/>
+        <w:ind w:firstLine="720"/>
         <w:rPr>
           <w:rFonts w:ascii="Montserrat" w:eastAsia="Montserrat" w:hAnsi="Montserrat" w:cs="Montserrat"/>
           <w:b/>
@@ -4554,16 +5285,7 @@
           <w:sz w:val="24"/>
           <w:szCs w:val="24"/>
         </w:rPr>
-        <w:t>4.</w:t>
-      </w:r>
-      <w:r>
-        <w:rPr>
-          <w:rFonts w:ascii="Montserrat" w:eastAsia="Montserrat" w:hAnsi="Montserrat" w:cs="Montserrat"/>
-          <w:sz w:val="24"/>
-          <w:szCs w:val="24"/>
-        </w:rPr>
-        <w:t xml:space="preserve"> </w:t>
-      </w:r>
+      </w:pPr>
       <w:r>
         <w:rPr>
           <w:rFonts w:ascii="Montserrat" w:eastAsia="Montserrat" w:hAnsi="Montserrat" w:cs="Montserrat"/>
@@ -4572,13 +5294,41 @@
           <w:sz w:val="24"/>
           <w:szCs w:val="24"/>
         </w:rPr>
+        <w:t>4.</w:t>
+      </w:r>
+      <w:r>
+        <w:rPr>
+          <w:rFonts w:ascii="Montserrat" w:eastAsia="Montserrat" w:hAnsi="Montserrat" w:cs="Montserrat"/>
+          <w:sz w:val="24"/>
+          <w:szCs w:val="24"/>
+        </w:rPr>
+        <w:t xml:space="preserve"> </w:t>
+      </w:r>
+      <w:r>
+        <w:rPr>
+          <w:rFonts w:ascii="Montserrat" w:eastAsia="Montserrat" w:hAnsi="Montserrat" w:cs="Montserrat"/>
+          <w:b/>
+          <w:bCs/>
+          <w:sz w:val="24"/>
+          <w:szCs w:val="24"/>
+        </w:rPr>
         <w:t>Validation des données</w:t>
       </w:r>
     </w:p>
     <w:p>
       <w:pPr>
         <w:pStyle w:val="Standard"/>
-        <w:ind w:left="720"/>
+        <w:rPr>
+          <w:rFonts w:ascii="Montserrat" w:eastAsia="Montserrat" w:hAnsi="Montserrat" w:cs="Montserrat"/>
+          <w:sz w:val="24"/>
+          <w:szCs w:val="24"/>
+        </w:rPr>
+      </w:pPr>
+    </w:p>
+    <w:p>
+      <w:pPr>
+        <w:pStyle w:val="Standard"/>
+        <w:ind w:left="1080"/>
         <w:rPr>
           <w:rFonts w:ascii="Montserrat" w:eastAsia="Montserrat" w:hAnsi="Montserrat" w:cs="Montserrat"/>
           <w:sz w:val="24"/>
@@ -4603,50 +5353,22 @@
         </w:numPr>
         <w:tabs>
           <w:tab w:val="clear" w:pos="720"/>
-          <w:tab w:val="num" w:pos="1440"/>
-        </w:tabs>
-        <w:ind w:left="1440"/>
-        <w:rPr>
-          <w:rFonts w:ascii="Montserrat" w:eastAsia="Montserrat" w:hAnsi="Montserrat" w:cs="Montserrat"/>
-          <w:sz w:val="24"/>
-          <w:szCs w:val="24"/>
-        </w:rPr>
-      </w:pPr>
-      <w:proofErr w:type="gramStart"/>
-      <w:r>
-        <w:rPr>
-          <w:rFonts w:ascii="Montserrat" w:eastAsia="Montserrat" w:hAnsi="Montserrat" w:cs="Montserrat"/>
-          <w:sz w:val="24"/>
-          <w:szCs w:val="24"/>
-        </w:rPr>
-        <w:t>côté</w:t>
-      </w:r>
-      <w:proofErr w:type="gramEnd"/>
-      <w:r>
-        <w:rPr>
-          <w:rFonts w:ascii="Montserrat" w:eastAsia="Montserrat" w:hAnsi="Montserrat" w:cs="Montserrat"/>
-          <w:sz w:val="24"/>
-          <w:szCs w:val="24"/>
-        </w:rPr>
-        <w:t xml:space="preserve"> </w:t>
-      </w:r>
-      <w:proofErr w:type="spellStart"/>
-      <w:r>
-        <w:rPr>
-          <w:rFonts w:ascii="Montserrat" w:eastAsia="Montserrat" w:hAnsi="Montserrat" w:cs="Montserrat"/>
-          <w:sz w:val="24"/>
-          <w:szCs w:val="24"/>
-        </w:rPr>
-        <w:t>front-end</w:t>
-      </w:r>
-      <w:proofErr w:type="spellEnd"/>
-      <w:r>
-        <w:rPr>
-          <w:rFonts w:ascii="Montserrat" w:eastAsia="Montserrat" w:hAnsi="Montserrat" w:cs="Montserrat"/>
-          <w:sz w:val="24"/>
-          <w:szCs w:val="24"/>
-        </w:rPr>
-        <w:t xml:space="preserve"> ; </w:t>
+          <w:tab w:val="num" w:pos="1800"/>
+        </w:tabs>
+        <w:ind w:left="1800"/>
+        <w:rPr>
+          <w:rFonts w:ascii="Montserrat" w:eastAsia="Montserrat" w:hAnsi="Montserrat" w:cs="Montserrat"/>
+          <w:sz w:val="24"/>
+          <w:szCs w:val="24"/>
+        </w:rPr>
+      </w:pPr>
+      <w:r>
+        <w:rPr>
+          <w:rFonts w:ascii="Montserrat" w:eastAsia="Montserrat" w:hAnsi="Montserrat" w:cs="Montserrat"/>
+          <w:sz w:val="24"/>
+          <w:szCs w:val="24"/>
+        </w:rPr>
+        <w:t xml:space="preserve">côté front-end </w:t>
       </w:r>
     </w:p>
     <w:p>
@@ -4658,6 +5380,28 @@
         </w:numPr>
         <w:tabs>
           <w:tab w:val="clear" w:pos="720"/>
+          <w:tab w:val="num" w:pos="1800"/>
+        </w:tabs>
+        <w:ind w:left="1800"/>
+        <w:rPr>
+          <w:rFonts w:ascii="Montserrat" w:eastAsia="Montserrat" w:hAnsi="Montserrat" w:cs="Montserrat"/>
+          <w:sz w:val="24"/>
+          <w:szCs w:val="24"/>
+        </w:rPr>
+      </w:pPr>
+      <w:r>
+        <w:rPr>
+          <w:rFonts w:ascii="Montserrat" w:eastAsia="Montserrat" w:hAnsi="Montserrat" w:cs="Montserrat"/>
+          <w:sz w:val="24"/>
+          <w:szCs w:val="24"/>
+        </w:rPr>
+        <w:t xml:space="preserve">côté back-end. </w:t>
+      </w:r>
+    </w:p>
+    <w:p>
+      <w:pPr>
+        <w:pStyle w:val="Standard"/>
+        <w:tabs>
           <w:tab w:val="num" w:pos="1440"/>
         </w:tabs>
         <w:ind w:left="1440"/>
@@ -4667,47 +5411,11 @@
           <w:szCs w:val="24"/>
         </w:rPr>
       </w:pPr>
-      <w:proofErr w:type="gramStart"/>
-      <w:r>
-        <w:rPr>
-          <w:rFonts w:ascii="Montserrat" w:eastAsia="Montserrat" w:hAnsi="Montserrat" w:cs="Montserrat"/>
-          <w:sz w:val="24"/>
-          <w:szCs w:val="24"/>
-        </w:rPr>
-        <w:t>côté</w:t>
-      </w:r>
-      <w:proofErr w:type="gramEnd"/>
-      <w:r>
-        <w:rPr>
-          <w:rFonts w:ascii="Montserrat" w:eastAsia="Montserrat" w:hAnsi="Montserrat" w:cs="Montserrat"/>
-          <w:sz w:val="24"/>
-          <w:szCs w:val="24"/>
-        </w:rPr>
-        <w:t xml:space="preserve"> </w:t>
-      </w:r>
-      <w:proofErr w:type="spellStart"/>
-      <w:r>
-        <w:rPr>
-          <w:rFonts w:ascii="Montserrat" w:eastAsia="Montserrat" w:hAnsi="Montserrat" w:cs="Montserrat"/>
-          <w:sz w:val="24"/>
-          <w:szCs w:val="24"/>
-        </w:rPr>
-        <w:t>back-end</w:t>
-      </w:r>
-      <w:proofErr w:type="spellEnd"/>
-      <w:r>
-        <w:rPr>
-          <w:rFonts w:ascii="Montserrat" w:eastAsia="Montserrat" w:hAnsi="Montserrat" w:cs="Montserrat"/>
-          <w:sz w:val="24"/>
-          <w:szCs w:val="24"/>
-        </w:rPr>
-        <w:t xml:space="preserve">. </w:t>
-      </w:r>
-    </w:p>
-    <w:p>
-      <w:pPr>
-        <w:pStyle w:val="Standard"/>
-        <w:ind w:left="720"/>
+    </w:p>
+    <w:p>
+      <w:pPr>
+        <w:pStyle w:val="Standard"/>
+        <w:ind w:left="1080"/>
         <w:rPr>
           <w:rFonts w:ascii="Montserrat" w:eastAsia="Montserrat" w:hAnsi="Montserrat" w:cs="Montserrat"/>
           <w:b/>
@@ -4725,6 +5433,16 @@
           <w:szCs w:val="24"/>
         </w:rPr>
         <w:t>Exemples</w:t>
+      </w:r>
+      <w:r>
+        <w:rPr>
+          <w:rFonts w:ascii="Montserrat" w:eastAsia="Montserrat" w:hAnsi="Montserrat" w:cs="Montserrat"/>
+          <w:b/>
+          <w:bCs/>
+          <w:sz w:val="24"/>
+          <w:szCs w:val="24"/>
+        </w:rPr>
+        <w:t> :</w:t>
       </w:r>
     </w:p>
     <w:p>
@@ -4736,50 +5454,22 @@
         </w:numPr>
         <w:tabs>
           <w:tab w:val="clear" w:pos="720"/>
-          <w:tab w:val="num" w:pos="1440"/>
-        </w:tabs>
-        <w:ind w:left="1440"/>
-        <w:rPr>
-          <w:rFonts w:ascii="Montserrat" w:eastAsia="Montserrat" w:hAnsi="Montserrat" w:cs="Montserrat"/>
-          <w:sz w:val="24"/>
-          <w:szCs w:val="24"/>
-        </w:rPr>
-      </w:pPr>
-      <w:proofErr w:type="gramStart"/>
-      <w:r>
-        <w:rPr>
-          <w:rFonts w:ascii="Montserrat" w:eastAsia="Montserrat" w:hAnsi="Montserrat" w:cs="Montserrat"/>
-          <w:sz w:val="24"/>
-          <w:szCs w:val="24"/>
-        </w:rPr>
-        <w:t>format</w:t>
-      </w:r>
-      <w:proofErr w:type="gramEnd"/>
-      <w:r>
-        <w:rPr>
-          <w:rFonts w:ascii="Montserrat" w:eastAsia="Montserrat" w:hAnsi="Montserrat" w:cs="Montserrat"/>
-          <w:sz w:val="24"/>
-          <w:szCs w:val="24"/>
-        </w:rPr>
-        <w:t xml:space="preserve"> </w:t>
-      </w:r>
-      <w:proofErr w:type="gramStart"/>
-      <w:r>
-        <w:rPr>
-          <w:rFonts w:ascii="Montserrat" w:eastAsia="Montserrat" w:hAnsi="Montserrat" w:cs="Montserrat"/>
-          <w:sz w:val="24"/>
-          <w:szCs w:val="24"/>
-        </w:rPr>
-        <w:t>e-mail</w:t>
-      </w:r>
-      <w:proofErr w:type="gramEnd"/>
-      <w:r>
-        <w:rPr>
-          <w:rFonts w:ascii="Montserrat" w:eastAsia="Montserrat" w:hAnsi="Montserrat" w:cs="Montserrat"/>
-          <w:sz w:val="24"/>
-          <w:szCs w:val="24"/>
-        </w:rPr>
-        <w:t xml:space="preserve"> valide ; </w:t>
+          <w:tab w:val="num" w:pos="1800"/>
+        </w:tabs>
+        <w:ind w:left="1800"/>
+        <w:rPr>
+          <w:rFonts w:ascii="Montserrat" w:eastAsia="Montserrat" w:hAnsi="Montserrat" w:cs="Montserrat"/>
+          <w:sz w:val="24"/>
+          <w:szCs w:val="24"/>
+        </w:rPr>
+      </w:pPr>
+      <w:r>
+        <w:rPr>
+          <w:rFonts w:ascii="Montserrat" w:eastAsia="Montserrat" w:hAnsi="Montserrat" w:cs="Montserrat"/>
+          <w:sz w:val="24"/>
+          <w:szCs w:val="24"/>
+        </w:rPr>
+        <w:t xml:space="preserve">format e-mail valide </w:t>
       </w:r>
     </w:p>
     <w:p>
@@ -4791,32 +5481,22 @@
         </w:numPr>
         <w:tabs>
           <w:tab w:val="clear" w:pos="720"/>
-          <w:tab w:val="num" w:pos="1440"/>
-        </w:tabs>
-        <w:ind w:left="1440"/>
-        <w:rPr>
-          <w:rFonts w:ascii="Montserrat" w:eastAsia="Montserrat" w:hAnsi="Montserrat" w:cs="Montserrat"/>
-          <w:sz w:val="24"/>
-          <w:szCs w:val="24"/>
-        </w:rPr>
-      </w:pPr>
-      <w:proofErr w:type="gramStart"/>
-      <w:r>
-        <w:rPr>
-          <w:rFonts w:ascii="Montserrat" w:eastAsia="Montserrat" w:hAnsi="Montserrat" w:cs="Montserrat"/>
-          <w:sz w:val="24"/>
-          <w:szCs w:val="24"/>
-        </w:rPr>
-        <w:t>mot</w:t>
-      </w:r>
-      <w:proofErr w:type="gramEnd"/>
-      <w:r>
-        <w:rPr>
-          <w:rFonts w:ascii="Montserrat" w:eastAsia="Montserrat" w:hAnsi="Montserrat" w:cs="Montserrat"/>
-          <w:sz w:val="24"/>
-          <w:szCs w:val="24"/>
-        </w:rPr>
-        <w:t xml:space="preserve"> de passe minimum ; </w:t>
+          <w:tab w:val="num" w:pos="1800"/>
+        </w:tabs>
+        <w:ind w:left="1800"/>
+        <w:rPr>
+          <w:rFonts w:ascii="Montserrat" w:eastAsia="Montserrat" w:hAnsi="Montserrat" w:cs="Montserrat"/>
+          <w:sz w:val="24"/>
+          <w:szCs w:val="24"/>
+        </w:rPr>
+      </w:pPr>
+      <w:r>
+        <w:rPr>
+          <w:rFonts w:ascii="Montserrat" w:eastAsia="Montserrat" w:hAnsi="Montserrat" w:cs="Montserrat"/>
+          <w:sz w:val="24"/>
+          <w:szCs w:val="24"/>
+        </w:rPr>
+        <w:t xml:space="preserve">mot de passe minimum  </w:t>
       </w:r>
     </w:p>
     <w:p>
@@ -4828,32 +5508,22 @@
         </w:numPr>
         <w:tabs>
           <w:tab w:val="clear" w:pos="720"/>
-          <w:tab w:val="num" w:pos="1440"/>
-        </w:tabs>
-        <w:ind w:left="1440"/>
-        <w:rPr>
-          <w:rFonts w:ascii="Montserrat" w:eastAsia="Montserrat" w:hAnsi="Montserrat" w:cs="Montserrat"/>
-          <w:sz w:val="24"/>
-          <w:szCs w:val="24"/>
-        </w:rPr>
-      </w:pPr>
-      <w:proofErr w:type="gramStart"/>
-      <w:r>
-        <w:rPr>
-          <w:rFonts w:ascii="Montserrat" w:eastAsia="Montserrat" w:hAnsi="Montserrat" w:cs="Montserrat"/>
-          <w:sz w:val="24"/>
-          <w:szCs w:val="24"/>
-        </w:rPr>
-        <w:t>champs</w:t>
-      </w:r>
-      <w:proofErr w:type="gramEnd"/>
-      <w:r>
-        <w:rPr>
-          <w:rFonts w:ascii="Montserrat" w:eastAsia="Montserrat" w:hAnsi="Montserrat" w:cs="Montserrat"/>
-          <w:sz w:val="24"/>
-          <w:szCs w:val="24"/>
-        </w:rPr>
-        <w:t xml:space="preserve"> obligatoires.</w:t>
+          <w:tab w:val="num" w:pos="1800"/>
+        </w:tabs>
+        <w:ind w:left="1800"/>
+        <w:rPr>
+          <w:rFonts w:ascii="Montserrat" w:eastAsia="Montserrat" w:hAnsi="Montserrat" w:cs="Montserrat"/>
+          <w:sz w:val="24"/>
+          <w:szCs w:val="24"/>
+        </w:rPr>
+      </w:pPr>
+      <w:r>
+        <w:rPr>
+          <w:rFonts w:ascii="Montserrat" w:eastAsia="Montserrat" w:hAnsi="Montserrat" w:cs="Montserrat"/>
+          <w:sz w:val="24"/>
+          <w:szCs w:val="24"/>
+        </w:rPr>
+        <w:t>champs obligatoires.</w:t>
       </w:r>
     </w:p>
     <w:p>
@@ -4885,7 +5555,7 @@
           <w:sz w:val="24"/>
           <w:szCs w:val="24"/>
         </w:rPr>
-        <w:t xml:space="preserve">     5. </w:t>
+        <w:t xml:space="preserve">     </w:t>
       </w:r>
       <w:r>
         <w:rPr>
@@ -4895,13 +5565,36 @@
           <w:sz w:val="24"/>
           <w:szCs w:val="24"/>
         </w:rPr>
+        <w:tab/>
+        <w:t xml:space="preserve">5. </w:t>
+      </w:r>
+      <w:r>
+        <w:rPr>
+          <w:rFonts w:ascii="Montserrat" w:eastAsia="Montserrat" w:hAnsi="Montserrat" w:cs="Montserrat"/>
+          <w:b/>
+          <w:bCs/>
+          <w:sz w:val="24"/>
+          <w:szCs w:val="24"/>
+        </w:rPr>
         <w:t>Protection contre les attaques courantes</w:t>
       </w:r>
     </w:p>
     <w:p>
       <w:pPr>
         <w:pStyle w:val="Standard"/>
-        <w:ind w:left="720"/>
+        <w:rPr>
+          <w:rFonts w:ascii="Montserrat" w:eastAsia="Montserrat" w:hAnsi="Montserrat" w:cs="Montserrat"/>
+          <w:b/>
+          <w:bCs/>
+          <w:sz w:val="24"/>
+          <w:szCs w:val="24"/>
+        </w:rPr>
+      </w:pPr>
+    </w:p>
+    <w:p>
+      <w:pPr>
+        <w:pStyle w:val="Standard"/>
+        <w:ind w:left="1080"/>
         <w:rPr>
           <w:rFonts w:ascii="Montserrat" w:eastAsia="Montserrat" w:hAnsi="Montserrat" w:cs="Montserrat"/>
           <w:sz w:val="24"/>
@@ -4926,22 +5619,22 @@
         </w:numPr>
         <w:tabs>
           <w:tab w:val="clear" w:pos="720"/>
-          <w:tab w:val="num" w:pos="1440"/>
-        </w:tabs>
-        <w:ind w:left="1440"/>
-        <w:rPr>
-          <w:rFonts w:ascii="Montserrat" w:eastAsia="Montserrat" w:hAnsi="Montserrat" w:cs="Montserrat"/>
-          <w:sz w:val="24"/>
-          <w:szCs w:val="24"/>
-        </w:rPr>
-      </w:pPr>
-      <w:r>
-        <w:rPr>
-          <w:rFonts w:ascii="Montserrat" w:eastAsia="Montserrat" w:hAnsi="Montserrat" w:cs="Montserrat"/>
-          <w:sz w:val="24"/>
-          <w:szCs w:val="24"/>
-        </w:rPr>
-        <w:t xml:space="preserve">XSS (Cross-Site Scripting) ; </w:t>
+          <w:tab w:val="num" w:pos="1800"/>
+        </w:tabs>
+        <w:ind w:left="1800"/>
+        <w:rPr>
+          <w:rFonts w:ascii="Montserrat" w:eastAsia="Montserrat" w:hAnsi="Montserrat" w:cs="Montserrat"/>
+          <w:sz w:val="24"/>
+          <w:szCs w:val="24"/>
+        </w:rPr>
+      </w:pPr>
+      <w:r>
+        <w:rPr>
+          <w:rFonts w:ascii="Montserrat" w:eastAsia="Montserrat" w:hAnsi="Montserrat" w:cs="Montserrat"/>
+          <w:sz w:val="24"/>
+          <w:szCs w:val="24"/>
+        </w:rPr>
+        <w:t xml:space="preserve">XSS (Cross-Site Scripting)  </w:t>
       </w:r>
     </w:p>
     <w:p>
@@ -4953,32 +5646,22 @@
         </w:numPr>
         <w:tabs>
           <w:tab w:val="clear" w:pos="720"/>
-          <w:tab w:val="num" w:pos="1440"/>
-        </w:tabs>
-        <w:ind w:left="1440"/>
-        <w:rPr>
-          <w:rFonts w:ascii="Montserrat" w:eastAsia="Montserrat" w:hAnsi="Montserrat" w:cs="Montserrat"/>
-          <w:sz w:val="24"/>
-          <w:szCs w:val="24"/>
-        </w:rPr>
-      </w:pPr>
-      <w:proofErr w:type="gramStart"/>
-      <w:r>
-        <w:rPr>
-          <w:rFonts w:ascii="Montserrat" w:eastAsia="Montserrat" w:hAnsi="Montserrat" w:cs="Montserrat"/>
-          <w:sz w:val="24"/>
-          <w:szCs w:val="24"/>
-        </w:rPr>
-        <w:t>injections</w:t>
-      </w:r>
-      <w:proofErr w:type="gramEnd"/>
-      <w:r>
-        <w:rPr>
-          <w:rFonts w:ascii="Montserrat" w:eastAsia="Montserrat" w:hAnsi="Montserrat" w:cs="Montserrat"/>
-          <w:sz w:val="24"/>
-          <w:szCs w:val="24"/>
-        </w:rPr>
-        <w:t xml:space="preserve"> NoSQL ; </w:t>
+          <w:tab w:val="num" w:pos="1800"/>
+        </w:tabs>
+        <w:ind w:left="1800"/>
+        <w:rPr>
+          <w:rFonts w:ascii="Montserrat" w:eastAsia="Montserrat" w:hAnsi="Montserrat" w:cs="Montserrat"/>
+          <w:sz w:val="24"/>
+          <w:szCs w:val="24"/>
+        </w:rPr>
+      </w:pPr>
+      <w:r>
+        <w:rPr>
+          <w:rFonts w:ascii="Montserrat" w:eastAsia="Montserrat" w:hAnsi="Montserrat" w:cs="Montserrat"/>
+          <w:sz w:val="24"/>
+          <w:szCs w:val="24"/>
+        </w:rPr>
+        <w:t xml:space="preserve">injections NoSQL </w:t>
       </w:r>
     </w:p>
     <w:p>
@@ -4990,6 +5673,28 @@
         </w:numPr>
         <w:tabs>
           <w:tab w:val="clear" w:pos="720"/>
+          <w:tab w:val="num" w:pos="1800"/>
+        </w:tabs>
+        <w:ind w:left="1800"/>
+        <w:rPr>
+          <w:rFonts w:ascii="Montserrat" w:eastAsia="Montserrat" w:hAnsi="Montserrat" w:cs="Montserrat"/>
+          <w:sz w:val="24"/>
+          <w:szCs w:val="24"/>
+        </w:rPr>
+      </w:pPr>
+      <w:r>
+        <w:rPr>
+          <w:rFonts w:ascii="Montserrat" w:eastAsia="Montserrat" w:hAnsi="Montserrat" w:cs="Montserrat"/>
+          <w:sz w:val="24"/>
+          <w:szCs w:val="24"/>
+        </w:rPr>
+        <w:t xml:space="preserve">accès non autorisés. </w:t>
+      </w:r>
+    </w:p>
+    <w:p>
+      <w:pPr>
+        <w:pStyle w:val="Standard"/>
+        <w:tabs>
           <w:tab w:val="num" w:pos="1440"/>
         </w:tabs>
         <w:ind w:left="1440"/>
@@ -4999,29 +5704,11 @@
           <w:szCs w:val="24"/>
         </w:rPr>
       </w:pPr>
-      <w:proofErr w:type="gramStart"/>
-      <w:r>
-        <w:rPr>
-          <w:rFonts w:ascii="Montserrat" w:eastAsia="Montserrat" w:hAnsi="Montserrat" w:cs="Montserrat"/>
-          <w:sz w:val="24"/>
-          <w:szCs w:val="24"/>
-        </w:rPr>
-        <w:t>accès</w:t>
-      </w:r>
-      <w:proofErr w:type="gramEnd"/>
-      <w:r>
-        <w:rPr>
-          <w:rFonts w:ascii="Montserrat" w:eastAsia="Montserrat" w:hAnsi="Montserrat" w:cs="Montserrat"/>
-          <w:sz w:val="24"/>
-          <w:szCs w:val="24"/>
-        </w:rPr>
-        <w:t xml:space="preserve"> non autorisés. </w:t>
-      </w:r>
-    </w:p>
-    <w:p>
-      <w:pPr>
-        <w:pStyle w:val="Standard"/>
-        <w:ind w:left="720"/>
+    </w:p>
+    <w:p>
+      <w:pPr>
+        <w:pStyle w:val="Standard"/>
+        <w:ind w:left="1080"/>
         <w:rPr>
           <w:rFonts w:ascii="Montserrat" w:eastAsia="Montserrat" w:hAnsi="Montserrat" w:cs="Montserrat"/>
           <w:b/>
@@ -5038,6 +5725,7 @@
           <w:sz w:val="24"/>
           <w:szCs w:val="24"/>
         </w:rPr>
+        <w:lastRenderedPageBreak/>
         <w:t>Solutions</w:t>
       </w:r>
     </w:p>
@@ -5050,34 +5738,22 @@
         </w:numPr>
         <w:tabs>
           <w:tab w:val="clear" w:pos="720"/>
-          <w:tab w:val="num" w:pos="1440"/>
-        </w:tabs>
-        <w:ind w:left="1440"/>
-        <w:rPr>
-          <w:rFonts w:ascii="Montserrat" w:eastAsia="Montserrat" w:hAnsi="Montserrat" w:cs="Montserrat"/>
-          <w:sz w:val="24"/>
-          <w:szCs w:val="24"/>
-        </w:rPr>
-      </w:pPr>
-      <w:proofErr w:type="spellStart"/>
-      <w:proofErr w:type="gramStart"/>
-      <w:r>
-        <w:rPr>
-          <w:rFonts w:ascii="Montserrat" w:eastAsia="Montserrat" w:hAnsi="Montserrat" w:cs="Montserrat"/>
-          <w:sz w:val="24"/>
-          <w:szCs w:val="24"/>
-        </w:rPr>
-        <w:t>sanitation</w:t>
-      </w:r>
-      <w:proofErr w:type="spellEnd"/>
-      <w:proofErr w:type="gramEnd"/>
-      <w:r>
-        <w:rPr>
-          <w:rFonts w:ascii="Montserrat" w:eastAsia="Montserrat" w:hAnsi="Montserrat" w:cs="Montserrat"/>
-          <w:sz w:val="24"/>
-          <w:szCs w:val="24"/>
-        </w:rPr>
-        <w:t xml:space="preserve"> des données ; </w:t>
+          <w:tab w:val="num" w:pos="1800"/>
+        </w:tabs>
+        <w:ind w:left="1800"/>
+        <w:rPr>
+          <w:rFonts w:ascii="Montserrat" w:eastAsia="Montserrat" w:hAnsi="Montserrat" w:cs="Montserrat"/>
+          <w:sz w:val="24"/>
+          <w:szCs w:val="24"/>
+        </w:rPr>
+      </w:pPr>
+      <w:r>
+        <w:rPr>
+          <w:rFonts w:ascii="Montserrat" w:eastAsia="Montserrat" w:hAnsi="Montserrat" w:cs="Montserrat"/>
+          <w:sz w:val="24"/>
+          <w:szCs w:val="24"/>
+        </w:rPr>
+        <w:t xml:space="preserve">sanitation des données  </w:t>
       </w:r>
     </w:p>
     <w:p>
@@ -5089,50 +5765,22 @@
         </w:numPr>
         <w:tabs>
           <w:tab w:val="clear" w:pos="720"/>
-          <w:tab w:val="num" w:pos="1440"/>
-        </w:tabs>
-        <w:ind w:left="1440"/>
-        <w:rPr>
-          <w:rFonts w:ascii="Montserrat" w:eastAsia="Montserrat" w:hAnsi="Montserrat" w:cs="Montserrat"/>
-          <w:sz w:val="24"/>
-          <w:szCs w:val="24"/>
-        </w:rPr>
-      </w:pPr>
-      <w:proofErr w:type="gramStart"/>
-      <w:r>
-        <w:rPr>
-          <w:rFonts w:ascii="Montserrat" w:eastAsia="Montserrat" w:hAnsi="Montserrat" w:cs="Montserrat"/>
-          <w:sz w:val="24"/>
-          <w:szCs w:val="24"/>
-        </w:rPr>
-        <w:t>middleware</w:t>
-      </w:r>
-      <w:proofErr w:type="gramEnd"/>
-      <w:r>
-        <w:rPr>
-          <w:rFonts w:ascii="Montserrat" w:eastAsia="Montserrat" w:hAnsi="Montserrat" w:cs="Montserrat"/>
-          <w:sz w:val="24"/>
-          <w:szCs w:val="24"/>
-        </w:rPr>
-        <w:t xml:space="preserve"> Express de sécurité (</w:t>
-      </w:r>
-      <w:proofErr w:type="spellStart"/>
-      <w:r>
-        <w:rPr>
-          <w:rFonts w:ascii="Montserrat" w:eastAsia="Montserrat" w:hAnsi="Montserrat" w:cs="Montserrat"/>
-          <w:sz w:val="24"/>
-          <w:szCs w:val="24"/>
-        </w:rPr>
-        <w:t>helmet</w:t>
-      </w:r>
-      <w:proofErr w:type="spellEnd"/>
-      <w:r>
-        <w:rPr>
-          <w:rFonts w:ascii="Montserrat" w:eastAsia="Montserrat" w:hAnsi="Montserrat" w:cs="Montserrat"/>
-          <w:sz w:val="24"/>
-          <w:szCs w:val="24"/>
-        </w:rPr>
-        <w:t xml:space="preserve">) ; </w:t>
+          <w:tab w:val="num" w:pos="1800"/>
+        </w:tabs>
+        <w:ind w:left="1800"/>
+        <w:rPr>
+          <w:rFonts w:ascii="Montserrat" w:eastAsia="Montserrat" w:hAnsi="Montserrat" w:cs="Montserrat"/>
+          <w:sz w:val="24"/>
+          <w:szCs w:val="24"/>
+        </w:rPr>
+      </w:pPr>
+      <w:r>
+        <w:rPr>
+          <w:rFonts w:ascii="Montserrat" w:eastAsia="Montserrat" w:hAnsi="Montserrat" w:cs="Montserrat"/>
+          <w:sz w:val="24"/>
+          <w:szCs w:val="24"/>
+        </w:rPr>
+        <w:t xml:space="preserve">middleware Express de sécurité (helmet)  </w:t>
       </w:r>
     </w:p>
     <w:p>
@@ -5144,32 +5792,22 @@
         </w:numPr>
         <w:tabs>
           <w:tab w:val="clear" w:pos="720"/>
-          <w:tab w:val="num" w:pos="1440"/>
-        </w:tabs>
-        <w:ind w:left="1440"/>
-        <w:rPr>
-          <w:rFonts w:ascii="Montserrat" w:eastAsia="Montserrat" w:hAnsi="Montserrat" w:cs="Montserrat"/>
-          <w:sz w:val="24"/>
-          <w:szCs w:val="24"/>
-        </w:rPr>
-      </w:pPr>
-      <w:proofErr w:type="gramStart"/>
-      <w:r>
-        <w:rPr>
-          <w:rFonts w:ascii="Montserrat" w:eastAsia="Montserrat" w:hAnsi="Montserrat" w:cs="Montserrat"/>
-          <w:sz w:val="24"/>
-          <w:szCs w:val="24"/>
-        </w:rPr>
-        <w:t>validation</w:t>
-      </w:r>
-      <w:proofErr w:type="gramEnd"/>
-      <w:r>
-        <w:rPr>
-          <w:rFonts w:ascii="Montserrat" w:eastAsia="Montserrat" w:hAnsi="Montserrat" w:cs="Montserrat"/>
-          <w:sz w:val="24"/>
-          <w:szCs w:val="24"/>
-        </w:rPr>
-        <w:t xml:space="preserve"> des entrées utilisateur.</w:t>
+          <w:tab w:val="num" w:pos="1800"/>
+        </w:tabs>
+        <w:ind w:left="1800"/>
+        <w:rPr>
+          <w:rFonts w:ascii="Montserrat" w:eastAsia="Montserrat" w:hAnsi="Montserrat" w:cs="Montserrat"/>
+          <w:sz w:val="24"/>
+          <w:szCs w:val="24"/>
+        </w:rPr>
+      </w:pPr>
+      <w:r>
+        <w:rPr>
+          <w:rFonts w:ascii="Montserrat" w:eastAsia="Montserrat" w:hAnsi="Montserrat" w:cs="Montserrat"/>
+          <w:sz w:val="24"/>
+          <w:szCs w:val="24"/>
+        </w:rPr>
+        <w:t>validation des entrées utilisateur.</w:t>
       </w:r>
     </w:p>
     <w:p>
@@ -5201,8 +5839,7 @@
           <w:sz w:val="24"/>
           <w:szCs w:val="24"/>
         </w:rPr>
-        <w:lastRenderedPageBreak/>
-        <w:t xml:space="preserve">     6. </w:t>
+        <w:t xml:space="preserve">     </w:t>
       </w:r>
       <w:r>
         <w:rPr>
@@ -5212,13 +5849,82 @@
           <w:sz w:val="24"/>
           <w:szCs w:val="24"/>
         </w:rPr>
+        <w:tab/>
+      </w:r>
+    </w:p>
+    <w:p>
+      <w:pPr>
+        <w:pStyle w:val="Standard"/>
+        <w:rPr>
+          <w:rFonts w:ascii="Montserrat" w:eastAsia="Montserrat" w:hAnsi="Montserrat" w:cs="Montserrat"/>
+          <w:b/>
+          <w:bCs/>
+          <w:sz w:val="24"/>
+          <w:szCs w:val="24"/>
+        </w:rPr>
+      </w:pPr>
+    </w:p>
+    <w:p>
+      <w:pPr>
+        <w:pStyle w:val="Standard"/>
+        <w:rPr>
+          <w:rFonts w:ascii="Montserrat" w:eastAsia="Montserrat" w:hAnsi="Montserrat" w:cs="Montserrat"/>
+          <w:b/>
+          <w:bCs/>
+          <w:sz w:val="24"/>
+          <w:szCs w:val="24"/>
+        </w:rPr>
+      </w:pPr>
+    </w:p>
+    <w:p>
+      <w:pPr>
+        <w:pStyle w:val="Standard"/>
+        <w:ind w:firstLine="720"/>
+        <w:rPr>
+          <w:rFonts w:ascii="Montserrat" w:eastAsia="Montserrat" w:hAnsi="Montserrat" w:cs="Montserrat"/>
+          <w:b/>
+          <w:bCs/>
+          <w:sz w:val="24"/>
+          <w:szCs w:val="24"/>
+        </w:rPr>
+      </w:pPr>
+      <w:r>
+        <w:rPr>
+          <w:rFonts w:ascii="Montserrat" w:eastAsia="Montserrat" w:hAnsi="Montserrat" w:cs="Montserrat"/>
+          <w:b/>
+          <w:bCs/>
+          <w:sz w:val="24"/>
+          <w:szCs w:val="24"/>
+        </w:rPr>
+        <w:t xml:space="preserve">6. </w:t>
+      </w:r>
+      <w:r>
+        <w:rPr>
+          <w:rFonts w:ascii="Montserrat" w:eastAsia="Montserrat" w:hAnsi="Montserrat" w:cs="Montserrat"/>
+          <w:b/>
+          <w:bCs/>
+          <w:sz w:val="24"/>
+          <w:szCs w:val="24"/>
+        </w:rPr>
         <w:t>Gestion des plugins et dépendances</w:t>
       </w:r>
     </w:p>
     <w:p>
       <w:pPr>
         <w:pStyle w:val="Standard"/>
-        <w:ind w:left="720"/>
+        <w:rPr>
+          <w:rFonts w:ascii="Montserrat" w:eastAsia="Montserrat" w:hAnsi="Montserrat" w:cs="Montserrat"/>
+          <w:b/>
+          <w:bCs/>
+          <w:sz w:val="24"/>
+          <w:szCs w:val="24"/>
+        </w:rPr>
+      </w:pPr>
+    </w:p>
+    <w:p>
+      <w:pPr>
+        <w:pStyle w:val="Standard"/>
+        <w:ind w:left="1080"/>
         <w:rPr>
           <w:rFonts w:ascii="Montserrat" w:eastAsia="Montserrat" w:hAnsi="Montserrat" w:cs="Montserrat"/>
           <w:sz w:val="24"/>
@@ -5243,32 +5949,22 @@
         </w:numPr>
         <w:tabs>
           <w:tab w:val="clear" w:pos="720"/>
-          <w:tab w:val="num" w:pos="1440"/>
-        </w:tabs>
-        <w:ind w:left="1440"/>
-        <w:rPr>
-          <w:rFonts w:ascii="Montserrat" w:eastAsia="Montserrat" w:hAnsi="Montserrat" w:cs="Montserrat"/>
-          <w:sz w:val="24"/>
-          <w:szCs w:val="24"/>
-        </w:rPr>
-      </w:pPr>
-      <w:proofErr w:type="gramStart"/>
-      <w:r>
-        <w:rPr>
-          <w:rFonts w:ascii="Montserrat" w:eastAsia="Montserrat" w:hAnsi="Montserrat" w:cs="Montserrat"/>
-          <w:sz w:val="24"/>
-          <w:szCs w:val="24"/>
-        </w:rPr>
-        <w:t>être</w:t>
-      </w:r>
-      <w:proofErr w:type="gramEnd"/>
-      <w:r>
-        <w:rPr>
-          <w:rFonts w:ascii="Montserrat" w:eastAsia="Montserrat" w:hAnsi="Montserrat" w:cs="Montserrat"/>
-          <w:sz w:val="24"/>
-          <w:szCs w:val="24"/>
-        </w:rPr>
-        <w:t xml:space="preserve"> maintenues ; </w:t>
+          <w:tab w:val="num" w:pos="1800"/>
+        </w:tabs>
+        <w:ind w:left="1800"/>
+        <w:rPr>
+          <w:rFonts w:ascii="Montserrat" w:eastAsia="Montserrat" w:hAnsi="Montserrat" w:cs="Montserrat"/>
+          <w:sz w:val="24"/>
+          <w:szCs w:val="24"/>
+        </w:rPr>
+      </w:pPr>
+      <w:r>
+        <w:rPr>
+          <w:rFonts w:ascii="Montserrat" w:eastAsia="Montserrat" w:hAnsi="Montserrat" w:cs="Montserrat"/>
+          <w:sz w:val="24"/>
+          <w:szCs w:val="24"/>
+        </w:rPr>
+        <w:t xml:space="preserve">être maintenues  </w:t>
       </w:r>
     </w:p>
     <w:p>
@@ -5280,32 +5976,22 @@
         </w:numPr>
         <w:tabs>
           <w:tab w:val="clear" w:pos="720"/>
-          <w:tab w:val="num" w:pos="1440"/>
-        </w:tabs>
-        <w:ind w:left="1440"/>
-        <w:rPr>
-          <w:rFonts w:ascii="Montserrat" w:eastAsia="Montserrat" w:hAnsi="Montserrat" w:cs="Montserrat"/>
-          <w:sz w:val="24"/>
-          <w:szCs w:val="24"/>
-        </w:rPr>
-      </w:pPr>
-      <w:proofErr w:type="gramStart"/>
-      <w:r>
-        <w:rPr>
-          <w:rFonts w:ascii="Montserrat" w:eastAsia="Montserrat" w:hAnsi="Montserrat" w:cs="Montserrat"/>
-          <w:sz w:val="24"/>
-          <w:szCs w:val="24"/>
-        </w:rPr>
-        <w:t>provenir</w:t>
-      </w:r>
-      <w:proofErr w:type="gramEnd"/>
-      <w:r>
-        <w:rPr>
-          <w:rFonts w:ascii="Montserrat" w:eastAsia="Montserrat" w:hAnsi="Montserrat" w:cs="Montserrat"/>
-          <w:sz w:val="24"/>
-          <w:szCs w:val="24"/>
-        </w:rPr>
-        <w:t xml:space="preserve"> de sources fiables ; </w:t>
+          <w:tab w:val="num" w:pos="1800"/>
+        </w:tabs>
+        <w:ind w:left="1800"/>
+        <w:rPr>
+          <w:rFonts w:ascii="Montserrat" w:eastAsia="Montserrat" w:hAnsi="Montserrat" w:cs="Montserrat"/>
+          <w:sz w:val="24"/>
+          <w:szCs w:val="24"/>
+        </w:rPr>
+      </w:pPr>
+      <w:r>
+        <w:rPr>
+          <w:rFonts w:ascii="Montserrat" w:eastAsia="Montserrat" w:hAnsi="Montserrat" w:cs="Montserrat"/>
+          <w:sz w:val="24"/>
+          <w:szCs w:val="24"/>
+        </w:rPr>
+        <w:t xml:space="preserve">provenir de sources fiables  </w:t>
       </w:r>
     </w:p>
     <w:p>
@@ -5317,8 +6003,27 @@
         </w:numPr>
         <w:tabs>
           <w:tab w:val="clear" w:pos="720"/>
-          <w:tab w:val="num" w:pos="1440"/>
-        </w:tabs>
+          <w:tab w:val="num" w:pos="1800"/>
+        </w:tabs>
+        <w:ind w:left="1800"/>
+        <w:rPr>
+          <w:rFonts w:ascii="Montserrat" w:eastAsia="Montserrat" w:hAnsi="Montserrat" w:cs="Montserrat"/>
+          <w:sz w:val="24"/>
+          <w:szCs w:val="24"/>
+        </w:rPr>
+      </w:pPr>
+      <w:r>
+        <w:rPr>
+          <w:rFonts w:ascii="Montserrat" w:eastAsia="Montserrat" w:hAnsi="Montserrat" w:cs="Montserrat"/>
+          <w:sz w:val="24"/>
+          <w:szCs w:val="24"/>
+        </w:rPr>
+        <w:t xml:space="preserve">être régulièrement mises à jour. </w:t>
+      </w:r>
+    </w:p>
+    <w:p>
+      <w:pPr>
+        <w:pStyle w:val="Standard"/>
         <w:ind w:left="1440"/>
         <w:rPr>
           <w:rFonts w:ascii="Montserrat" w:eastAsia="Montserrat" w:hAnsi="Montserrat" w:cs="Montserrat"/>
@@ -5326,40 +6031,11 @@
           <w:szCs w:val="24"/>
         </w:rPr>
       </w:pPr>
-      <w:proofErr w:type="gramStart"/>
-      <w:r>
-        <w:rPr>
-          <w:rFonts w:ascii="Montserrat" w:eastAsia="Montserrat" w:hAnsi="Montserrat" w:cs="Montserrat"/>
-          <w:sz w:val="24"/>
-          <w:szCs w:val="24"/>
-        </w:rPr>
-        <w:t>être</w:t>
-      </w:r>
-      <w:proofErr w:type="gramEnd"/>
-      <w:r>
-        <w:rPr>
-          <w:rFonts w:ascii="Montserrat" w:eastAsia="Montserrat" w:hAnsi="Montserrat" w:cs="Montserrat"/>
-          <w:sz w:val="24"/>
-          <w:szCs w:val="24"/>
-        </w:rPr>
-        <w:t xml:space="preserve"> régulièrement mises à jour. </w:t>
-      </w:r>
-    </w:p>
-    <w:p>
-      <w:pPr>
-        <w:pStyle w:val="Standard"/>
-        <w:ind w:left="1440"/>
-        <w:rPr>
-          <w:rFonts w:ascii="Montserrat" w:eastAsia="Montserrat" w:hAnsi="Montserrat" w:cs="Montserrat"/>
-          <w:sz w:val="24"/>
-          <w:szCs w:val="24"/>
-        </w:rPr>
-      </w:pPr>
-    </w:p>
-    <w:p>
-      <w:pPr>
-        <w:pStyle w:val="Standard"/>
-        <w:ind w:left="720"/>
+    </w:p>
+    <w:p>
+      <w:pPr>
+        <w:pStyle w:val="Standard"/>
+        <w:ind w:left="1080"/>
         <w:rPr>
           <w:rFonts w:ascii="Montserrat" w:eastAsia="Montserrat" w:hAnsi="Montserrat" w:cs="Montserrat"/>
           <w:b/>
@@ -5388,34 +6064,22 @@
         </w:numPr>
         <w:tabs>
           <w:tab w:val="clear" w:pos="720"/>
-          <w:tab w:val="num" w:pos="1440"/>
-        </w:tabs>
-        <w:ind w:left="1440"/>
-        <w:rPr>
-          <w:rFonts w:ascii="Montserrat" w:eastAsia="Montserrat" w:hAnsi="Montserrat" w:cs="Montserrat"/>
-          <w:sz w:val="24"/>
-          <w:szCs w:val="24"/>
-        </w:rPr>
-      </w:pPr>
-      <w:proofErr w:type="spellStart"/>
-      <w:proofErr w:type="gramStart"/>
-      <w:r>
-        <w:rPr>
-          <w:rFonts w:ascii="Montserrat" w:eastAsia="Montserrat" w:hAnsi="Montserrat" w:cs="Montserrat"/>
-          <w:sz w:val="24"/>
-          <w:szCs w:val="24"/>
-        </w:rPr>
-        <w:t>npm</w:t>
-      </w:r>
-      <w:proofErr w:type="spellEnd"/>
-      <w:proofErr w:type="gramEnd"/>
-      <w:r>
-        <w:rPr>
-          <w:rFonts w:ascii="Montserrat" w:eastAsia="Montserrat" w:hAnsi="Montserrat" w:cs="Montserrat"/>
-          <w:sz w:val="24"/>
-          <w:szCs w:val="24"/>
-        </w:rPr>
-        <w:t xml:space="preserve"> audit ; </w:t>
+          <w:tab w:val="num" w:pos="1800"/>
+        </w:tabs>
+        <w:ind w:left="1800"/>
+        <w:rPr>
+          <w:rFonts w:ascii="Montserrat" w:eastAsia="Montserrat" w:hAnsi="Montserrat" w:cs="Montserrat"/>
+          <w:sz w:val="24"/>
+          <w:szCs w:val="24"/>
+        </w:rPr>
+      </w:pPr>
+      <w:r>
+        <w:rPr>
+          <w:rFonts w:ascii="Montserrat" w:eastAsia="Montserrat" w:hAnsi="Montserrat" w:cs="Montserrat"/>
+          <w:sz w:val="24"/>
+          <w:szCs w:val="24"/>
+        </w:rPr>
+        <w:t xml:space="preserve">npm audit  </w:t>
       </w:r>
     </w:p>
     <w:p>
@@ -5427,47 +6091,45 @@
         </w:numPr>
         <w:tabs>
           <w:tab w:val="clear" w:pos="720"/>
-          <w:tab w:val="num" w:pos="1440"/>
-        </w:tabs>
-        <w:ind w:left="1440"/>
-        <w:rPr>
-          <w:rFonts w:ascii="Montserrat" w:eastAsia="Montserrat" w:hAnsi="Montserrat" w:cs="Montserrat"/>
-          <w:sz w:val="24"/>
-          <w:szCs w:val="24"/>
-        </w:rPr>
-      </w:pPr>
-      <w:proofErr w:type="spellStart"/>
-      <w:r>
-        <w:rPr>
-          <w:rFonts w:ascii="Montserrat" w:eastAsia="Montserrat" w:hAnsi="Montserrat" w:cs="Montserrat"/>
-          <w:sz w:val="24"/>
-          <w:szCs w:val="24"/>
-        </w:rPr>
-        <w:t>Dependabot</w:t>
-      </w:r>
-      <w:proofErr w:type="spellEnd"/>
-      <w:r>
-        <w:rPr>
-          <w:rFonts w:ascii="Montserrat" w:eastAsia="Montserrat" w:hAnsi="Montserrat" w:cs="Montserrat"/>
-          <w:sz w:val="24"/>
-          <w:szCs w:val="24"/>
-        </w:rPr>
-        <w:t xml:space="preserve"> GitHub.</w:t>
-      </w:r>
-    </w:p>
-    <w:p>
-      <w:pPr>
-        <w:pStyle w:val="Standard"/>
-        <w:rPr>
-          <w:rFonts w:ascii="Montserrat" w:eastAsia="Montserrat" w:hAnsi="Montserrat" w:cs="Montserrat"/>
-          <w:sz w:val="24"/>
-          <w:szCs w:val="24"/>
-        </w:rPr>
-      </w:pPr>
-    </w:p>
-    <w:p>
-      <w:pPr>
-        <w:pStyle w:val="Standard"/>
+          <w:tab w:val="num" w:pos="1800"/>
+        </w:tabs>
+        <w:ind w:left="1800"/>
+        <w:rPr>
+          <w:rFonts w:ascii="Montserrat" w:eastAsia="Montserrat" w:hAnsi="Montserrat" w:cs="Montserrat"/>
+          <w:sz w:val="24"/>
+          <w:szCs w:val="24"/>
+        </w:rPr>
+      </w:pPr>
+      <w:r>
+        <w:rPr>
+          <w:rFonts w:ascii="Montserrat" w:eastAsia="Montserrat" w:hAnsi="Montserrat" w:cs="Montserrat"/>
+          <w:sz w:val="24"/>
+          <w:szCs w:val="24"/>
+        </w:rPr>
+        <w:t>Dependabot GitHub.</w:t>
+      </w:r>
+    </w:p>
+    <w:p>
+      <w:pPr>
+        <w:pStyle w:val="Standard"/>
+        <w:rPr>
+          <w:rFonts w:ascii="Montserrat" w:eastAsia="Montserrat" w:hAnsi="Montserrat" w:cs="Montserrat"/>
+          <w:sz w:val="24"/>
+          <w:szCs w:val="24"/>
+        </w:rPr>
+      </w:pPr>
+    </w:p>
+    <w:p>
+      <w:pPr>
+        <w:pStyle w:val="Standard"/>
+        <w:ind w:firstLine="720"/>
+        <w:rPr>
+          <w:rFonts w:ascii="Montserrat" w:eastAsia="Montserrat" w:hAnsi="Montserrat" w:cs="Montserrat"/>
+          <w:sz w:val="24"/>
+          <w:szCs w:val="24"/>
+        </w:rPr>
+      </w:pPr>
+      <w:r>
         <w:rPr>
           <w:rFonts w:ascii="Montserrat" w:eastAsia="Montserrat" w:hAnsi="Montserrat" w:cs="Montserrat"/>
           <w:b/>
@@ -5475,8 +6137,12 @@
           <w:sz w:val="24"/>
           <w:szCs w:val="24"/>
         </w:rPr>
-      </w:pPr>
-      <w:r>
+        <w:t>7. Gestion des rôles</w:t>
+      </w:r>
+    </w:p>
+    <w:p>
+      <w:pPr>
+        <w:pStyle w:val="Standard"/>
         <w:rPr>
           <w:rFonts w:ascii="Montserrat" w:eastAsia="Montserrat" w:hAnsi="Montserrat" w:cs="Montserrat"/>
           <w:b/>
@@ -5484,23 +6150,12 @@
           <w:sz w:val="24"/>
           <w:szCs w:val="24"/>
         </w:rPr>
-        <w:t xml:space="preserve">      7. </w:t>
-      </w:r>
-      <w:r>
-        <w:rPr>
-          <w:rFonts w:ascii="Montserrat" w:eastAsia="Montserrat" w:hAnsi="Montserrat" w:cs="Montserrat"/>
-          <w:b/>
-          <w:bCs/>
-          <w:sz w:val="24"/>
-          <w:szCs w:val="24"/>
-        </w:rPr>
-        <w:t>Gestion des rôles</w:t>
-      </w:r>
-    </w:p>
-    <w:p>
-      <w:pPr>
-        <w:pStyle w:val="Standard"/>
-        <w:ind w:left="720"/>
+      </w:pPr>
+    </w:p>
+    <w:p>
+      <w:pPr>
+        <w:pStyle w:val="Standard"/>
+        <w:ind w:left="1080"/>
         <w:rPr>
           <w:rFonts w:ascii="Montserrat" w:eastAsia="Montserrat" w:hAnsi="Montserrat" w:cs="Montserrat"/>
           <w:sz w:val="24"/>
@@ -5525,32 +6180,22 @@
         </w:numPr>
         <w:tabs>
           <w:tab w:val="clear" w:pos="720"/>
-          <w:tab w:val="num" w:pos="1440"/>
-        </w:tabs>
-        <w:ind w:left="1440"/>
-        <w:rPr>
-          <w:rFonts w:ascii="Montserrat" w:eastAsia="Montserrat" w:hAnsi="Montserrat" w:cs="Montserrat"/>
-          <w:sz w:val="24"/>
-          <w:szCs w:val="24"/>
-        </w:rPr>
-      </w:pPr>
-      <w:proofErr w:type="gramStart"/>
-      <w:r>
-        <w:rPr>
-          <w:rFonts w:ascii="Montserrat" w:eastAsia="Montserrat" w:hAnsi="Montserrat" w:cs="Montserrat"/>
-          <w:sz w:val="24"/>
-          <w:szCs w:val="24"/>
-        </w:rPr>
-        <w:t>administrateur</w:t>
-      </w:r>
-      <w:proofErr w:type="gramEnd"/>
-      <w:r>
-        <w:rPr>
-          <w:rFonts w:ascii="Montserrat" w:eastAsia="Montserrat" w:hAnsi="Montserrat" w:cs="Montserrat"/>
-          <w:sz w:val="24"/>
-          <w:szCs w:val="24"/>
-        </w:rPr>
-        <w:t xml:space="preserve"> ; </w:t>
+          <w:tab w:val="num" w:pos="1800"/>
+        </w:tabs>
+        <w:ind w:left="1800"/>
+        <w:rPr>
+          <w:rFonts w:ascii="Montserrat" w:eastAsia="Montserrat" w:hAnsi="Montserrat" w:cs="Montserrat"/>
+          <w:sz w:val="24"/>
+          <w:szCs w:val="24"/>
+        </w:rPr>
+      </w:pPr>
+      <w:r>
+        <w:rPr>
+          <w:rFonts w:ascii="Montserrat" w:eastAsia="Montserrat" w:hAnsi="Montserrat" w:cs="Montserrat"/>
+          <w:sz w:val="24"/>
+          <w:szCs w:val="24"/>
+        </w:rPr>
+        <w:t xml:space="preserve">administrateur  </w:t>
       </w:r>
     </w:p>
     <w:p>
@@ -5562,38 +6207,28 @@
         </w:numPr>
         <w:tabs>
           <w:tab w:val="clear" w:pos="720"/>
-          <w:tab w:val="num" w:pos="1440"/>
-        </w:tabs>
-        <w:ind w:left="1440"/>
-        <w:rPr>
-          <w:rFonts w:ascii="Montserrat" w:eastAsia="Montserrat" w:hAnsi="Montserrat" w:cs="Montserrat"/>
-          <w:sz w:val="24"/>
-          <w:szCs w:val="24"/>
-        </w:rPr>
-      </w:pPr>
-      <w:proofErr w:type="gramStart"/>
-      <w:r>
-        <w:rPr>
-          <w:rFonts w:ascii="Montserrat" w:eastAsia="Montserrat" w:hAnsi="Montserrat" w:cs="Montserrat"/>
-          <w:sz w:val="24"/>
-          <w:szCs w:val="24"/>
-        </w:rPr>
-        <w:t>restaurateur</w:t>
-      </w:r>
-      <w:proofErr w:type="gramEnd"/>
-      <w:r>
-        <w:rPr>
-          <w:rFonts w:ascii="Montserrat" w:eastAsia="Montserrat" w:hAnsi="Montserrat" w:cs="Montserrat"/>
-          <w:sz w:val="24"/>
-          <w:szCs w:val="24"/>
-        </w:rPr>
-        <w:t xml:space="preserve">. </w:t>
-      </w:r>
-    </w:p>
-    <w:p>
-      <w:pPr>
-        <w:pStyle w:val="Standard"/>
-        <w:ind w:left="720"/>
+          <w:tab w:val="num" w:pos="1800"/>
+        </w:tabs>
+        <w:ind w:left="1800"/>
+        <w:rPr>
+          <w:rFonts w:ascii="Montserrat" w:eastAsia="Montserrat" w:hAnsi="Montserrat" w:cs="Montserrat"/>
+          <w:sz w:val="24"/>
+          <w:szCs w:val="24"/>
+        </w:rPr>
+      </w:pPr>
+      <w:r>
+        <w:rPr>
+          <w:rFonts w:ascii="Montserrat" w:eastAsia="Montserrat" w:hAnsi="Montserrat" w:cs="Montserrat"/>
+          <w:sz w:val="24"/>
+          <w:szCs w:val="24"/>
+        </w:rPr>
+        <w:t xml:space="preserve">restaurateur. </w:t>
+      </w:r>
+    </w:p>
+    <w:p>
+      <w:pPr>
+        <w:pStyle w:val="Standard"/>
+        <w:ind w:left="1080"/>
         <w:rPr>
           <w:rFonts w:ascii="Montserrat" w:eastAsia="Montserrat" w:hAnsi="Montserrat" w:cs="Montserrat"/>
           <w:sz w:val="24"/>
@@ -5612,16 +6247,13 @@
     <w:p>
       <w:pPr>
         <w:pStyle w:val="Standard"/>
-        <w:spacing w:line="240" w:lineRule="auto"/>
-      </w:pPr>
-      <w:r>
-        <w:rPr>
-          <w:rFonts w:ascii="Montserrat" w:eastAsia="Montserrat" w:hAnsi="Montserrat" w:cs="Montserrat"/>
-          <w:sz w:val="24"/>
-          <w:szCs w:val="24"/>
-        </w:rPr>
-        <w:br/>
-      </w:r>
+        <w:ind w:left="1080"/>
+        <w:rPr>
+          <w:rFonts w:ascii="Montserrat" w:eastAsia="Montserrat" w:hAnsi="Montserrat" w:cs="Montserrat"/>
+          <w:sz w:val="24"/>
+          <w:szCs w:val="24"/>
+        </w:rPr>
+      </w:pPr>
     </w:p>
     <w:p>
       <w:pPr>
@@ -5639,15 +6271,14 @@
           <w:sz w:val="28"/>
           <w:szCs w:val="28"/>
         </w:rPr>
+        <w:lastRenderedPageBreak/>
         <w:t>Maintenance du site et futures mises à jour</w:t>
       </w:r>
-      <w:r>
-        <w:rPr>
-          <w:sz w:val="24"/>
-          <w:szCs w:val="24"/>
-        </w:rPr>
-        <w:br/>
-      </w:r>
+    </w:p>
+    <w:p>
+      <w:pPr>
+        <w:pStyle w:val="Standard"/>
+      </w:pPr>
     </w:p>
     <w:p>
       <w:pPr>
@@ -5686,6 +6317,21 @@
     </w:p>
     <w:p>
       <w:pPr>
+        <w:pStyle w:val="Paragraphedeliste"/>
+        <w:widowControl w:val="0"/>
+        <w:suppressAutoHyphens w:val="0"/>
+        <w:autoSpaceDN/>
+        <w:ind w:left="1440"/>
+        <w:textAlignment w:val="auto"/>
+        <w:rPr>
+          <w:rFonts w:ascii="Montserrat" w:eastAsia="Montserrat" w:hAnsi="Montserrat" w:cs="Montserrat"/>
+          <w:sz w:val="24"/>
+          <w:szCs w:val="24"/>
+        </w:rPr>
+      </w:pPr>
+    </w:p>
+    <w:p>
+      <w:pPr>
         <w:widowControl w:val="0"/>
         <w:numPr>
           <w:ilvl w:val="1"/>
@@ -5783,6 +6429,36 @@
         </w:rPr>
         <w:t>Établir et maintenir une documentation à jour.</w:t>
       </w:r>
+    </w:p>
+    <w:p>
+      <w:pPr>
+        <w:widowControl w:val="0"/>
+        <w:rPr>
+          <w:rFonts w:ascii="Montserrat" w:eastAsia="Montserrat" w:hAnsi="Montserrat" w:cs="Montserrat"/>
+          <w:sz w:val="24"/>
+          <w:szCs w:val="24"/>
+        </w:rPr>
+      </w:pPr>
+    </w:p>
+    <w:p>
+      <w:pPr>
+        <w:widowControl w:val="0"/>
+        <w:rPr>
+          <w:rFonts w:ascii="Montserrat" w:eastAsia="Montserrat" w:hAnsi="Montserrat" w:cs="Montserrat"/>
+          <w:sz w:val="24"/>
+          <w:szCs w:val="24"/>
+        </w:rPr>
+      </w:pPr>
+    </w:p>
+    <w:p>
+      <w:pPr>
+        <w:widowControl w:val="0"/>
+        <w:rPr>
+          <w:rFonts w:ascii="Montserrat" w:eastAsia="Montserrat" w:hAnsi="Montserrat" w:cs="Montserrat"/>
+          <w:sz w:val="24"/>
+          <w:szCs w:val="24"/>
+        </w:rPr>
+      </w:pPr>
     </w:p>
     <w:p>
       <w:pPr>
@@ -5831,6 +6507,21 @@
     </w:p>
     <w:p>
       <w:pPr>
+        <w:pStyle w:val="Paragraphedeliste"/>
+        <w:widowControl w:val="0"/>
+        <w:suppressAutoHyphens w:val="0"/>
+        <w:autoSpaceDN/>
+        <w:ind w:left="1440"/>
+        <w:textAlignment w:val="auto"/>
+        <w:rPr>
+          <w:rFonts w:ascii="Montserrat" w:eastAsia="Montserrat" w:hAnsi="Montserrat" w:cs="Montserrat"/>
+          <w:sz w:val="24"/>
+          <w:szCs w:val="24"/>
+        </w:rPr>
+      </w:pPr>
+    </w:p>
+    <w:p>
+      <w:pPr>
         <w:widowControl w:val="0"/>
         <w:numPr>
           <w:ilvl w:val="1"/>
@@ -5901,7 +6592,6 @@
           <w:sz w:val="24"/>
           <w:szCs w:val="24"/>
         </w:rPr>
-        <w:lastRenderedPageBreak/>
         <w:t>Concevoir et intégrer des maquettes pour les tablettes et smartphones.</w:t>
       </w:r>
     </w:p>
@@ -5973,6 +6663,7 @@
         <w:t>Rester informé des dernières tendances pour une évolution continue</w:t>
       </w:r>
     </w:p>
+    <w:p/>
     <w:sectPr>
       <w:headerReference w:type="default" r:id="rId9"/>
       <w:pgSz w:w="16838" w:h="11906" w:orient="landscape"/>
@@ -6902,6 +7593,120 @@
     </w:lvl>
   </w:abstractNum>
   <w:abstractNum w:abstractNumId="7" w15:restartNumberingAfterBreak="0">
+    <w:nsid w:val="15F92291"/>
+    <w:multiLevelType w:val="hybridMultilevel"/>
+    <w:tmpl w:val="CFFEEB16"/>
+    <w:lvl w:ilvl="0" w:tplc="12F22758">
+      <w:start w:val="1"/>
+      <w:numFmt w:val="bullet"/>
+      <w:lvlText w:val=""/>
+      <w:lvlJc w:val="left"/>
+      <w:pPr>
+        <w:ind w:left="1440" w:hanging="360"/>
+      </w:pPr>
+      <w:rPr>
+        <w:rFonts w:ascii="Symbol" w:eastAsia="Montserrat" w:hAnsi="Symbol" w:cs="Montserrat" w:hint="default"/>
+        <w:color w:val="auto"/>
+      </w:rPr>
+    </w:lvl>
+    <w:lvl w:ilvl="1" w:tplc="040C0003" w:tentative="1">
+      <w:start w:val="1"/>
+      <w:numFmt w:val="bullet"/>
+      <w:lvlText w:val="o"/>
+      <w:lvlJc w:val="left"/>
+      <w:pPr>
+        <w:ind w:left="2160" w:hanging="360"/>
+      </w:pPr>
+      <w:rPr>
+        <w:rFonts w:ascii="Courier New" w:hAnsi="Courier New" w:cs="Courier New" w:hint="default"/>
+      </w:rPr>
+    </w:lvl>
+    <w:lvl w:ilvl="2" w:tplc="040C0005" w:tentative="1">
+      <w:start w:val="1"/>
+      <w:numFmt w:val="bullet"/>
+      <w:lvlText w:val=""/>
+      <w:lvlJc w:val="left"/>
+      <w:pPr>
+        <w:ind w:left="2880" w:hanging="360"/>
+      </w:pPr>
+      <w:rPr>
+        <w:rFonts w:ascii="Wingdings" w:hAnsi="Wingdings" w:hint="default"/>
+      </w:rPr>
+    </w:lvl>
+    <w:lvl w:ilvl="3" w:tplc="040C0001" w:tentative="1">
+      <w:start w:val="1"/>
+      <w:numFmt w:val="bullet"/>
+      <w:lvlText w:val=""/>
+      <w:lvlJc w:val="left"/>
+      <w:pPr>
+        <w:ind w:left="3600" w:hanging="360"/>
+      </w:pPr>
+      <w:rPr>
+        <w:rFonts w:ascii="Symbol" w:hAnsi="Symbol" w:hint="default"/>
+      </w:rPr>
+    </w:lvl>
+    <w:lvl w:ilvl="4" w:tplc="040C0003" w:tentative="1">
+      <w:start w:val="1"/>
+      <w:numFmt w:val="bullet"/>
+      <w:lvlText w:val="o"/>
+      <w:lvlJc w:val="left"/>
+      <w:pPr>
+        <w:ind w:left="4320" w:hanging="360"/>
+      </w:pPr>
+      <w:rPr>
+        <w:rFonts w:ascii="Courier New" w:hAnsi="Courier New" w:cs="Courier New" w:hint="default"/>
+      </w:rPr>
+    </w:lvl>
+    <w:lvl w:ilvl="5" w:tplc="040C0005" w:tentative="1">
+      <w:start w:val="1"/>
+      <w:numFmt w:val="bullet"/>
+      <w:lvlText w:val=""/>
+      <w:lvlJc w:val="left"/>
+      <w:pPr>
+        <w:ind w:left="5040" w:hanging="360"/>
+      </w:pPr>
+      <w:rPr>
+        <w:rFonts w:ascii="Wingdings" w:hAnsi="Wingdings" w:hint="default"/>
+      </w:rPr>
+    </w:lvl>
+    <w:lvl w:ilvl="6" w:tplc="040C0001" w:tentative="1">
+      <w:start w:val="1"/>
+      <w:numFmt w:val="bullet"/>
+      <w:lvlText w:val=""/>
+      <w:lvlJc w:val="left"/>
+      <w:pPr>
+        <w:ind w:left="5760" w:hanging="360"/>
+      </w:pPr>
+      <w:rPr>
+        <w:rFonts w:ascii="Symbol" w:hAnsi="Symbol" w:hint="default"/>
+      </w:rPr>
+    </w:lvl>
+    <w:lvl w:ilvl="7" w:tplc="040C0003" w:tentative="1">
+      <w:start w:val="1"/>
+      <w:numFmt w:val="bullet"/>
+      <w:lvlText w:val="o"/>
+      <w:lvlJc w:val="left"/>
+      <w:pPr>
+        <w:ind w:left="6480" w:hanging="360"/>
+      </w:pPr>
+      <w:rPr>
+        <w:rFonts w:ascii="Courier New" w:hAnsi="Courier New" w:cs="Courier New" w:hint="default"/>
+      </w:rPr>
+    </w:lvl>
+    <w:lvl w:ilvl="8" w:tplc="040C0005" w:tentative="1">
+      <w:start w:val="1"/>
+      <w:numFmt w:val="bullet"/>
+      <w:lvlText w:val=""/>
+      <w:lvlJc w:val="left"/>
+      <w:pPr>
+        <w:ind w:left="7200" w:hanging="360"/>
+      </w:pPr>
+      <w:rPr>
+        <w:rFonts w:ascii="Wingdings" w:hAnsi="Wingdings" w:hint="default"/>
+      </w:rPr>
+    </w:lvl>
+  </w:abstractNum>
+  <w:abstractNum w:abstractNumId="8" w15:restartNumberingAfterBreak="0">
     <w:nsid w:val="188F4ED7"/>
     <w:multiLevelType w:val="hybridMultilevel"/>
     <w:tmpl w:val="A640556E"/>
@@ -6990,7 +7795,7 @@
       </w:pPr>
     </w:lvl>
   </w:abstractNum>
-  <w:abstractNum w:abstractNumId="8" w15:restartNumberingAfterBreak="0">
+  <w:abstractNum w:abstractNumId="9" w15:restartNumberingAfterBreak="0">
     <w:nsid w:val="1A3638EE"/>
     <w:multiLevelType w:val="hybridMultilevel"/>
     <w:tmpl w:val="DBE0DBFE"/>
@@ -7103,7 +7908,7 @@
       </w:rPr>
     </w:lvl>
   </w:abstractNum>
-  <w:abstractNum w:abstractNumId="9" w15:restartNumberingAfterBreak="0">
+  <w:abstractNum w:abstractNumId="10" w15:restartNumberingAfterBreak="0">
     <w:nsid w:val="1C1922B8"/>
     <w:multiLevelType w:val="multilevel"/>
     <w:tmpl w:val="592EA996"/>
@@ -7216,19 +8021,132 @@
       </w:rPr>
     </w:lvl>
   </w:abstractNum>
-  <w:abstractNum w:abstractNumId="10" w15:restartNumberingAfterBreak="0">
+  <w:abstractNum w:abstractNumId="11" w15:restartNumberingAfterBreak="0">
     <w:nsid w:val="20CD10EA"/>
     <w:multiLevelType w:val="multilevel"/>
     <w:tmpl w:val="AB88EA70"/>
     <w:numStyleLink w:val="WWNum2"/>
   </w:abstractNum>
-  <w:abstractNum w:abstractNumId="11" w15:restartNumberingAfterBreak="0">
+  <w:abstractNum w:abstractNumId="12" w15:restartNumberingAfterBreak="0">
+    <w:nsid w:val="227F22F1"/>
+    <w:multiLevelType w:val="hybridMultilevel"/>
+    <w:tmpl w:val="72C46C1A"/>
+    <w:lvl w:ilvl="0" w:tplc="24985164">
+      <w:start w:val="1"/>
+      <w:numFmt w:val="bullet"/>
+      <w:lvlText w:val="-"/>
+      <w:lvlJc w:val="left"/>
+      <w:pPr>
+        <w:ind w:left="2160" w:hanging="360"/>
+      </w:pPr>
+      <w:rPr>
+        <w:rFonts w:ascii="Montserrat" w:eastAsia="Montserrat" w:hAnsi="Montserrat" w:cs="Montserrat" w:hint="default"/>
+      </w:rPr>
+    </w:lvl>
+    <w:lvl w:ilvl="1" w:tplc="040C0003" w:tentative="1">
+      <w:start w:val="1"/>
+      <w:numFmt w:val="bullet"/>
+      <w:lvlText w:val="o"/>
+      <w:lvlJc w:val="left"/>
+      <w:pPr>
+        <w:ind w:left="2880" w:hanging="360"/>
+      </w:pPr>
+      <w:rPr>
+        <w:rFonts w:ascii="Courier New" w:hAnsi="Courier New" w:cs="Courier New" w:hint="default"/>
+      </w:rPr>
+    </w:lvl>
+    <w:lvl w:ilvl="2" w:tplc="040C0005" w:tentative="1">
+      <w:start w:val="1"/>
+      <w:numFmt w:val="bullet"/>
+      <w:lvlText w:val=""/>
+      <w:lvlJc w:val="left"/>
+      <w:pPr>
+        <w:ind w:left="3600" w:hanging="360"/>
+      </w:pPr>
+      <w:rPr>
+        <w:rFonts w:ascii="Wingdings" w:hAnsi="Wingdings" w:hint="default"/>
+      </w:rPr>
+    </w:lvl>
+    <w:lvl w:ilvl="3" w:tplc="040C0001" w:tentative="1">
+      <w:start w:val="1"/>
+      <w:numFmt w:val="bullet"/>
+      <w:lvlText w:val=""/>
+      <w:lvlJc w:val="left"/>
+      <w:pPr>
+        <w:ind w:left="4320" w:hanging="360"/>
+      </w:pPr>
+      <w:rPr>
+        <w:rFonts w:ascii="Symbol" w:hAnsi="Symbol" w:hint="default"/>
+      </w:rPr>
+    </w:lvl>
+    <w:lvl w:ilvl="4" w:tplc="040C0003" w:tentative="1">
+      <w:start w:val="1"/>
+      <w:numFmt w:val="bullet"/>
+      <w:lvlText w:val="o"/>
+      <w:lvlJc w:val="left"/>
+      <w:pPr>
+        <w:ind w:left="5040" w:hanging="360"/>
+      </w:pPr>
+      <w:rPr>
+        <w:rFonts w:ascii="Courier New" w:hAnsi="Courier New" w:cs="Courier New" w:hint="default"/>
+      </w:rPr>
+    </w:lvl>
+    <w:lvl w:ilvl="5" w:tplc="040C0005" w:tentative="1">
+      <w:start w:val="1"/>
+      <w:numFmt w:val="bullet"/>
+      <w:lvlText w:val=""/>
+      <w:lvlJc w:val="left"/>
+      <w:pPr>
+        <w:ind w:left="5760" w:hanging="360"/>
+      </w:pPr>
+      <w:rPr>
+        <w:rFonts w:ascii="Wingdings" w:hAnsi="Wingdings" w:hint="default"/>
+      </w:rPr>
+    </w:lvl>
+    <w:lvl w:ilvl="6" w:tplc="040C0001" w:tentative="1">
+      <w:start w:val="1"/>
+      <w:numFmt w:val="bullet"/>
+      <w:lvlText w:val=""/>
+      <w:lvlJc w:val="left"/>
+      <w:pPr>
+        <w:ind w:left="6480" w:hanging="360"/>
+      </w:pPr>
+      <w:rPr>
+        <w:rFonts w:ascii="Symbol" w:hAnsi="Symbol" w:hint="default"/>
+      </w:rPr>
+    </w:lvl>
+    <w:lvl w:ilvl="7" w:tplc="040C0003" w:tentative="1">
+      <w:start w:val="1"/>
+      <w:numFmt w:val="bullet"/>
+      <w:lvlText w:val="o"/>
+      <w:lvlJc w:val="left"/>
+      <w:pPr>
+        <w:ind w:left="7200" w:hanging="360"/>
+      </w:pPr>
+      <w:rPr>
+        <w:rFonts w:ascii="Courier New" w:hAnsi="Courier New" w:cs="Courier New" w:hint="default"/>
+      </w:rPr>
+    </w:lvl>
+    <w:lvl w:ilvl="8" w:tplc="040C0005" w:tentative="1">
+      <w:start w:val="1"/>
+      <w:numFmt w:val="bullet"/>
+      <w:lvlText w:val=""/>
+      <w:lvlJc w:val="left"/>
+      <w:pPr>
+        <w:ind w:left="7920" w:hanging="360"/>
+      </w:pPr>
+      <w:rPr>
+        <w:rFonts w:ascii="Wingdings" w:hAnsi="Wingdings" w:hint="default"/>
+      </w:rPr>
+    </w:lvl>
+  </w:abstractNum>
+  <w:abstractNum w:abstractNumId="13" w15:restartNumberingAfterBreak="0">
     <w:nsid w:val="26D97C7C"/>
     <w:multiLevelType w:val="multilevel"/>
     <w:tmpl w:val="4F2E2122"/>
     <w:numStyleLink w:val="WWNum1"/>
   </w:abstractNum>
-  <w:abstractNum w:abstractNumId="12" w15:restartNumberingAfterBreak="0">
+  <w:abstractNum w:abstractNumId="14" w15:restartNumberingAfterBreak="0">
     <w:nsid w:val="2C3828D4"/>
     <w:multiLevelType w:val="multilevel"/>
     <w:tmpl w:val="1C08D682"/>
@@ -7341,7 +8259,7 @@
       </w:pPr>
     </w:lvl>
   </w:abstractNum>
-  <w:abstractNum w:abstractNumId="13" w15:restartNumberingAfterBreak="0">
+  <w:abstractNum w:abstractNumId="15" w15:restartNumberingAfterBreak="0">
     <w:nsid w:val="2E330CBC"/>
     <w:multiLevelType w:val="multilevel"/>
     <w:tmpl w:val="3C6EB4AA"/>
@@ -7487,7 +8405,120 @@
       </w:rPr>
     </w:lvl>
   </w:abstractNum>
-  <w:abstractNum w:abstractNumId="14" w15:restartNumberingAfterBreak="0">
+  <w:abstractNum w:abstractNumId="16" w15:restartNumberingAfterBreak="0">
+    <w:nsid w:val="31944A0C"/>
+    <w:multiLevelType w:val="hybridMultilevel"/>
+    <w:tmpl w:val="EF6824E0"/>
+    <w:lvl w:ilvl="0" w:tplc="24985164">
+      <w:start w:val="1"/>
+      <w:numFmt w:val="bullet"/>
+      <w:lvlText w:val="-"/>
+      <w:lvlJc w:val="left"/>
+      <w:pPr>
+        <w:ind w:left="2160" w:hanging="360"/>
+      </w:pPr>
+      <w:rPr>
+        <w:rFonts w:ascii="Montserrat" w:eastAsia="Montserrat" w:hAnsi="Montserrat" w:cs="Montserrat" w:hint="default"/>
+      </w:rPr>
+    </w:lvl>
+    <w:lvl w:ilvl="1" w:tplc="040C0003">
+      <w:start w:val="1"/>
+      <w:numFmt w:val="bullet"/>
+      <w:lvlText w:val="o"/>
+      <w:lvlJc w:val="left"/>
+      <w:pPr>
+        <w:ind w:left="2880" w:hanging="360"/>
+      </w:pPr>
+      <w:rPr>
+        <w:rFonts w:ascii="Courier New" w:hAnsi="Courier New" w:cs="Courier New" w:hint="default"/>
+      </w:rPr>
+    </w:lvl>
+    <w:lvl w:ilvl="2" w:tplc="040C0005" w:tentative="1">
+      <w:start w:val="1"/>
+      <w:numFmt w:val="bullet"/>
+      <w:lvlText w:val=""/>
+      <w:lvlJc w:val="left"/>
+      <w:pPr>
+        <w:ind w:left="3600" w:hanging="360"/>
+      </w:pPr>
+      <w:rPr>
+        <w:rFonts w:ascii="Wingdings" w:hAnsi="Wingdings" w:hint="default"/>
+      </w:rPr>
+    </w:lvl>
+    <w:lvl w:ilvl="3" w:tplc="040C0001" w:tentative="1">
+      <w:start w:val="1"/>
+      <w:numFmt w:val="bullet"/>
+      <w:lvlText w:val=""/>
+      <w:lvlJc w:val="left"/>
+      <w:pPr>
+        <w:ind w:left="4320" w:hanging="360"/>
+      </w:pPr>
+      <w:rPr>
+        <w:rFonts w:ascii="Symbol" w:hAnsi="Symbol" w:hint="default"/>
+      </w:rPr>
+    </w:lvl>
+    <w:lvl w:ilvl="4" w:tplc="040C0003" w:tentative="1">
+      <w:start w:val="1"/>
+      <w:numFmt w:val="bullet"/>
+      <w:lvlText w:val="o"/>
+      <w:lvlJc w:val="left"/>
+      <w:pPr>
+        <w:ind w:left="5040" w:hanging="360"/>
+      </w:pPr>
+      <w:rPr>
+        <w:rFonts w:ascii="Courier New" w:hAnsi="Courier New" w:cs="Courier New" w:hint="default"/>
+      </w:rPr>
+    </w:lvl>
+    <w:lvl w:ilvl="5" w:tplc="040C0005" w:tentative="1">
+      <w:start w:val="1"/>
+      <w:numFmt w:val="bullet"/>
+      <w:lvlText w:val=""/>
+      <w:lvlJc w:val="left"/>
+      <w:pPr>
+        <w:ind w:left="5760" w:hanging="360"/>
+      </w:pPr>
+      <w:rPr>
+        <w:rFonts w:ascii="Wingdings" w:hAnsi="Wingdings" w:hint="default"/>
+      </w:rPr>
+    </w:lvl>
+    <w:lvl w:ilvl="6" w:tplc="040C0001" w:tentative="1">
+      <w:start w:val="1"/>
+      <w:numFmt w:val="bullet"/>
+      <w:lvlText w:val=""/>
+      <w:lvlJc w:val="left"/>
+      <w:pPr>
+        <w:ind w:left="6480" w:hanging="360"/>
+      </w:pPr>
+      <w:rPr>
+        <w:rFonts w:ascii="Symbol" w:hAnsi="Symbol" w:hint="default"/>
+      </w:rPr>
+    </w:lvl>
+    <w:lvl w:ilvl="7" w:tplc="040C0003" w:tentative="1">
+      <w:start w:val="1"/>
+      <w:numFmt w:val="bullet"/>
+      <w:lvlText w:val="o"/>
+      <w:lvlJc w:val="left"/>
+      <w:pPr>
+        <w:ind w:left="7200" w:hanging="360"/>
+      </w:pPr>
+      <w:rPr>
+        <w:rFonts w:ascii="Courier New" w:hAnsi="Courier New" w:cs="Courier New" w:hint="default"/>
+      </w:rPr>
+    </w:lvl>
+    <w:lvl w:ilvl="8" w:tplc="040C0005" w:tentative="1">
+      <w:start w:val="1"/>
+      <w:numFmt w:val="bullet"/>
+      <w:lvlText w:val=""/>
+      <w:lvlJc w:val="left"/>
+      <w:pPr>
+        <w:ind w:left="7920" w:hanging="360"/>
+      </w:pPr>
+      <w:rPr>
+        <w:rFonts w:ascii="Wingdings" w:hAnsi="Wingdings" w:hint="default"/>
+      </w:rPr>
+    </w:lvl>
+  </w:abstractNum>
+  <w:abstractNum w:abstractNumId="17" w15:restartNumberingAfterBreak="0">
     <w:nsid w:val="331B4A47"/>
     <w:multiLevelType w:val="multilevel"/>
     <w:tmpl w:val="93A6DF74"/>
@@ -7636,7 +8667,7 @@
       </w:rPr>
     </w:lvl>
   </w:abstractNum>
-  <w:abstractNum w:abstractNumId="15" w15:restartNumberingAfterBreak="0">
+  <w:abstractNum w:abstractNumId="18" w15:restartNumberingAfterBreak="0">
     <w:nsid w:val="347B161A"/>
     <w:multiLevelType w:val="multilevel"/>
     <w:tmpl w:val="334E9060"/>
@@ -7785,7 +8816,7 @@
       </w:rPr>
     </w:lvl>
   </w:abstractNum>
-  <w:abstractNum w:abstractNumId="16" w15:restartNumberingAfterBreak="0">
+  <w:abstractNum w:abstractNumId="19" w15:restartNumberingAfterBreak="0">
     <w:nsid w:val="34CA6535"/>
     <w:multiLevelType w:val="multilevel"/>
     <w:tmpl w:val="C1C8B800"/>
@@ -7892,7 +8923,7 @@
       </w:rPr>
     </w:lvl>
   </w:abstractNum>
-  <w:abstractNum w:abstractNumId="17" w15:restartNumberingAfterBreak="0">
+  <w:abstractNum w:abstractNumId="20" w15:restartNumberingAfterBreak="0">
     <w:nsid w:val="369F2143"/>
     <w:multiLevelType w:val="multilevel"/>
     <w:tmpl w:val="E826A684"/>
@@ -8005,7 +9036,7 @@
       </w:pPr>
     </w:lvl>
   </w:abstractNum>
-  <w:abstractNum w:abstractNumId="18" w15:restartNumberingAfterBreak="0">
+  <w:abstractNum w:abstractNumId="21" w15:restartNumberingAfterBreak="0">
     <w:nsid w:val="3EB44D2D"/>
     <w:multiLevelType w:val="multilevel"/>
     <w:tmpl w:val="0C70987A"/>
@@ -8112,13 +9143,13 @@
       </w:rPr>
     </w:lvl>
   </w:abstractNum>
-  <w:abstractNum w:abstractNumId="19" w15:restartNumberingAfterBreak="0">
+  <w:abstractNum w:abstractNumId="22" w15:restartNumberingAfterBreak="0">
     <w:nsid w:val="42AB4DBA"/>
     <w:multiLevelType w:val="multilevel"/>
     <w:tmpl w:val="AB88EA70"/>
     <w:numStyleLink w:val="WWNum2"/>
   </w:abstractNum>
-  <w:abstractNum w:abstractNumId="20" w15:restartNumberingAfterBreak="0">
+  <w:abstractNum w:abstractNumId="23" w15:restartNumberingAfterBreak="0">
     <w:nsid w:val="43891D01"/>
     <w:multiLevelType w:val="multilevel"/>
     <w:tmpl w:val="BDFE3430"/>
@@ -8225,7 +9256,7 @@
       </w:rPr>
     </w:lvl>
   </w:abstractNum>
-  <w:abstractNum w:abstractNumId="21" w15:restartNumberingAfterBreak="0">
+  <w:abstractNum w:abstractNumId="24" w15:restartNumberingAfterBreak="0">
     <w:nsid w:val="442618C5"/>
     <w:multiLevelType w:val="multilevel"/>
     <w:tmpl w:val="02E2EA82"/>
@@ -8370,7 +9401,7 @@
       </w:rPr>
     </w:lvl>
   </w:abstractNum>
-  <w:abstractNum w:abstractNumId="22" w15:restartNumberingAfterBreak="0">
+  <w:abstractNum w:abstractNumId="25" w15:restartNumberingAfterBreak="0">
     <w:nsid w:val="45800259"/>
     <w:multiLevelType w:val="hybridMultilevel"/>
     <w:tmpl w:val="5F1C0890"/>
@@ -8459,7 +9490,7 @@
       </w:pPr>
     </w:lvl>
   </w:abstractNum>
-  <w:abstractNum w:abstractNumId="23" w15:restartNumberingAfterBreak="0">
+  <w:abstractNum w:abstractNumId="26" w15:restartNumberingAfterBreak="0">
     <w:nsid w:val="45BE5143"/>
     <w:multiLevelType w:val="multilevel"/>
     <w:tmpl w:val="8FC02832"/>
@@ -8575,7 +9606,7 @@
       </w:rPr>
     </w:lvl>
   </w:abstractNum>
-  <w:abstractNum w:abstractNumId="24" w15:restartNumberingAfterBreak="0">
+  <w:abstractNum w:abstractNumId="27" w15:restartNumberingAfterBreak="0">
     <w:nsid w:val="49E22325"/>
     <w:multiLevelType w:val="multilevel"/>
     <w:tmpl w:val="6A943504"/>
@@ -8665,7 +9696,7 @@
       </w:pPr>
     </w:lvl>
   </w:abstractNum>
-  <w:abstractNum w:abstractNumId="25" w15:restartNumberingAfterBreak="0">
+  <w:abstractNum w:abstractNumId="28" w15:restartNumberingAfterBreak="0">
     <w:nsid w:val="49F61D3E"/>
     <w:multiLevelType w:val="hybridMultilevel"/>
     <w:tmpl w:val="CE460514"/>
@@ -8778,7 +9809,7 @@
       </w:rPr>
     </w:lvl>
   </w:abstractNum>
-  <w:abstractNum w:abstractNumId="26" w15:restartNumberingAfterBreak="0">
+  <w:abstractNum w:abstractNumId="29" w15:restartNumberingAfterBreak="0">
     <w:nsid w:val="4BAF49F4"/>
     <w:multiLevelType w:val="multilevel"/>
     <w:tmpl w:val="AB88EA70"/>
@@ -8885,7 +9916,120 @@
       </w:rPr>
     </w:lvl>
   </w:abstractNum>
-  <w:abstractNum w:abstractNumId="27" w15:restartNumberingAfterBreak="0">
+  <w:abstractNum w:abstractNumId="30" w15:restartNumberingAfterBreak="0">
+    <w:nsid w:val="51310453"/>
+    <w:multiLevelType w:val="hybridMultilevel"/>
+    <w:tmpl w:val="0A829DEA"/>
+    <w:lvl w:ilvl="0" w:tplc="24985164">
+      <w:start w:val="1"/>
+      <w:numFmt w:val="bullet"/>
+      <w:lvlText w:val="-"/>
+      <w:lvlJc w:val="left"/>
+      <w:pPr>
+        <w:ind w:left="1800" w:hanging="360"/>
+      </w:pPr>
+      <w:rPr>
+        <w:rFonts w:ascii="Montserrat" w:eastAsia="Montserrat" w:hAnsi="Montserrat" w:cs="Montserrat" w:hint="default"/>
+      </w:rPr>
+    </w:lvl>
+    <w:lvl w:ilvl="1" w:tplc="040C0003" w:tentative="1">
+      <w:start w:val="1"/>
+      <w:numFmt w:val="bullet"/>
+      <w:lvlText w:val="o"/>
+      <w:lvlJc w:val="left"/>
+      <w:pPr>
+        <w:ind w:left="2520" w:hanging="360"/>
+      </w:pPr>
+      <w:rPr>
+        <w:rFonts w:ascii="Courier New" w:hAnsi="Courier New" w:cs="Courier New" w:hint="default"/>
+      </w:rPr>
+    </w:lvl>
+    <w:lvl w:ilvl="2" w:tplc="040C0005" w:tentative="1">
+      <w:start w:val="1"/>
+      <w:numFmt w:val="bullet"/>
+      <w:lvlText w:val=""/>
+      <w:lvlJc w:val="left"/>
+      <w:pPr>
+        <w:ind w:left="3240" w:hanging="360"/>
+      </w:pPr>
+      <w:rPr>
+        <w:rFonts w:ascii="Wingdings" w:hAnsi="Wingdings" w:hint="default"/>
+      </w:rPr>
+    </w:lvl>
+    <w:lvl w:ilvl="3" w:tplc="040C0001" w:tentative="1">
+      <w:start w:val="1"/>
+      <w:numFmt w:val="bullet"/>
+      <w:lvlText w:val=""/>
+      <w:lvlJc w:val="left"/>
+      <w:pPr>
+        <w:ind w:left="3960" w:hanging="360"/>
+      </w:pPr>
+      <w:rPr>
+        <w:rFonts w:ascii="Symbol" w:hAnsi="Symbol" w:hint="default"/>
+      </w:rPr>
+    </w:lvl>
+    <w:lvl w:ilvl="4" w:tplc="040C0003" w:tentative="1">
+      <w:start w:val="1"/>
+      <w:numFmt w:val="bullet"/>
+      <w:lvlText w:val="o"/>
+      <w:lvlJc w:val="left"/>
+      <w:pPr>
+        <w:ind w:left="4680" w:hanging="360"/>
+      </w:pPr>
+      <w:rPr>
+        <w:rFonts w:ascii="Courier New" w:hAnsi="Courier New" w:cs="Courier New" w:hint="default"/>
+      </w:rPr>
+    </w:lvl>
+    <w:lvl w:ilvl="5" w:tplc="040C0005" w:tentative="1">
+      <w:start w:val="1"/>
+      <w:numFmt w:val="bullet"/>
+      <w:lvlText w:val=""/>
+      <w:lvlJc w:val="left"/>
+      <w:pPr>
+        <w:ind w:left="5400" w:hanging="360"/>
+      </w:pPr>
+      <w:rPr>
+        <w:rFonts w:ascii="Wingdings" w:hAnsi="Wingdings" w:hint="default"/>
+      </w:rPr>
+    </w:lvl>
+    <w:lvl w:ilvl="6" w:tplc="040C0001" w:tentative="1">
+      <w:start w:val="1"/>
+      <w:numFmt w:val="bullet"/>
+      <w:lvlText w:val=""/>
+      <w:lvlJc w:val="left"/>
+      <w:pPr>
+        <w:ind w:left="6120" w:hanging="360"/>
+      </w:pPr>
+      <w:rPr>
+        <w:rFonts w:ascii="Symbol" w:hAnsi="Symbol" w:hint="default"/>
+      </w:rPr>
+    </w:lvl>
+    <w:lvl w:ilvl="7" w:tplc="040C0003" w:tentative="1">
+      <w:start w:val="1"/>
+      <w:numFmt w:val="bullet"/>
+      <w:lvlText w:val="o"/>
+      <w:lvlJc w:val="left"/>
+      <w:pPr>
+        <w:ind w:left="6840" w:hanging="360"/>
+      </w:pPr>
+      <w:rPr>
+        <w:rFonts w:ascii="Courier New" w:hAnsi="Courier New" w:cs="Courier New" w:hint="default"/>
+      </w:rPr>
+    </w:lvl>
+    <w:lvl w:ilvl="8" w:tplc="040C0005" w:tentative="1">
+      <w:start w:val="1"/>
+      <w:numFmt w:val="bullet"/>
+      <w:lvlText w:val=""/>
+      <w:lvlJc w:val="left"/>
+      <w:pPr>
+        <w:ind w:left="7560" w:hanging="360"/>
+      </w:pPr>
+      <w:rPr>
+        <w:rFonts w:ascii="Wingdings" w:hAnsi="Wingdings" w:hint="default"/>
+      </w:rPr>
+    </w:lvl>
+  </w:abstractNum>
+  <w:abstractNum w:abstractNumId="31" w15:restartNumberingAfterBreak="0">
     <w:nsid w:val="53215023"/>
     <w:multiLevelType w:val="multilevel"/>
     <w:tmpl w:val="1A30E80A"/>
@@ -9034,7 +10178,7 @@
       </w:rPr>
     </w:lvl>
   </w:abstractNum>
-  <w:abstractNum w:abstractNumId="28" w15:restartNumberingAfterBreak="0">
+  <w:abstractNum w:abstractNumId="32" w15:restartNumberingAfterBreak="0">
     <w:nsid w:val="55126445"/>
     <w:multiLevelType w:val="multilevel"/>
     <w:tmpl w:val="ECE4A7D8"/>
@@ -9147,7 +10291,7 @@
       </w:rPr>
     </w:lvl>
   </w:abstractNum>
-  <w:abstractNum w:abstractNumId="29" w15:restartNumberingAfterBreak="0">
+  <w:abstractNum w:abstractNumId="33" w15:restartNumberingAfterBreak="0">
     <w:nsid w:val="55D05F70"/>
     <w:multiLevelType w:val="hybridMultilevel"/>
     <w:tmpl w:val="CF660D74"/>
@@ -9260,7 +10404,7 @@
       </w:rPr>
     </w:lvl>
   </w:abstractNum>
-  <w:abstractNum w:abstractNumId="30" w15:restartNumberingAfterBreak="0">
+  <w:abstractNum w:abstractNumId="34" w15:restartNumberingAfterBreak="0">
     <w:nsid w:val="58FC71ED"/>
     <w:multiLevelType w:val="multilevel"/>
     <w:tmpl w:val="A7D2C3B0"/>
@@ -9409,7 +10553,7 @@
       </w:rPr>
     </w:lvl>
   </w:abstractNum>
-  <w:abstractNum w:abstractNumId="31" w15:restartNumberingAfterBreak="0">
+  <w:abstractNum w:abstractNumId="35" w15:restartNumberingAfterBreak="0">
     <w:nsid w:val="60A90614"/>
     <w:multiLevelType w:val="multilevel"/>
     <w:tmpl w:val="4D54FA9A"/>
@@ -9499,7 +10643,7 @@
       </w:pPr>
     </w:lvl>
   </w:abstractNum>
-  <w:abstractNum w:abstractNumId="32" w15:restartNumberingAfterBreak="0">
+  <w:abstractNum w:abstractNumId="36" w15:restartNumberingAfterBreak="0">
     <w:nsid w:val="61A65751"/>
     <w:multiLevelType w:val="multilevel"/>
     <w:tmpl w:val="0628A5EE"/>
@@ -9648,7 +10792,7 @@
       </w:rPr>
     </w:lvl>
   </w:abstractNum>
-  <w:abstractNum w:abstractNumId="33" w15:restartNumberingAfterBreak="0">
+  <w:abstractNum w:abstractNumId="37" w15:restartNumberingAfterBreak="0">
     <w:nsid w:val="648055CD"/>
     <w:multiLevelType w:val="multilevel"/>
     <w:tmpl w:val="4908054E"/>
@@ -9789,7 +10933,7 @@
       </w:rPr>
     </w:lvl>
   </w:abstractNum>
-  <w:abstractNum w:abstractNumId="34" w15:restartNumberingAfterBreak="0">
+  <w:abstractNum w:abstractNumId="38" w15:restartNumberingAfterBreak="0">
     <w:nsid w:val="656344E9"/>
     <w:multiLevelType w:val="multilevel"/>
     <w:tmpl w:val="C0E0E1E4"/>
@@ -9938,7 +11082,153 @@
       </w:rPr>
     </w:lvl>
   </w:abstractNum>
-  <w:abstractNum w:abstractNumId="35" w15:restartNumberingAfterBreak="0">
+  <w:abstractNum w:abstractNumId="39" w15:restartNumberingAfterBreak="0">
+    <w:nsid w:val="671B3E57"/>
+    <w:multiLevelType w:val="multilevel"/>
+    <w:tmpl w:val="C54470CA"/>
+    <w:lvl w:ilvl="0">
+      <w:start w:val="1"/>
+      <w:numFmt w:val="bullet"/>
+      <w:lvlText w:val="-"/>
+      <w:lvlJc w:val="left"/>
+      <w:pPr>
+        <w:ind w:left="2160" w:hanging="360"/>
+      </w:pPr>
+      <w:rPr>
+        <w:rFonts w:ascii="Montserrat" w:eastAsia="Montserrat" w:hAnsi="Montserrat" w:cs="Montserrat" w:hint="default"/>
+        <w:sz w:val="20"/>
+      </w:rPr>
+    </w:lvl>
+    <w:lvl w:ilvl="1" w:tentative="1">
+      <w:start w:val="1"/>
+      <w:numFmt w:val="bullet"/>
+      <w:lvlText w:val="o"/>
+      <w:lvlJc w:val="left"/>
+      <w:pPr>
+        <w:tabs>
+          <w:tab w:val="num" w:pos="2880"/>
+        </w:tabs>
+        <w:ind w:left="2880" w:hanging="360"/>
+      </w:pPr>
+      <w:rPr>
+        <w:rFonts w:ascii="Courier New" w:hAnsi="Courier New" w:hint="default"/>
+        <w:sz w:val="20"/>
+      </w:rPr>
+    </w:lvl>
+    <w:lvl w:ilvl="2" w:tentative="1">
+      <w:start w:val="1"/>
+      <w:numFmt w:val="bullet"/>
+      <w:lvlText w:val=""/>
+      <w:lvlJc w:val="left"/>
+      <w:pPr>
+        <w:tabs>
+          <w:tab w:val="num" w:pos="3600"/>
+        </w:tabs>
+        <w:ind w:left="3600" w:hanging="360"/>
+      </w:pPr>
+      <w:rPr>
+        <w:rFonts w:ascii="Wingdings" w:hAnsi="Wingdings" w:hint="default"/>
+        <w:sz w:val="20"/>
+      </w:rPr>
+    </w:lvl>
+    <w:lvl w:ilvl="3" w:tentative="1">
+      <w:start w:val="1"/>
+      <w:numFmt w:val="bullet"/>
+      <w:lvlText w:val=""/>
+      <w:lvlJc w:val="left"/>
+      <w:pPr>
+        <w:tabs>
+          <w:tab w:val="num" w:pos="4320"/>
+        </w:tabs>
+        <w:ind w:left="4320" w:hanging="360"/>
+      </w:pPr>
+      <w:rPr>
+        <w:rFonts w:ascii="Wingdings" w:hAnsi="Wingdings" w:hint="default"/>
+        <w:sz w:val="20"/>
+      </w:rPr>
+    </w:lvl>
+    <w:lvl w:ilvl="4" w:tentative="1">
+      <w:start w:val="1"/>
+      <w:numFmt w:val="bullet"/>
+      <w:lvlText w:val=""/>
+      <w:lvlJc w:val="left"/>
+      <w:pPr>
+        <w:tabs>
+          <w:tab w:val="num" w:pos="5040"/>
+        </w:tabs>
+        <w:ind w:left="5040" w:hanging="360"/>
+      </w:pPr>
+      <w:rPr>
+        <w:rFonts w:ascii="Wingdings" w:hAnsi="Wingdings" w:hint="default"/>
+        <w:sz w:val="20"/>
+      </w:rPr>
+    </w:lvl>
+    <w:lvl w:ilvl="5" w:tentative="1">
+      <w:start w:val="1"/>
+      <w:numFmt w:val="bullet"/>
+      <w:lvlText w:val=""/>
+      <w:lvlJc w:val="left"/>
+      <w:pPr>
+        <w:tabs>
+          <w:tab w:val="num" w:pos="5760"/>
+        </w:tabs>
+        <w:ind w:left="5760" w:hanging="360"/>
+      </w:pPr>
+      <w:rPr>
+        <w:rFonts w:ascii="Wingdings" w:hAnsi="Wingdings" w:hint="default"/>
+        <w:sz w:val="20"/>
+      </w:rPr>
+    </w:lvl>
+    <w:lvl w:ilvl="6" w:tentative="1">
+      <w:start w:val="1"/>
+      <w:numFmt w:val="bullet"/>
+      <w:lvlText w:val=""/>
+      <w:lvlJc w:val="left"/>
+      <w:pPr>
+        <w:tabs>
+          <w:tab w:val="num" w:pos="6480"/>
+        </w:tabs>
+        <w:ind w:left="6480" w:hanging="360"/>
+      </w:pPr>
+      <w:rPr>
+        <w:rFonts w:ascii="Wingdings" w:hAnsi="Wingdings" w:hint="default"/>
+        <w:sz w:val="20"/>
+      </w:rPr>
+    </w:lvl>
+    <w:lvl w:ilvl="7" w:tentative="1">
+      <w:start w:val="1"/>
+      <w:numFmt w:val="bullet"/>
+      <w:lvlText w:val=""/>
+      <w:lvlJc w:val="left"/>
+      <w:pPr>
+        <w:tabs>
+          <w:tab w:val="num" w:pos="7200"/>
+        </w:tabs>
+        <w:ind w:left="7200" w:hanging="360"/>
+      </w:pPr>
+      <w:rPr>
+        <w:rFonts w:ascii="Wingdings" w:hAnsi="Wingdings" w:hint="default"/>
+        <w:sz w:val="20"/>
+      </w:rPr>
+    </w:lvl>
+    <w:lvl w:ilvl="8" w:tentative="1">
+      <w:start w:val="1"/>
+      <w:numFmt w:val="bullet"/>
+      <w:lvlText w:val=""/>
+      <w:lvlJc w:val="left"/>
+      <w:pPr>
+        <w:tabs>
+          <w:tab w:val="num" w:pos="7920"/>
+        </w:tabs>
+        <w:ind w:left="7920" w:hanging="360"/>
+      </w:pPr>
+      <w:rPr>
+        <w:rFonts w:ascii="Wingdings" w:hAnsi="Wingdings" w:hint="default"/>
+        <w:sz w:val="20"/>
+      </w:rPr>
+    </w:lvl>
+  </w:abstractNum>
+  <w:abstractNum w:abstractNumId="40" w15:restartNumberingAfterBreak="0">
     <w:nsid w:val="68292FA6"/>
     <w:multiLevelType w:val="multilevel"/>
     <w:tmpl w:val="4F2E2122"/>
@@ -10045,7 +11335,7 @@
       </w:rPr>
     </w:lvl>
   </w:abstractNum>
-  <w:abstractNum w:abstractNumId="36" w15:restartNumberingAfterBreak="0">
+  <w:abstractNum w:abstractNumId="41" w15:restartNumberingAfterBreak="0">
     <w:nsid w:val="6B5B5B7A"/>
     <w:multiLevelType w:val="multilevel"/>
     <w:tmpl w:val="4EC43702"/>
@@ -10194,7 +11484,7 @@
       </w:rPr>
     </w:lvl>
   </w:abstractNum>
-  <w:abstractNum w:abstractNumId="37" w15:restartNumberingAfterBreak="0">
+  <w:abstractNum w:abstractNumId="42" w15:restartNumberingAfterBreak="0">
     <w:nsid w:val="6D692790"/>
     <w:multiLevelType w:val="multilevel"/>
     <w:tmpl w:val="ECBC68D4"/>
@@ -10343,7 +11633,7 @@
       </w:rPr>
     </w:lvl>
   </w:abstractNum>
-  <w:abstractNum w:abstractNumId="38" w15:restartNumberingAfterBreak="0">
+  <w:abstractNum w:abstractNumId="43" w15:restartNumberingAfterBreak="0">
     <w:nsid w:val="6FF4237A"/>
     <w:multiLevelType w:val="multilevel"/>
     <w:tmpl w:val="6BE4A39A"/>
@@ -10492,7 +11782,7 @@
       </w:rPr>
     </w:lvl>
   </w:abstractNum>
-  <w:abstractNum w:abstractNumId="39" w15:restartNumberingAfterBreak="0">
+  <w:abstractNum w:abstractNumId="44" w15:restartNumberingAfterBreak="0">
     <w:nsid w:val="7BB51BDF"/>
     <w:multiLevelType w:val="hybridMultilevel"/>
     <w:tmpl w:val="77D46284"/>
@@ -10581,13 +11871,13 @@
       </w:pPr>
     </w:lvl>
   </w:abstractNum>
-  <w:abstractNum w:abstractNumId="40" w15:restartNumberingAfterBreak="0">
+  <w:abstractNum w:abstractNumId="45" w15:restartNumberingAfterBreak="0">
     <w:nsid w:val="7D416B9D"/>
     <w:multiLevelType w:val="multilevel"/>
     <w:tmpl w:val="AB88EA70"/>
     <w:numStyleLink w:val="WWNum2"/>
   </w:abstractNum>
-  <w:abstractNum w:abstractNumId="41" w15:restartNumberingAfterBreak="0">
+  <w:abstractNum w:abstractNumId="46" w15:restartNumberingAfterBreak="0">
     <w:nsid w:val="7FC44B89"/>
     <w:multiLevelType w:val="hybridMultilevel"/>
     <w:tmpl w:val="BBF669AE"/>
@@ -10677,28 +11967,28 @@
     </w:lvl>
   </w:abstractNum>
   <w:num w:numId="1" w16cid:durableId="992491985">
-    <w:abstractNumId w:val="35"/>
+    <w:abstractNumId w:val="40"/>
   </w:num>
   <w:num w:numId="2" w16cid:durableId="665014589">
-    <w:abstractNumId w:val="26"/>
+    <w:abstractNumId w:val="29"/>
   </w:num>
   <w:num w:numId="3" w16cid:durableId="904560575">
-    <w:abstractNumId w:val="23"/>
+    <w:abstractNumId w:val="26"/>
   </w:num>
   <w:num w:numId="4" w16cid:durableId="769739899">
     <w:abstractNumId w:val="5"/>
   </w:num>
   <w:num w:numId="5" w16cid:durableId="1065180047">
-    <w:abstractNumId w:val="20"/>
+    <w:abstractNumId w:val="23"/>
   </w:num>
   <w:num w:numId="6" w16cid:durableId="1074275912">
-    <w:abstractNumId w:val="16"/>
+    <w:abstractNumId w:val="19"/>
   </w:num>
   <w:num w:numId="7" w16cid:durableId="377826602">
-    <w:abstractNumId w:val="18"/>
+    <w:abstractNumId w:val="21"/>
   </w:num>
   <w:num w:numId="8" w16cid:durableId="2141722148">
-    <w:abstractNumId w:val="23"/>
+    <w:abstractNumId w:val="26"/>
     <w:lvlOverride w:ilvl="0">
       <w:startOverride w:val="1"/>
     </w:lvlOverride>
@@ -10707,124 +11997,139 @@
     <w:abstractNumId w:val="5"/>
   </w:num>
   <w:num w:numId="10" w16cid:durableId="1535343507">
-    <w:abstractNumId w:val="16"/>
+    <w:abstractNumId w:val="19"/>
   </w:num>
   <w:num w:numId="11" w16cid:durableId="2066709645">
-    <w:abstractNumId w:val="18"/>
+    <w:abstractNumId w:val="21"/>
   </w:num>
   <w:num w:numId="12" w16cid:durableId="855995120">
-    <w:abstractNumId w:val="35"/>
+    <w:abstractNumId w:val="40"/>
   </w:num>
   <w:num w:numId="13" w16cid:durableId="919028124">
-    <w:abstractNumId w:val="20"/>
+    <w:abstractNumId w:val="23"/>
   </w:num>
   <w:num w:numId="14" w16cid:durableId="725372548">
-    <w:abstractNumId w:val="26"/>
+    <w:abstractNumId w:val="29"/>
   </w:num>
   <w:num w:numId="15" w16cid:durableId="508561580">
     <w:abstractNumId w:val="1"/>
   </w:num>
   <w:num w:numId="16" w16cid:durableId="1114515867">
-    <w:abstractNumId w:val="7"/>
+    <w:abstractNumId w:val="8"/>
   </w:num>
   <w:num w:numId="17" w16cid:durableId="1247808006">
-    <w:abstractNumId w:val="22"/>
+    <w:abstractNumId w:val="25"/>
   </w:num>
   <w:num w:numId="18" w16cid:durableId="2140688099">
-    <w:abstractNumId w:val="8"/>
+    <w:abstractNumId w:val="9"/>
   </w:num>
   <w:num w:numId="19" w16cid:durableId="835026932">
-    <w:abstractNumId w:val="34"/>
+    <w:abstractNumId w:val="38"/>
   </w:num>
   <w:num w:numId="20" w16cid:durableId="283464640">
     <w:abstractNumId w:val="4"/>
   </w:num>
   <w:num w:numId="21" w16cid:durableId="2040623062">
-    <w:abstractNumId w:val="12"/>
+    <w:abstractNumId w:val="14"/>
   </w:num>
   <w:num w:numId="22" w16cid:durableId="57872178">
-    <w:abstractNumId w:val="21"/>
+    <w:abstractNumId w:val="24"/>
   </w:num>
   <w:num w:numId="23" w16cid:durableId="1695299451">
-    <w:abstractNumId w:val="33"/>
+    <w:abstractNumId w:val="37"/>
   </w:num>
   <w:num w:numId="24" w16cid:durableId="2100440229">
-    <w:abstractNumId w:val="14"/>
+    <w:abstractNumId w:val="17"/>
   </w:num>
   <w:num w:numId="25" w16cid:durableId="1931771703">
-    <w:abstractNumId w:val="38"/>
+    <w:abstractNumId w:val="43"/>
   </w:num>
   <w:num w:numId="26" w16cid:durableId="1652324804">
-    <w:abstractNumId w:val="36"/>
+    <w:abstractNumId w:val="41"/>
   </w:num>
   <w:num w:numId="27" w16cid:durableId="342558120">
-    <w:abstractNumId w:val="15"/>
+    <w:abstractNumId w:val="18"/>
   </w:num>
   <w:num w:numId="28" w16cid:durableId="1103692947">
+    <w:abstractNumId w:val="13"/>
+  </w:num>
+  <w:num w:numId="29" w16cid:durableId="110327406">
     <w:abstractNumId w:val="11"/>
   </w:num>
-  <w:num w:numId="29" w16cid:durableId="110327406">
-    <w:abstractNumId w:val="10"/>
-  </w:num>
   <w:num w:numId="30" w16cid:durableId="311522546">
-    <w:abstractNumId w:val="19"/>
+    <w:abstractNumId w:val="22"/>
   </w:num>
   <w:num w:numId="31" w16cid:durableId="594901183">
-    <w:abstractNumId w:val="40"/>
+    <w:abstractNumId w:val="45"/>
   </w:num>
   <w:num w:numId="32" w16cid:durableId="2040740711">
     <w:abstractNumId w:val="6"/>
   </w:num>
   <w:num w:numId="33" w16cid:durableId="399257611">
-    <w:abstractNumId w:val="25"/>
+    <w:abstractNumId w:val="28"/>
   </w:num>
   <w:num w:numId="34" w16cid:durableId="962157812">
-    <w:abstractNumId w:val="13"/>
+    <w:abstractNumId w:val="15"/>
   </w:num>
   <w:num w:numId="35" w16cid:durableId="1600406985">
-    <w:abstractNumId w:val="30"/>
+    <w:abstractNumId w:val="34"/>
   </w:num>
   <w:num w:numId="36" w16cid:durableId="1004362009">
     <w:abstractNumId w:val="0"/>
   </w:num>
   <w:num w:numId="37" w16cid:durableId="92363930">
-    <w:abstractNumId w:val="32"/>
+    <w:abstractNumId w:val="36"/>
   </w:num>
   <w:num w:numId="38" w16cid:durableId="791827003">
-    <w:abstractNumId w:val="27"/>
+    <w:abstractNumId w:val="31"/>
   </w:num>
   <w:num w:numId="39" w16cid:durableId="311757669">
-    <w:abstractNumId w:val="37"/>
+    <w:abstractNumId w:val="42"/>
   </w:num>
   <w:num w:numId="40" w16cid:durableId="900364000">
-    <w:abstractNumId w:val="9"/>
+    <w:abstractNumId w:val="10"/>
   </w:num>
   <w:num w:numId="41" w16cid:durableId="290089702">
-    <w:abstractNumId w:val="29"/>
+    <w:abstractNumId w:val="33"/>
   </w:num>
   <w:num w:numId="42" w16cid:durableId="810100676">
-    <w:abstractNumId w:val="17"/>
+    <w:abstractNumId w:val="20"/>
   </w:num>
   <w:num w:numId="43" w16cid:durableId="395903847">
     <w:abstractNumId w:val="3"/>
   </w:num>
   <w:num w:numId="44" w16cid:durableId="688723340">
-    <w:abstractNumId w:val="28"/>
+    <w:abstractNumId w:val="32"/>
   </w:num>
   <w:num w:numId="45" w16cid:durableId="962540139">
-    <w:abstractNumId w:val="41"/>
+    <w:abstractNumId w:val="46"/>
   </w:num>
   <w:num w:numId="46" w16cid:durableId="16585218">
-    <w:abstractNumId w:val="24"/>
+    <w:abstractNumId w:val="27"/>
   </w:num>
   <w:num w:numId="47" w16cid:durableId="711928192">
     <w:abstractNumId w:val="2"/>
   </w:num>
   <w:num w:numId="48" w16cid:durableId="442305193">
-    <w:abstractNumId w:val="39"/>
+    <w:abstractNumId w:val="44"/>
   </w:num>
   <w:num w:numId="49" w16cid:durableId="1395469186">
-    <w:abstractNumId w:val="31"/>
+    <w:abstractNumId w:val="35"/>
+  </w:num>
+  <w:num w:numId="50" w16cid:durableId="1699116225">
+    <w:abstractNumId w:val="30"/>
+  </w:num>
+  <w:num w:numId="51" w16cid:durableId="28184888">
+    <w:abstractNumId w:val="16"/>
+  </w:num>
+  <w:num w:numId="52" w16cid:durableId="1383989588">
+    <w:abstractNumId w:val="12"/>
+  </w:num>
+  <w:num w:numId="53" w16cid:durableId="1289167597">
+    <w:abstractNumId w:val="7"/>
+  </w:num>
+  <w:num w:numId="54" w16cid:durableId="1309363701">
+    <w:abstractNumId w:val="39"/>
   </w:num>
 </w:numbering>
 </file>
@@ -11352,6 +12657,7 @@
   <w:style w:type="character" w:default="1" w:styleId="Policepardfaut">
     <w:name w:val="Default Paragraph Font"/>
     <w:uiPriority w:val="1"/>
+    <w:semiHidden/>
     <w:unhideWhenUsed/>
   </w:style>
   <w:style w:type="table" w:default="1" w:styleId="TableauNormal">
